--- a/Reports/Lab04_DB.docx
+++ b/Reports/Lab04_DB.docx
@@ -439,13 +439,23 @@
           <w:lang w:val="uk-UA" w:eastAsia="en-US"/>
         </w:rPr>
       </w:pPr>
+      <w:proofErr w:type="spellStart"/>
       <w:r>
         <w:rPr>
           <w:sz w:val="28"/>
           <w:szCs w:val="28"/>
           <w:lang w:val="uk-UA" w:eastAsia="en-US"/>
         </w:rPr>
-        <w:t>асист. каф. ПЗ</w:t>
+        <w:t>асист</w:t>
+      </w:r>
+      <w:proofErr w:type="spellEnd"/>
+      <w:r>
+        <w:rPr>
+          <w:sz w:val="28"/>
+          <w:szCs w:val="28"/>
+          <w:lang w:val="uk-UA" w:eastAsia="en-US"/>
+        </w:rPr>
+        <w:t>. каф. ПЗ</w:t>
       </w:r>
     </w:p>
     <w:p>
@@ -459,13 +469,23 @@
           <w:lang w:val="uk-UA" w:eastAsia="en-US"/>
         </w:rPr>
       </w:pPr>
+      <w:proofErr w:type="spellStart"/>
       <w:r>
         <w:rPr>
           <w:sz w:val="28"/>
           <w:szCs w:val="28"/>
           <w:lang w:val="uk-UA" w:eastAsia="en-US"/>
         </w:rPr>
-        <w:t>Білоіваненко М.В.</w:t>
+        <w:t>Білоіваненко</w:t>
+      </w:r>
+      <w:proofErr w:type="spellEnd"/>
+      <w:r>
+        <w:rPr>
+          <w:sz w:val="28"/>
+          <w:szCs w:val="28"/>
+          <w:lang w:val="uk-UA" w:eastAsia="en-US"/>
+        </w:rPr>
+        <w:t xml:space="preserve"> М.В.</w:t>
       </w:r>
     </w:p>
     <w:p>
@@ -674,13 +694,23 @@
           <w:lang w:val="uk-UA" w:eastAsia="en-US"/>
         </w:rPr>
       </w:pPr>
+      <w:proofErr w:type="spellStart"/>
       <w:r>
         <w:rPr>
           <w:sz w:val="28"/>
           <w:szCs w:val="28"/>
           <w:lang w:val="uk-UA" w:eastAsia="en-US"/>
         </w:rPr>
-        <w:t>Майхер В.Ю</w:t>
+        <w:t>Майхер</w:t>
+      </w:r>
+      <w:proofErr w:type="spellEnd"/>
+      <w:r>
+        <w:rPr>
+          <w:sz w:val="28"/>
+          <w:szCs w:val="28"/>
+          <w:lang w:val="uk-UA" w:eastAsia="en-US"/>
+        </w:rPr>
+        <w:t xml:space="preserve"> В.Ю</w:t>
       </w:r>
       <w:r>
         <w:rPr>
@@ -896,7 +926,25 @@
           <w:szCs w:val="28"/>
           <w:lang w:val="uk-UA"/>
         </w:rPr>
-        <w:t>Ознайомлення із можливостями команди SELECT для вибірки даних в реляційних СУБД та синтаксисом її складових частин. Ознайомлення із групуванням та агрегацією даних в реляційних СУБД, призначенням ключового слова DISTINCT. Опрацювання принципів побудови виразів для відбору рядків та перетворення значень за допомогою основних операторів. Механізми обробки невизначених значень у предикатах, виразах, агрегатних функціях, при виконанні сортування. Конструювання інструкцій вибірки, в яких умова відбору задана співставленням із даними іншої таблиці. Конструювання інструкцій оновлення, яківиконують перенесення даних з іншої таблиці</w:t>
+        <w:t xml:space="preserve">Ознайомлення із можливостями команди SELECT для вибірки даних в реляційних СУБД та синтаксисом її складових частин. Ознайомлення із групуванням та агрегацією даних в реляційних СУБД, призначенням ключового слова DISTINCT. Опрацювання принципів побудови виразів для відбору рядків та перетворення значень за допомогою основних операторів. Механізми обробки невизначених значень у предикатах, виразах, агрегатних функціях, при виконанні сортування. Конструювання інструкцій вибірки, в яких умова відбору задана співставленням із даними іншої таблиці. Конструювання інструкцій оновлення, </w:t>
+      </w:r>
+      <w:proofErr w:type="spellStart"/>
+      <w:r>
+        <w:rPr>
+          <w:sz w:val="28"/>
+          <w:szCs w:val="28"/>
+          <w:lang w:val="uk-UA"/>
+        </w:rPr>
+        <w:t>яківиконують</w:t>
+      </w:r>
+      <w:proofErr w:type="spellEnd"/>
+      <w:r>
+        <w:rPr>
+          <w:sz w:val="28"/>
+          <w:szCs w:val="28"/>
+          <w:lang w:val="uk-UA"/>
+        </w:rPr>
+        <w:t xml:space="preserve"> перенесення даних з іншої таблиці</w:t>
       </w:r>
       <w:r>
         <w:rPr>
@@ -1090,7 +1138,25 @@
           <w:szCs w:val="28"/>
           <w:lang w:val="uk-UA"/>
         </w:rPr>
-        <w:t>Крім того, спеціальні оператори, такі як IN, LIKE, BETWEEN, EXISTS, ALL та ANY, надають можливості для складніших запитів, які включають підзапити та різноманітні умови відбору, роблячи запити більш гнучкими та потужними. Використання цих операторів допомагає вирішити широкий спектр завдань, від простого фільтрування даних до реалізації складних логічних умов у запитах.</w:t>
+        <w:t xml:space="preserve">Крім того, спеціальні оператори, такі як IN, LIKE, BETWEEN, EXISTS, ALL та ANY, надають можливості для складніших запитів, які включають </w:t>
+      </w:r>
+      <w:proofErr w:type="spellStart"/>
+      <w:r>
+        <w:rPr>
+          <w:sz w:val="28"/>
+          <w:szCs w:val="28"/>
+          <w:lang w:val="uk-UA"/>
+        </w:rPr>
+        <w:t>підзапити</w:t>
+      </w:r>
+      <w:proofErr w:type="spellEnd"/>
+      <w:r>
+        <w:rPr>
+          <w:sz w:val="28"/>
+          <w:szCs w:val="28"/>
+          <w:lang w:val="uk-UA"/>
+        </w:rPr>
+        <w:t xml:space="preserve"> та різноманітні умови відбору, роблячи запити більш гнучкими та потужними. Використання цих операторів допомагає вирішити широкий спектр завдань, від простого фільтрування даних до реалізації складних логічних умов у запитах.</w:t>
       </w:r>
     </w:p>
     <w:p>
@@ -1656,8 +1722,18 @@
           <w:szCs w:val="28"/>
           <w:lang w:val="uk-UA"/>
         </w:rPr>
-        <w:t xml:space="preserve">  client</w:t>
-      </w:r>
+        <w:t xml:space="preserve">  </w:t>
+      </w:r>
+      <w:proofErr w:type="spellStart"/>
+      <w:r>
+        <w:rPr>
+          <w:sz w:val="28"/>
+          <w:szCs w:val="28"/>
+          <w:lang w:val="uk-UA"/>
+        </w:rPr>
+        <w:t>client</w:t>
+      </w:r>
+      <w:proofErr w:type="spellEnd"/>
       <w:r>
         <w:rPr>
           <w:sz w:val="28"/>
@@ -1750,7 +1826,95 @@
           <w:szCs w:val="28"/>
           <w:lang w:val="uk-UA"/>
         </w:rPr>
-        <w:t>SELECT "FirstName", "LastName", "PhoneNumber" FROM "Clients"</w:t>
+        <w:t>SELECT "</w:t>
+      </w:r>
+      <w:proofErr w:type="spellStart"/>
+      <w:r>
+        <w:rPr>
+          <w:b/>
+          <w:bCs/>
+          <w:sz w:val="28"/>
+          <w:szCs w:val="28"/>
+          <w:lang w:val="uk-UA"/>
+        </w:rPr>
+        <w:t>FirstName</w:t>
+      </w:r>
+      <w:proofErr w:type="spellEnd"/>
+      <w:r>
+        <w:rPr>
+          <w:b/>
+          <w:bCs/>
+          <w:sz w:val="28"/>
+          <w:szCs w:val="28"/>
+          <w:lang w:val="uk-UA"/>
+        </w:rPr>
+        <w:t>", "</w:t>
+      </w:r>
+      <w:proofErr w:type="spellStart"/>
+      <w:r>
+        <w:rPr>
+          <w:b/>
+          <w:bCs/>
+          <w:sz w:val="28"/>
+          <w:szCs w:val="28"/>
+          <w:lang w:val="uk-UA"/>
+        </w:rPr>
+        <w:t>LastName</w:t>
+      </w:r>
+      <w:proofErr w:type="spellEnd"/>
+      <w:r>
+        <w:rPr>
+          <w:b/>
+          <w:bCs/>
+          <w:sz w:val="28"/>
+          <w:szCs w:val="28"/>
+          <w:lang w:val="uk-UA"/>
+        </w:rPr>
+        <w:t>", "</w:t>
+      </w:r>
+      <w:proofErr w:type="spellStart"/>
+      <w:r>
+        <w:rPr>
+          <w:b/>
+          <w:bCs/>
+          <w:sz w:val="28"/>
+          <w:szCs w:val="28"/>
+          <w:lang w:val="uk-UA"/>
+        </w:rPr>
+        <w:t>PhoneNumber</w:t>
+      </w:r>
+      <w:proofErr w:type="spellEnd"/>
+      <w:r>
+        <w:rPr>
+          <w:b/>
+          <w:bCs/>
+          <w:sz w:val="28"/>
+          <w:szCs w:val="28"/>
+          <w:lang w:val="uk-UA"/>
+        </w:rPr>
+        <w:t>" FROM "</w:t>
+      </w:r>
+      <w:proofErr w:type="spellStart"/>
+      <w:r>
+        <w:rPr>
+          <w:b/>
+          <w:bCs/>
+          <w:sz w:val="28"/>
+          <w:szCs w:val="28"/>
+          <w:lang w:val="uk-UA"/>
+        </w:rPr>
+        <w:t>Clients</w:t>
+      </w:r>
+      <w:proofErr w:type="spellEnd"/>
+      <w:r>
+        <w:rPr>
+          <w:b/>
+          <w:bCs/>
+          <w:sz w:val="28"/>
+          <w:szCs w:val="28"/>
+          <w:lang w:val="uk-UA"/>
+        </w:rPr>
+        <w:t>"</w:t>
       </w:r>
     </w:p>
     <w:p>
@@ -2117,7 +2281,25 @@
           <w:szCs w:val="28"/>
           <w:lang w:val="uk-UA"/>
         </w:rPr>
-        <w:t xml:space="preserve">“Відхилено” </w:t>
+        <w:t>“</w:t>
+      </w:r>
+      <w:proofErr w:type="spellStart"/>
+      <w:r>
+        <w:rPr>
+          <w:sz w:val="28"/>
+          <w:szCs w:val="28"/>
+          <w:lang w:val="uk-UA"/>
+        </w:rPr>
+        <w:t>Відхилено</w:t>
+      </w:r>
+      <w:proofErr w:type="spellEnd"/>
+      <w:r>
+        <w:rPr>
+          <w:sz w:val="28"/>
+          <w:szCs w:val="28"/>
+          <w:lang w:val="uk-UA"/>
+        </w:rPr>
+        <w:t xml:space="preserve">” </w:t>
       </w:r>
       <w:r>
         <w:rPr>
@@ -2127,6 +2309,7 @@
         </w:rPr>
         <w:t>(</w:t>
       </w:r>
+      <w:proofErr w:type="spellStart"/>
       <w:r>
         <w:rPr>
           <w:sz w:val="28"/>
@@ -2141,15 +2324,42 @@
           <w:szCs w:val="28"/>
           <w:lang w:val="uk-UA"/>
         </w:rPr>
-        <w:t xml:space="preserve">tatus = </w:t>
-      </w:r>
-      <w:r>
-        <w:rPr>
-          <w:sz w:val="28"/>
-          <w:szCs w:val="28"/>
-          <w:lang w:val="uk-UA"/>
-        </w:rPr>
-        <w:t>‘Rejected’</w:t>
+        <w:t>tatus</w:t>
+      </w:r>
+      <w:proofErr w:type="spellEnd"/>
+      <w:r>
+        <w:rPr>
+          <w:sz w:val="28"/>
+          <w:szCs w:val="28"/>
+          <w:lang w:val="uk-UA"/>
+        </w:rPr>
+        <w:t xml:space="preserve"> = </w:t>
+      </w:r>
+      <w:r>
+        <w:rPr>
+          <w:sz w:val="28"/>
+          <w:szCs w:val="28"/>
+          <w:lang w:val="uk-UA"/>
+        </w:rPr>
+        <w:t>‘</w:t>
+      </w:r>
+      <w:proofErr w:type="spellStart"/>
+      <w:r>
+        <w:rPr>
+          <w:sz w:val="28"/>
+          <w:szCs w:val="28"/>
+          <w:lang w:val="uk-UA"/>
+        </w:rPr>
+        <w:t>Rejected</w:t>
+      </w:r>
+      <w:proofErr w:type="spellEnd"/>
+      <w:r>
+        <w:rPr>
+          <w:sz w:val="28"/>
+          <w:szCs w:val="28"/>
+          <w:lang w:val="uk-UA"/>
+        </w:rPr>
+        <w:t>’</w:t>
       </w:r>
       <w:r>
         <w:rPr>
@@ -2191,6 +2401,7 @@
         </w:rPr>
         <w:t xml:space="preserve"> </w:t>
       </w:r>
+      <w:proofErr w:type="spellStart"/>
       <w:r>
         <w:rPr>
           <w:sz w:val="28"/>
@@ -2199,6 +2410,7 @@
         </w:rPr>
         <w:t>Rent</w:t>
       </w:r>
+      <w:proofErr w:type="spellEnd"/>
       <w:r>
         <w:rPr>
           <w:sz w:val="28"/>
@@ -2298,7 +2510,85 @@
           <w:lang w:val="uk-UA" w:eastAsia="en-US"/>
           <w14:ligatures w14:val="standardContextual"/>
         </w:rPr>
-        <w:t>SELECT * FROM "Rents" WHERE "Status" = 'Rejected'</w:t>
+        <w:t>SELECT * FROM "</w:t>
+      </w:r>
+      <w:proofErr w:type="spellStart"/>
+      <w:r>
+        <w:rPr>
+          <w:rFonts w:eastAsiaTheme="minorHAnsi"/>
+          <w:b/>
+          <w:bCs/>
+          <w:sz w:val="28"/>
+          <w:szCs w:val="28"/>
+          <w:lang w:val="uk-UA" w:eastAsia="en-US"/>
+          <w14:ligatures w14:val="standardContextual"/>
+        </w:rPr>
+        <w:t>Rents</w:t>
+      </w:r>
+      <w:proofErr w:type="spellEnd"/>
+      <w:r>
+        <w:rPr>
+          <w:rFonts w:eastAsiaTheme="minorHAnsi"/>
+          <w:b/>
+          <w:bCs/>
+          <w:sz w:val="28"/>
+          <w:szCs w:val="28"/>
+          <w:lang w:val="uk-UA" w:eastAsia="en-US"/>
+          <w14:ligatures w14:val="standardContextual"/>
+        </w:rPr>
+        <w:t>" WHERE "</w:t>
+      </w:r>
+      <w:proofErr w:type="spellStart"/>
+      <w:r>
+        <w:rPr>
+          <w:rFonts w:eastAsiaTheme="minorHAnsi"/>
+          <w:b/>
+          <w:bCs/>
+          <w:sz w:val="28"/>
+          <w:szCs w:val="28"/>
+          <w:lang w:val="uk-UA" w:eastAsia="en-US"/>
+          <w14:ligatures w14:val="standardContextual"/>
+        </w:rPr>
+        <w:t>Status</w:t>
+      </w:r>
+      <w:proofErr w:type="spellEnd"/>
+      <w:r>
+        <w:rPr>
+          <w:rFonts w:eastAsiaTheme="minorHAnsi"/>
+          <w:b/>
+          <w:bCs/>
+          <w:sz w:val="28"/>
+          <w:szCs w:val="28"/>
+          <w:lang w:val="uk-UA" w:eastAsia="en-US"/>
+          <w14:ligatures w14:val="standardContextual"/>
+        </w:rPr>
+        <w:t>" = '</w:t>
+      </w:r>
+      <w:proofErr w:type="spellStart"/>
+      <w:r>
+        <w:rPr>
+          <w:rFonts w:eastAsiaTheme="minorHAnsi"/>
+          <w:b/>
+          <w:bCs/>
+          <w:sz w:val="28"/>
+          <w:szCs w:val="28"/>
+          <w:lang w:val="uk-UA" w:eastAsia="en-US"/>
+          <w14:ligatures w14:val="standardContextual"/>
+        </w:rPr>
+        <w:t>Rejected</w:t>
+      </w:r>
+      <w:proofErr w:type="spellEnd"/>
+      <w:r>
+        <w:rPr>
+          <w:rFonts w:eastAsiaTheme="minorHAnsi"/>
+          <w:b/>
+          <w:bCs/>
+          <w:sz w:val="28"/>
+          <w:szCs w:val="28"/>
+          <w:lang w:val="uk-UA" w:eastAsia="en-US"/>
+          <w14:ligatures w14:val="standardContextual"/>
+        </w:rPr>
+        <w:t>'</w:t>
       </w:r>
     </w:p>
     <w:p>
@@ -2396,7 +2686,29 @@
           <w:lang w:val="uk-UA" w:eastAsia="en-US"/>
           <w14:ligatures w14:val="standardContextual"/>
         </w:rPr>
-        <w:t xml:space="preserve"> “Відхилено”</w:t>
+        <w:t xml:space="preserve"> “</w:t>
+      </w:r>
+      <w:proofErr w:type="spellStart"/>
+      <w:r>
+        <w:rPr>
+          <w:rFonts w:eastAsiaTheme="minorHAnsi"/>
+          <w:sz w:val="28"/>
+          <w:szCs w:val="28"/>
+          <w:lang w:val="uk-UA" w:eastAsia="en-US"/>
+          <w14:ligatures w14:val="standardContextual"/>
+        </w:rPr>
+        <w:t>Відхилено</w:t>
+      </w:r>
+      <w:proofErr w:type="spellEnd"/>
+      <w:r>
+        <w:rPr>
+          <w:rFonts w:eastAsiaTheme="minorHAnsi"/>
+          <w:sz w:val="28"/>
+          <w:szCs w:val="28"/>
+          <w:lang w:val="uk-UA" w:eastAsia="en-US"/>
+          <w14:ligatures w14:val="standardContextual"/>
+        </w:rPr>
+        <w:t>”</w:t>
       </w:r>
       <w:r>
         <w:rPr>
@@ -2572,7 +2884,29 @@
           <w:szCs w:val="28"/>
           <w:lang w:val="uk-UA"/>
         </w:rPr>
-        <w:t>“Відхилено”</w:t>
+        <w:t>“</w:t>
+      </w:r>
+      <w:proofErr w:type="spellStart"/>
+      <w:r>
+        <w:rPr>
+          <w:i/>
+          <w:iCs/>
+          <w:sz w:val="28"/>
+          <w:szCs w:val="28"/>
+          <w:lang w:val="uk-UA"/>
+        </w:rPr>
+        <w:t>Відхилено</w:t>
+      </w:r>
+      <w:proofErr w:type="spellEnd"/>
+      <w:r>
+        <w:rPr>
+          <w:i/>
+          <w:iCs/>
+          <w:sz w:val="28"/>
+          <w:szCs w:val="28"/>
+          <w:lang w:val="uk-UA"/>
+        </w:rPr>
+        <w:t>”</w:t>
       </w:r>
     </w:p>
     <w:p>
@@ -2643,6 +2977,7 @@
         </w:rPr>
         <w:t xml:space="preserve">ь, а саме </w:t>
       </w:r>
+      <w:proofErr w:type="spellStart"/>
       <w:r>
         <w:rPr>
           <w:sz w:val="28"/>
@@ -2651,6 +2986,7 @@
         </w:rPr>
         <w:t>Offices</w:t>
       </w:r>
+      <w:proofErr w:type="spellEnd"/>
       <w:r>
         <w:rPr>
           <w:sz w:val="28"/>
@@ -2675,6 +3011,7 @@
         </w:rPr>
         <w:t xml:space="preserve"> </w:t>
       </w:r>
+      <w:proofErr w:type="spellStart"/>
       <w:r>
         <w:rPr>
           <w:sz w:val="28"/>
@@ -2683,6 +3020,7 @@
         </w:rPr>
         <w:t>Workers</w:t>
       </w:r>
+      <w:proofErr w:type="spellEnd"/>
       <w:r>
         <w:rPr>
           <w:sz w:val="28"/>
@@ -2768,7 +3106,16 @@
           <w:szCs w:val="28"/>
           <w:lang w:val="uk-UA"/>
         </w:rPr>
-        <w:t>Код запит</w:t>
+        <w:t xml:space="preserve">Код </w:t>
+      </w:r>
+      <w:proofErr w:type="spellStart"/>
+      <w:r>
+        <w:rPr>
+          <w:sz w:val="28"/>
+          <w:szCs w:val="28"/>
+          <w:lang w:val="uk-UA"/>
+        </w:rPr>
+        <w:t>запит</w:t>
       </w:r>
       <w:r>
         <w:rPr>
@@ -2778,6 +3125,7 @@
         </w:rPr>
         <w:t>y</w:t>
       </w:r>
+      <w:proofErr w:type="spellEnd"/>
       <w:r>
         <w:rPr>
           <w:sz w:val="28"/>
@@ -2819,7 +3167,55 @@
           <w:szCs w:val="22"/>
           <w:lang w:val="uk-UA"/>
         </w:rPr>
-        <w:t>SELECT * FROM "Offices", "Workers"</w:t>
+        <w:t>SELECT * FROM "</w:t>
+      </w:r>
+      <w:proofErr w:type="spellStart"/>
+      <w:r>
+        <w:rPr>
+          <w:rFonts w:cs="Courier New"/>
+          <w:b/>
+          <w:bCs/>
+          <w:sz w:val="28"/>
+          <w:szCs w:val="22"/>
+          <w:lang w:val="uk-UA"/>
+        </w:rPr>
+        <w:t>Offices</w:t>
+      </w:r>
+      <w:proofErr w:type="spellEnd"/>
+      <w:r>
+        <w:rPr>
+          <w:rFonts w:cs="Courier New"/>
+          <w:b/>
+          <w:bCs/>
+          <w:sz w:val="28"/>
+          <w:szCs w:val="22"/>
+          <w:lang w:val="uk-UA"/>
+        </w:rPr>
+        <w:t>", "</w:t>
+      </w:r>
+      <w:proofErr w:type="spellStart"/>
+      <w:r>
+        <w:rPr>
+          <w:rFonts w:cs="Courier New"/>
+          <w:b/>
+          <w:bCs/>
+          <w:sz w:val="28"/>
+          <w:szCs w:val="22"/>
+          <w:lang w:val="uk-UA"/>
+        </w:rPr>
+        <w:t>Workers</w:t>
+      </w:r>
+      <w:proofErr w:type="spellEnd"/>
+      <w:r>
+        <w:rPr>
+          <w:rFonts w:cs="Courier New"/>
+          <w:b/>
+          <w:bCs/>
+          <w:sz w:val="28"/>
+          <w:szCs w:val="22"/>
+          <w:lang w:val="uk-UA"/>
+        </w:rPr>
+        <w:t>"</w:t>
       </w:r>
     </w:p>
     <w:p>
@@ -2850,6 +3246,7 @@
         </w:rPr>
         <w:t xml:space="preserve">отримано всі можливі комбінації рядків із таблиць </w:t>
       </w:r>
+      <w:proofErr w:type="spellStart"/>
       <w:r>
         <w:rPr>
           <w:sz w:val="28"/>
@@ -2858,6 +3255,7 @@
         </w:rPr>
         <w:t>Offices</w:t>
       </w:r>
+      <w:proofErr w:type="spellEnd"/>
       <w:r>
         <w:rPr>
           <w:sz w:val="28"/>
@@ -2872,8 +3270,18 @@
           <w:szCs w:val="28"/>
           <w:lang w:val="uk-UA"/>
         </w:rPr>
-        <w:t>та Workers</w:t>
-      </w:r>
+        <w:t xml:space="preserve">та </w:t>
+      </w:r>
+      <w:proofErr w:type="spellStart"/>
+      <w:r>
+        <w:rPr>
+          <w:sz w:val="28"/>
+          <w:szCs w:val="28"/>
+          <w:lang w:val="uk-UA"/>
+        </w:rPr>
+        <w:t>Workers</w:t>
+      </w:r>
+      <w:proofErr w:type="spellEnd"/>
       <w:r>
         <w:rPr>
           <w:sz w:val="28"/>
@@ -3012,6 +3420,7 @@
         </w:rPr>
         <w:t xml:space="preserve">всіх можливих комбінацій рядків із таблиць </w:t>
       </w:r>
+      <w:proofErr w:type="spellStart"/>
       <w:r>
         <w:rPr>
           <w:i/>
@@ -3022,6 +3431,7 @@
         </w:rPr>
         <w:t>Offices</w:t>
       </w:r>
+      <w:proofErr w:type="spellEnd"/>
       <w:r>
         <w:rPr>
           <w:i/>
@@ -3040,8 +3450,20 @@
           <w:szCs w:val="28"/>
           <w:lang w:val="uk-UA"/>
         </w:rPr>
-        <w:t>та Workers</w:t>
-      </w:r>
+        <w:t xml:space="preserve">та </w:t>
+      </w:r>
+      <w:proofErr w:type="spellStart"/>
+      <w:r>
+        <w:rPr>
+          <w:i/>
+          <w:iCs/>
+          <w:sz w:val="28"/>
+          <w:szCs w:val="28"/>
+          <w:lang w:val="uk-UA"/>
+        </w:rPr>
+        <w:t>Workers</w:t>
+      </w:r>
+      <w:proofErr w:type="spellEnd"/>
     </w:p>
     <w:p>
       <w:pPr>
@@ -3147,6 +3569,7 @@
         </w:rPr>
         <w:t xml:space="preserve"> з таблиці </w:t>
       </w:r>
+      <w:proofErr w:type="spellStart"/>
       <w:r>
         <w:rPr>
           <w:rStyle w:val="HTML"/>
@@ -3157,6 +3580,7 @@
         </w:rPr>
         <w:t>Rents</w:t>
       </w:r>
+      <w:proofErr w:type="spellEnd"/>
       <w:r>
         <w:rPr>
           <w:sz w:val="28"/>
@@ -3235,7 +3659,25 @@
           <w:szCs w:val="28"/>
           <w:lang w:val="uk-UA"/>
         </w:rPr>
-        <w:t>‘Closed’</w:t>
+        <w:t>‘</w:t>
+      </w:r>
+      <w:proofErr w:type="spellStart"/>
+      <w:r>
+        <w:rPr>
+          <w:sz w:val="28"/>
+          <w:szCs w:val="28"/>
+          <w:lang w:val="uk-UA"/>
+        </w:rPr>
+        <w:t>Closed</w:t>
+      </w:r>
+      <w:proofErr w:type="spellEnd"/>
+      <w:r>
+        <w:rPr>
+          <w:sz w:val="28"/>
+          <w:szCs w:val="28"/>
+          <w:lang w:val="uk-UA"/>
+        </w:rPr>
+        <w:t>’</w:t>
       </w:r>
       <w:r>
         <w:rPr>
@@ -3267,7 +3709,25 @@
           <w:szCs w:val="28"/>
           <w:lang w:val="uk-UA"/>
         </w:rPr>
-        <w:t>‘Closed’</w:t>
+        <w:t>‘</w:t>
+      </w:r>
+      <w:proofErr w:type="spellStart"/>
+      <w:r>
+        <w:rPr>
+          <w:sz w:val="28"/>
+          <w:szCs w:val="28"/>
+          <w:lang w:val="uk-UA"/>
+        </w:rPr>
+        <w:t>Closed</w:t>
+      </w:r>
+      <w:proofErr w:type="spellEnd"/>
+      <w:r>
+        <w:rPr>
+          <w:sz w:val="28"/>
+          <w:szCs w:val="28"/>
+          <w:lang w:val="uk-UA"/>
+        </w:rPr>
+        <w:t>’</w:t>
       </w:r>
       <w:r>
         <w:rPr>
@@ -3299,7 +3759,25 @@
           <w:szCs w:val="28"/>
           <w:lang w:val="uk-UA"/>
         </w:rPr>
-        <w:t>‘Closed’</w:t>
+        <w:t>‘</w:t>
+      </w:r>
+      <w:proofErr w:type="spellStart"/>
+      <w:r>
+        <w:rPr>
+          <w:sz w:val="28"/>
+          <w:szCs w:val="28"/>
+          <w:lang w:val="uk-UA"/>
+        </w:rPr>
+        <w:t>Closed</w:t>
+      </w:r>
+      <w:proofErr w:type="spellEnd"/>
+      <w:r>
+        <w:rPr>
+          <w:sz w:val="28"/>
+          <w:szCs w:val="28"/>
+          <w:lang w:val="uk-UA"/>
+        </w:rPr>
+        <w:t>’</w:t>
       </w:r>
       <w:r>
         <w:rPr>
@@ -3351,7 +3829,27 @@
           <w:szCs w:val="28"/>
           <w:lang w:val="uk-UA"/>
         </w:rPr>
-        <w:t>SELECT * FROM "Rents"</w:t>
+        <w:t>SELECT * FROM "</w:t>
+      </w:r>
+      <w:proofErr w:type="spellStart"/>
+      <w:r>
+        <w:rPr>
+          <w:rStyle w:val="af"/>
+          <w:sz w:val="28"/>
+          <w:szCs w:val="28"/>
+          <w:lang w:val="uk-UA"/>
+        </w:rPr>
+        <w:t>Rents</w:t>
+      </w:r>
+      <w:proofErr w:type="spellEnd"/>
+      <w:r>
+        <w:rPr>
+          <w:rStyle w:val="af"/>
+          <w:sz w:val="28"/>
+          <w:szCs w:val="28"/>
+          <w:lang w:val="uk-UA"/>
+        </w:rPr>
+        <w:t>"</w:t>
       </w:r>
     </w:p>
     <w:p>
@@ -3374,7 +3872,27 @@
           <w:szCs w:val="28"/>
           <w:lang w:val="uk-UA"/>
         </w:rPr>
-        <w:t>WHERE "StartDate" BETWEEN '2024-05-01' AND '2024-12-31'</w:t>
+        <w:t>WHERE "</w:t>
+      </w:r>
+      <w:proofErr w:type="spellStart"/>
+      <w:r>
+        <w:rPr>
+          <w:rStyle w:val="af"/>
+          <w:sz w:val="28"/>
+          <w:szCs w:val="28"/>
+          <w:lang w:val="uk-UA"/>
+        </w:rPr>
+        <w:t>StartDate</w:t>
+      </w:r>
+      <w:proofErr w:type="spellEnd"/>
+      <w:r>
+        <w:rPr>
+          <w:rStyle w:val="af"/>
+          <w:sz w:val="28"/>
+          <w:szCs w:val="28"/>
+          <w:lang w:val="uk-UA"/>
+        </w:rPr>
+        <w:t>" BETWEEN '2024-05-01' AND '2024-12-31'</w:t>
       </w:r>
     </w:p>
     <w:p>
@@ -3397,7 +3915,47 @@
           <w:szCs w:val="28"/>
           <w:lang w:val="uk-UA"/>
         </w:rPr>
-        <w:t>AND NOT "Status" = 'Closed'</w:t>
+        <w:t>AND NOT "</w:t>
+      </w:r>
+      <w:proofErr w:type="spellStart"/>
+      <w:r>
+        <w:rPr>
+          <w:rStyle w:val="af"/>
+          <w:sz w:val="28"/>
+          <w:szCs w:val="28"/>
+          <w:lang w:val="uk-UA"/>
+        </w:rPr>
+        <w:t>Status</w:t>
+      </w:r>
+      <w:proofErr w:type="spellEnd"/>
+      <w:r>
+        <w:rPr>
+          <w:rStyle w:val="af"/>
+          <w:sz w:val="28"/>
+          <w:szCs w:val="28"/>
+          <w:lang w:val="uk-UA"/>
+        </w:rPr>
+        <w:t>" = '</w:t>
+      </w:r>
+      <w:proofErr w:type="spellStart"/>
+      <w:r>
+        <w:rPr>
+          <w:rStyle w:val="af"/>
+          <w:sz w:val="28"/>
+          <w:szCs w:val="28"/>
+          <w:lang w:val="uk-UA"/>
+        </w:rPr>
+        <w:t>Closed</w:t>
+      </w:r>
+      <w:proofErr w:type="spellEnd"/>
+      <w:r>
+        <w:rPr>
+          <w:rStyle w:val="af"/>
+          <w:sz w:val="28"/>
+          <w:szCs w:val="28"/>
+          <w:lang w:val="uk-UA"/>
+        </w:rPr>
+        <w:t>'</w:t>
       </w:r>
     </w:p>
     <w:p>
@@ -3440,7 +3998,25 @@
           <w:szCs w:val="28"/>
           <w:lang w:val="uk-UA"/>
         </w:rPr>
-        <w:t>оренди, які підпадають під зазначений діапазон дат та не мають статусу ‘Closed’.</w:t>
+        <w:t>оренди, які підпадають під зазначений діапазон дат та не мають статусу ‘</w:t>
+      </w:r>
+      <w:proofErr w:type="spellStart"/>
+      <w:r>
+        <w:rPr>
+          <w:sz w:val="28"/>
+          <w:szCs w:val="28"/>
+          <w:lang w:val="uk-UA"/>
+        </w:rPr>
+        <w:t>Closed</w:t>
+      </w:r>
+      <w:proofErr w:type="spellEnd"/>
+      <w:r>
+        <w:rPr>
+          <w:sz w:val="28"/>
+          <w:szCs w:val="28"/>
+          <w:lang w:val="uk-UA"/>
+        </w:rPr>
+        <w:t>’.</w:t>
       </w:r>
     </w:p>
     <w:p>
@@ -3683,7 +4259,29 @@
           <w:szCs w:val="28"/>
           <w:lang w:val="uk-UA"/>
         </w:rPr>
-        <w:t>SELECT * FROM "Offices"</w:t>
+        <w:t>SELECT * FROM "</w:t>
+      </w:r>
+      <w:proofErr w:type="spellStart"/>
+      <w:r>
+        <w:rPr>
+          <w:b/>
+          <w:bCs/>
+          <w:sz w:val="28"/>
+          <w:szCs w:val="28"/>
+          <w:lang w:val="uk-UA"/>
+        </w:rPr>
+        <w:t>Offices</w:t>
+      </w:r>
+      <w:proofErr w:type="spellEnd"/>
+      <w:r>
+        <w:rPr>
+          <w:b/>
+          <w:bCs/>
+          <w:sz w:val="28"/>
+          <w:szCs w:val="28"/>
+          <w:lang w:val="uk-UA"/>
+        </w:rPr>
+        <w:t>"</w:t>
       </w:r>
     </w:p>
     <w:p>
@@ -3708,7 +4306,51 @@
           <w:szCs w:val="28"/>
           <w:lang w:val="uk-UA"/>
         </w:rPr>
-        <w:t>WHERE "Name" LIKE 'C%' OR "Name" LIKE 'P%'</w:t>
+        <w:t>WHERE "</w:t>
+      </w:r>
+      <w:proofErr w:type="spellStart"/>
+      <w:r>
+        <w:rPr>
+          <w:b/>
+          <w:bCs/>
+          <w:sz w:val="28"/>
+          <w:szCs w:val="28"/>
+          <w:lang w:val="uk-UA"/>
+        </w:rPr>
+        <w:t>Name</w:t>
+      </w:r>
+      <w:proofErr w:type="spellEnd"/>
+      <w:r>
+        <w:rPr>
+          <w:b/>
+          <w:bCs/>
+          <w:sz w:val="28"/>
+          <w:szCs w:val="28"/>
+          <w:lang w:val="uk-UA"/>
+        </w:rPr>
+        <w:t>" LIKE 'C%' OR "</w:t>
+      </w:r>
+      <w:proofErr w:type="spellStart"/>
+      <w:r>
+        <w:rPr>
+          <w:b/>
+          <w:bCs/>
+          <w:sz w:val="28"/>
+          <w:szCs w:val="28"/>
+          <w:lang w:val="uk-UA"/>
+        </w:rPr>
+        <w:t>Name</w:t>
+      </w:r>
+      <w:proofErr w:type="spellEnd"/>
+      <w:r>
+        <w:rPr>
+          <w:b/>
+          <w:bCs/>
+          <w:sz w:val="28"/>
+          <w:szCs w:val="28"/>
+          <w:lang w:val="uk-UA"/>
+        </w:rPr>
+        <w:t>" LIKE 'P%'</w:t>
       </w:r>
     </w:p>
     <w:p>
@@ -4751,7 +5393,51 @@
           <w:sz w:val="28"/>
           <w:szCs w:val="28"/>
         </w:rPr>
-        <w:t>SELECT * FROM "Reviews" WHERE "Comment" IS NULL</w:t>
+        <w:t>SELECT * FROM "</w:t>
+      </w:r>
+      <w:proofErr w:type="spellStart"/>
+      <w:r>
+        <w:rPr>
+          <w:rFonts w:ascii="Times New Roman" w:hAnsi="Times New Roman" w:cs="Times New Roman"/>
+          <w:b/>
+          <w:bCs/>
+          <w:sz w:val="28"/>
+          <w:szCs w:val="28"/>
+        </w:rPr>
+        <w:t>Reviews</w:t>
+      </w:r>
+      <w:proofErr w:type="spellEnd"/>
+      <w:r>
+        <w:rPr>
+          <w:rFonts w:ascii="Times New Roman" w:hAnsi="Times New Roman" w:cs="Times New Roman"/>
+          <w:b/>
+          <w:bCs/>
+          <w:sz w:val="28"/>
+          <w:szCs w:val="28"/>
+        </w:rPr>
+        <w:t>" WHERE "</w:t>
+      </w:r>
+      <w:proofErr w:type="spellStart"/>
+      <w:r>
+        <w:rPr>
+          <w:rFonts w:ascii="Times New Roman" w:hAnsi="Times New Roman" w:cs="Times New Roman"/>
+          <w:b/>
+          <w:bCs/>
+          <w:sz w:val="28"/>
+          <w:szCs w:val="28"/>
+        </w:rPr>
+        <w:t>Comment</w:t>
+      </w:r>
+      <w:proofErr w:type="spellEnd"/>
+      <w:r>
+        <w:rPr>
+          <w:rFonts w:ascii="Times New Roman" w:hAnsi="Times New Roman" w:cs="Times New Roman"/>
+          <w:b/>
+          <w:bCs/>
+          <w:sz w:val="28"/>
+          <w:szCs w:val="28"/>
+        </w:rPr>
+        <w:t>" IS NULL</w:t>
       </w:r>
     </w:p>
     <w:p>
@@ -5211,7 +5897,51 @@
           <w:szCs w:val="28"/>
           <w:lang w:val="uk-UA"/>
         </w:rPr>
-        <w:t>SELECT * FROM "Reviews" WHERE "Comment" IS NOT NULL</w:t>
+        <w:t>SELECT * FROM "</w:t>
+      </w:r>
+      <w:proofErr w:type="spellStart"/>
+      <w:r>
+        <w:rPr>
+          <w:b/>
+          <w:bCs/>
+          <w:sz w:val="28"/>
+          <w:szCs w:val="28"/>
+          <w:lang w:val="uk-UA"/>
+        </w:rPr>
+        <w:t>Reviews</w:t>
+      </w:r>
+      <w:proofErr w:type="spellEnd"/>
+      <w:r>
+        <w:rPr>
+          <w:b/>
+          <w:bCs/>
+          <w:sz w:val="28"/>
+          <w:szCs w:val="28"/>
+          <w:lang w:val="uk-UA"/>
+        </w:rPr>
+        <w:t>" WHERE "</w:t>
+      </w:r>
+      <w:proofErr w:type="spellStart"/>
+      <w:r>
+        <w:rPr>
+          <w:b/>
+          <w:bCs/>
+          <w:sz w:val="28"/>
+          <w:szCs w:val="28"/>
+          <w:lang w:val="uk-UA"/>
+        </w:rPr>
+        <w:t>Comment</w:t>
+      </w:r>
+      <w:proofErr w:type="spellEnd"/>
+      <w:r>
+        <w:rPr>
+          <w:b/>
+          <w:bCs/>
+          <w:sz w:val="28"/>
+          <w:szCs w:val="28"/>
+          <w:lang w:val="uk-UA"/>
+        </w:rPr>
+        <w:t>" IS NOT NULL</w:t>
       </w:r>
     </w:p>
     <w:p>
@@ -5567,7 +6297,51 @@
           <w:szCs w:val="28"/>
           <w:lang w:val="uk-UA"/>
         </w:rPr>
-        <w:t>SELECT * FROM "Reviews" WHERE "Comment" = NULL</w:t>
+        <w:t>SELECT * FROM "</w:t>
+      </w:r>
+      <w:proofErr w:type="spellStart"/>
+      <w:r>
+        <w:rPr>
+          <w:b/>
+          <w:bCs/>
+          <w:sz w:val="28"/>
+          <w:szCs w:val="28"/>
+          <w:lang w:val="uk-UA"/>
+        </w:rPr>
+        <w:t>Reviews</w:t>
+      </w:r>
+      <w:proofErr w:type="spellEnd"/>
+      <w:r>
+        <w:rPr>
+          <w:b/>
+          <w:bCs/>
+          <w:sz w:val="28"/>
+          <w:szCs w:val="28"/>
+          <w:lang w:val="uk-UA"/>
+        </w:rPr>
+        <w:t>" WHERE "</w:t>
+      </w:r>
+      <w:proofErr w:type="spellStart"/>
+      <w:r>
+        <w:rPr>
+          <w:b/>
+          <w:bCs/>
+          <w:sz w:val="28"/>
+          <w:szCs w:val="28"/>
+          <w:lang w:val="uk-UA"/>
+        </w:rPr>
+        <w:t>Comment</w:t>
+      </w:r>
+      <w:proofErr w:type="spellEnd"/>
+      <w:r>
+        <w:rPr>
+          <w:b/>
+          <w:bCs/>
+          <w:sz w:val="28"/>
+          <w:szCs w:val="28"/>
+          <w:lang w:val="uk-UA"/>
+        </w:rPr>
+        <w:t>" = NULL</w:t>
       </w:r>
     </w:p>
     <w:p>
@@ -5797,6 +6571,7 @@
         </w:rPr>
         <w:t xml:space="preserve">, у яких </w:t>
       </w:r>
+      <w:proofErr w:type="spellStart"/>
       <w:r>
         <w:rPr>
           <w:sz w:val="28"/>
@@ -5811,7 +6586,16 @@
           <w:szCs w:val="28"/>
           <w:lang w:val="uk-UA"/>
         </w:rPr>
-        <w:t>менша за NULL, було виконано запит із використанням оператора &lt;. Очікується порожній результат, оскільки NULL не можна порівнювати за допомогою операторів порівняння.</w:t>
+        <w:t>менша</w:t>
+      </w:r>
+      <w:proofErr w:type="spellEnd"/>
+      <w:r>
+        <w:rPr>
+          <w:sz w:val="28"/>
+          <w:szCs w:val="28"/>
+          <w:lang w:val="uk-UA"/>
+        </w:rPr>
+        <w:t xml:space="preserve"> за NULL, було виконано запит із використанням оператора &lt;. Очікується порожній результат, оскільки NULL не можна порівнювати за допомогою операторів порівняння.</w:t>
       </w:r>
     </w:p>
     <w:p>
@@ -5870,7 +6654,59 @@
           <w:lang w:val="uk-UA" w:eastAsia="en-US"/>
           <w14:ligatures w14:val="standardContextual"/>
         </w:rPr>
-        <w:t>SELECT * FROM "Reviews" WHERE "Rating" &lt; NULL</w:t>
+        <w:t>SELECT * FROM "</w:t>
+      </w:r>
+      <w:proofErr w:type="spellStart"/>
+      <w:r>
+        <w:rPr>
+          <w:rFonts w:eastAsiaTheme="minorHAnsi"/>
+          <w:b/>
+          <w:bCs/>
+          <w:sz w:val="28"/>
+          <w:szCs w:val="28"/>
+          <w:lang w:val="uk-UA" w:eastAsia="en-US"/>
+          <w14:ligatures w14:val="standardContextual"/>
+        </w:rPr>
+        <w:t>Reviews</w:t>
+      </w:r>
+      <w:proofErr w:type="spellEnd"/>
+      <w:r>
+        <w:rPr>
+          <w:rFonts w:eastAsiaTheme="minorHAnsi"/>
+          <w:b/>
+          <w:bCs/>
+          <w:sz w:val="28"/>
+          <w:szCs w:val="28"/>
+          <w:lang w:val="uk-UA" w:eastAsia="en-US"/>
+          <w14:ligatures w14:val="standardContextual"/>
+        </w:rPr>
+        <w:t>" WHERE "</w:t>
+      </w:r>
+      <w:proofErr w:type="spellStart"/>
+      <w:r>
+        <w:rPr>
+          <w:rFonts w:eastAsiaTheme="minorHAnsi"/>
+          <w:b/>
+          <w:bCs/>
+          <w:sz w:val="28"/>
+          <w:szCs w:val="28"/>
+          <w:lang w:val="uk-UA" w:eastAsia="en-US"/>
+          <w14:ligatures w14:val="standardContextual"/>
+        </w:rPr>
+        <w:t>Rating</w:t>
+      </w:r>
+      <w:proofErr w:type="spellEnd"/>
+      <w:r>
+        <w:rPr>
+          <w:rFonts w:eastAsiaTheme="minorHAnsi"/>
+          <w:b/>
+          <w:bCs/>
+          <w:sz w:val="28"/>
+          <w:szCs w:val="28"/>
+          <w:lang w:val="uk-UA" w:eastAsia="en-US"/>
+          <w14:ligatures w14:val="standardContextual"/>
+        </w:rPr>
+        <w:t>" &lt; NULL</w:t>
       </w:r>
     </w:p>
     <w:p>
@@ -6182,7 +7018,51 @@
           <w:szCs w:val="28"/>
           <w:lang w:val="uk-UA"/>
         </w:rPr>
-        <w:t xml:space="preserve">SELECT * FROM "Reviews" WHERE "Rating" </w:t>
+        <w:t>SELECT * FROM "</w:t>
+      </w:r>
+      <w:proofErr w:type="spellStart"/>
+      <w:r>
+        <w:rPr>
+          <w:b/>
+          <w:bCs/>
+          <w:sz w:val="28"/>
+          <w:szCs w:val="28"/>
+          <w:lang w:val="uk-UA"/>
+        </w:rPr>
+        <w:t>Reviews</w:t>
+      </w:r>
+      <w:proofErr w:type="spellEnd"/>
+      <w:r>
+        <w:rPr>
+          <w:b/>
+          <w:bCs/>
+          <w:sz w:val="28"/>
+          <w:szCs w:val="28"/>
+          <w:lang w:val="uk-UA"/>
+        </w:rPr>
+        <w:t>" WHERE "</w:t>
+      </w:r>
+      <w:proofErr w:type="spellStart"/>
+      <w:r>
+        <w:rPr>
+          <w:b/>
+          <w:bCs/>
+          <w:sz w:val="28"/>
+          <w:szCs w:val="28"/>
+          <w:lang w:val="uk-UA"/>
+        </w:rPr>
+        <w:t>Rating</w:t>
+      </w:r>
+      <w:proofErr w:type="spellEnd"/>
+      <w:r>
+        <w:rPr>
+          <w:b/>
+          <w:bCs/>
+          <w:sz w:val="28"/>
+          <w:szCs w:val="28"/>
+          <w:lang w:val="uk-UA"/>
+        </w:rPr>
+        <w:t xml:space="preserve">" </w:t>
       </w:r>
       <w:r>
         <w:rPr>
@@ -6637,6 +7517,7 @@
         </w:rPr>
         <w:t>“</w:t>
       </w:r>
+      <w:proofErr w:type="spellStart"/>
       <w:r>
         <w:rPr>
           <w:rStyle w:val="HTML"/>
@@ -6645,7 +7526,18 @@
           <w:szCs w:val="28"/>
           <w:lang w:val="en-US"/>
         </w:rPr>
-        <w:t>PayTerm”</w:t>
+        <w:t>PayTerm</w:t>
+      </w:r>
+      <w:proofErr w:type="spellEnd"/>
+      <w:r>
+        <w:rPr>
+          <w:rStyle w:val="HTML"/>
+          <w:rFonts w:ascii="Times New Roman" w:hAnsi="Times New Roman" w:cs="Times New Roman"/>
+          <w:sz w:val="28"/>
+          <w:szCs w:val="28"/>
+          <w:lang w:val="en-US"/>
+        </w:rPr>
+        <w:t>”</w:t>
       </w:r>
       <w:r>
         <w:rPr>
@@ -6811,7 +7703,29 @@
           <w:szCs w:val="28"/>
           <w:lang w:val="uk-UA"/>
         </w:rPr>
-        <w:t xml:space="preserve">SELECT "PayTerm" </w:t>
+        <w:t>SELECT "</w:t>
+      </w:r>
+      <w:proofErr w:type="spellStart"/>
+      <w:r>
+        <w:rPr>
+          <w:b/>
+          <w:bCs/>
+          <w:sz w:val="28"/>
+          <w:szCs w:val="28"/>
+          <w:lang w:val="uk-UA"/>
+        </w:rPr>
+        <w:t>PayTerm</w:t>
+      </w:r>
+      <w:proofErr w:type="spellEnd"/>
+      <w:r>
+        <w:rPr>
+          <w:b/>
+          <w:bCs/>
+          <w:sz w:val="28"/>
+          <w:szCs w:val="28"/>
+          <w:lang w:val="uk-UA"/>
+        </w:rPr>
+        <w:t xml:space="preserve">" </w:t>
       </w:r>
       <w:r>
         <w:rPr>
@@ -6831,7 +7745,51 @@
           <w:szCs w:val="28"/>
           <w:lang w:val="uk-UA"/>
         </w:rPr>
-        <w:t xml:space="preserve"> date('2002-06-02') AS "NewPayTerm" </w:t>
+        <w:t xml:space="preserve"> </w:t>
+      </w:r>
+      <w:proofErr w:type="spellStart"/>
+      <w:r>
+        <w:rPr>
+          <w:b/>
+          <w:bCs/>
+          <w:sz w:val="28"/>
+          <w:szCs w:val="28"/>
+          <w:lang w:val="uk-UA"/>
+        </w:rPr>
+        <w:t>date</w:t>
+      </w:r>
+      <w:proofErr w:type="spellEnd"/>
+      <w:r>
+        <w:rPr>
+          <w:b/>
+          <w:bCs/>
+          <w:sz w:val="28"/>
+          <w:szCs w:val="28"/>
+          <w:lang w:val="uk-UA"/>
+        </w:rPr>
+        <w:t>('2002-06-02') AS "</w:t>
+      </w:r>
+      <w:proofErr w:type="spellStart"/>
+      <w:r>
+        <w:rPr>
+          <w:b/>
+          <w:bCs/>
+          <w:sz w:val="28"/>
+          <w:szCs w:val="28"/>
+          <w:lang w:val="uk-UA"/>
+        </w:rPr>
+        <w:t>NewPayTerm</w:t>
+      </w:r>
+      <w:proofErr w:type="spellEnd"/>
+      <w:r>
+        <w:rPr>
+          <w:b/>
+          <w:bCs/>
+          <w:sz w:val="28"/>
+          <w:szCs w:val="28"/>
+          <w:lang w:val="uk-UA"/>
+        </w:rPr>
+        <w:t xml:space="preserve">" </w:t>
       </w:r>
     </w:p>
     <w:p>
@@ -6856,7 +7814,29 @@
           <w:szCs w:val="28"/>
           <w:lang w:val="uk-UA"/>
         </w:rPr>
-        <w:t>FROM "Invoices"</w:t>
+        <w:t>FROM "</w:t>
+      </w:r>
+      <w:proofErr w:type="spellStart"/>
+      <w:r>
+        <w:rPr>
+          <w:b/>
+          <w:bCs/>
+          <w:sz w:val="28"/>
+          <w:szCs w:val="28"/>
+          <w:lang w:val="uk-UA"/>
+        </w:rPr>
+        <w:t>Invoices</w:t>
+      </w:r>
+      <w:proofErr w:type="spellEnd"/>
+      <w:r>
+        <w:rPr>
+          <w:b/>
+          <w:bCs/>
+          <w:sz w:val="28"/>
+          <w:szCs w:val="28"/>
+          <w:lang w:val="uk-UA"/>
+        </w:rPr>
+        <w:t>"</w:t>
       </w:r>
     </w:p>
     <w:p>
@@ -7234,6 +8214,7 @@
         </w:rPr>
         <w:t>“</w:t>
       </w:r>
+      <w:proofErr w:type="spellStart"/>
       <w:r>
         <w:rPr>
           <w:rStyle w:val="HTML"/>
@@ -7242,7 +8223,18 @@
           <w:szCs w:val="28"/>
           <w:lang w:val="en-US"/>
         </w:rPr>
-        <w:t>PayTerm”</w:t>
+        <w:t>PayTerm</w:t>
+      </w:r>
+      <w:proofErr w:type="spellEnd"/>
+      <w:r>
+        <w:rPr>
+          <w:rStyle w:val="HTML"/>
+          <w:rFonts w:ascii="Times New Roman" w:hAnsi="Times New Roman" w:cs="Times New Roman"/>
+          <w:sz w:val="28"/>
+          <w:szCs w:val="28"/>
+          <w:lang w:val="en-US"/>
+        </w:rPr>
+        <w:t>”</w:t>
       </w:r>
       <w:r>
         <w:rPr>
@@ -7352,7 +8344,73 @@
           <w:szCs w:val="28"/>
           <w:lang w:val="uk-UA"/>
         </w:rPr>
-        <w:t xml:space="preserve">SELECT "PayTerm" - date('2002-06-02') AS "NewPayTerm" </w:t>
+        <w:t>SELECT "</w:t>
+      </w:r>
+      <w:proofErr w:type="spellStart"/>
+      <w:r>
+        <w:rPr>
+          <w:b/>
+          <w:bCs/>
+          <w:sz w:val="28"/>
+          <w:szCs w:val="28"/>
+          <w:lang w:val="uk-UA"/>
+        </w:rPr>
+        <w:t>PayTerm</w:t>
+      </w:r>
+      <w:proofErr w:type="spellEnd"/>
+      <w:r>
+        <w:rPr>
+          <w:b/>
+          <w:bCs/>
+          <w:sz w:val="28"/>
+          <w:szCs w:val="28"/>
+          <w:lang w:val="uk-UA"/>
+        </w:rPr>
+        <w:t xml:space="preserve">" - </w:t>
+      </w:r>
+      <w:proofErr w:type="spellStart"/>
+      <w:r>
+        <w:rPr>
+          <w:b/>
+          <w:bCs/>
+          <w:sz w:val="28"/>
+          <w:szCs w:val="28"/>
+          <w:lang w:val="uk-UA"/>
+        </w:rPr>
+        <w:t>date</w:t>
+      </w:r>
+      <w:proofErr w:type="spellEnd"/>
+      <w:r>
+        <w:rPr>
+          <w:b/>
+          <w:bCs/>
+          <w:sz w:val="28"/>
+          <w:szCs w:val="28"/>
+          <w:lang w:val="uk-UA"/>
+        </w:rPr>
+        <w:t>('2002-06-02') AS "</w:t>
+      </w:r>
+      <w:proofErr w:type="spellStart"/>
+      <w:r>
+        <w:rPr>
+          <w:b/>
+          <w:bCs/>
+          <w:sz w:val="28"/>
+          <w:szCs w:val="28"/>
+          <w:lang w:val="uk-UA"/>
+        </w:rPr>
+        <w:t>NewPayTerm</w:t>
+      </w:r>
+      <w:proofErr w:type="spellEnd"/>
+      <w:r>
+        <w:rPr>
+          <w:b/>
+          <w:bCs/>
+          <w:sz w:val="28"/>
+          <w:szCs w:val="28"/>
+          <w:lang w:val="uk-UA"/>
+        </w:rPr>
+        <w:t xml:space="preserve">" </w:t>
       </w:r>
     </w:p>
     <w:p>
@@ -7377,7 +8435,29 @@
           <w:szCs w:val="28"/>
           <w:lang w:val="uk-UA"/>
         </w:rPr>
-        <w:t>FROM "Invoices"</w:t>
+        <w:t>FROM "</w:t>
+      </w:r>
+      <w:proofErr w:type="spellStart"/>
+      <w:r>
+        <w:rPr>
+          <w:b/>
+          <w:bCs/>
+          <w:sz w:val="28"/>
+          <w:szCs w:val="28"/>
+          <w:lang w:val="uk-UA"/>
+        </w:rPr>
+        <w:t>Invoices</w:t>
+      </w:r>
+      <w:proofErr w:type="spellEnd"/>
+      <w:r>
+        <w:rPr>
+          <w:b/>
+          <w:bCs/>
+          <w:sz w:val="28"/>
+          <w:szCs w:val="28"/>
+          <w:lang w:val="uk-UA"/>
+        </w:rPr>
+        <w:t>"</w:t>
       </w:r>
     </w:p>
     <w:p>
@@ -7406,7 +8486,25 @@
           <w:szCs w:val="28"/>
           <w:lang w:val="en-US"/>
         </w:rPr>
-        <w:t xml:space="preserve">“PayTerm” </w:t>
+        <w:t>“</w:t>
+      </w:r>
+      <w:proofErr w:type="spellStart"/>
+      <w:r>
+        <w:rPr>
+          <w:sz w:val="28"/>
+          <w:szCs w:val="28"/>
+          <w:lang w:val="en-US"/>
+        </w:rPr>
+        <w:t>PayTerm</w:t>
+      </w:r>
+      <w:proofErr w:type="spellEnd"/>
+      <w:r>
+        <w:rPr>
+          <w:sz w:val="28"/>
+          <w:szCs w:val="28"/>
+          <w:lang w:val="en-US"/>
+        </w:rPr>
+        <w:t xml:space="preserve">” </w:t>
       </w:r>
       <w:r>
         <w:rPr>
@@ -7623,8 +8721,9 @@
           <w:lang w:eastAsia="uk-UA"/>
           <w14:ligatures w14:val="none"/>
         </w:rPr>
-        <w:t>кінцевої дати виплати у таблиці Invoices</w:t>
-      </w:r>
+        <w:t xml:space="preserve">кінцевої дати виплати у таблиці </w:t>
+      </w:r>
+      <w:proofErr w:type="spellStart"/>
       <w:r>
         <w:rPr>
           <w:rFonts w:ascii="Times New Roman" w:eastAsia="Times New Roman" w:hAnsi="Times New Roman" w:cs="Times New Roman"/>
@@ -7633,8 +8732,9 @@
           <w:lang w:eastAsia="uk-UA"/>
           <w14:ligatures w14:val="none"/>
         </w:rPr>
-        <w:t xml:space="preserve"> на дату </w:t>
-      </w:r>
+        <w:t>Invoices</w:t>
+      </w:r>
+      <w:proofErr w:type="spellEnd"/>
       <w:r>
         <w:rPr>
           <w:rFonts w:ascii="Times New Roman" w:eastAsia="Times New Roman" w:hAnsi="Times New Roman" w:cs="Times New Roman"/>
@@ -7643,7 +8743,7 @@
           <w:lang w:eastAsia="uk-UA"/>
           <w14:ligatures w14:val="none"/>
         </w:rPr>
-        <w:t xml:space="preserve">‘2002-06-02’ було виконано запит, що </w:t>
+        <w:t xml:space="preserve"> на дату </w:t>
       </w:r>
       <w:r>
         <w:rPr>
@@ -7653,7 +8753,7 @@
           <w:lang w:eastAsia="uk-UA"/>
           <w14:ligatures w14:val="none"/>
         </w:rPr>
-        <w:t>ділить значення</w:t>
+        <w:t xml:space="preserve">‘2002-06-02’ було виконано запит, що </w:t>
       </w:r>
       <w:r>
         <w:rPr>
@@ -7663,7 +8763,7 @@
           <w:lang w:eastAsia="uk-UA"/>
           <w14:ligatures w14:val="none"/>
         </w:rPr>
-        <w:t xml:space="preserve"> колонки “PayTerm”</w:t>
+        <w:t>ділить значення</w:t>
       </w:r>
       <w:r>
         <w:rPr>
@@ -7673,8 +8773,9 @@
           <w:lang w:eastAsia="uk-UA"/>
           <w14:ligatures w14:val="none"/>
         </w:rPr>
-        <w:t xml:space="preserve"> на</w:t>
-      </w:r>
+        <w:t xml:space="preserve"> колонки “</w:t>
+      </w:r>
+      <w:proofErr w:type="spellStart"/>
       <w:r>
         <w:rPr>
           <w:rFonts w:ascii="Times New Roman" w:eastAsia="Times New Roman" w:hAnsi="Times New Roman" w:cs="Times New Roman"/>
@@ -7683,6 +8784,37 @@
           <w:lang w:eastAsia="uk-UA"/>
           <w14:ligatures w14:val="none"/>
         </w:rPr>
+        <w:t>PayTerm</w:t>
+      </w:r>
+      <w:proofErr w:type="spellEnd"/>
+      <w:r>
+        <w:rPr>
+          <w:rFonts w:ascii="Times New Roman" w:eastAsia="Times New Roman" w:hAnsi="Times New Roman" w:cs="Times New Roman"/>
+          <w:sz w:val="28"/>
+          <w:szCs w:val="28"/>
+          <w:lang w:eastAsia="uk-UA"/>
+          <w14:ligatures w14:val="none"/>
+        </w:rPr>
+        <w:t>”</w:t>
+      </w:r>
+      <w:r>
+        <w:rPr>
+          <w:rFonts w:ascii="Times New Roman" w:eastAsia="Times New Roman" w:hAnsi="Times New Roman" w:cs="Times New Roman"/>
+          <w:sz w:val="28"/>
+          <w:szCs w:val="28"/>
+          <w:lang w:eastAsia="uk-UA"/>
+          <w14:ligatures w14:val="none"/>
+        </w:rPr>
+        <w:t xml:space="preserve"> на</w:t>
+      </w:r>
+      <w:r>
+        <w:rPr>
+          <w:rFonts w:ascii="Times New Roman" w:eastAsia="Times New Roman" w:hAnsi="Times New Roman" w:cs="Times New Roman"/>
+          <w:sz w:val="28"/>
+          <w:szCs w:val="28"/>
+          <w:lang w:eastAsia="uk-UA"/>
+          <w14:ligatures w14:val="none"/>
+        </w:rPr>
         <w:t xml:space="preserve"> дату ‘2002-06-02’ за допомогою оператора «</w:t>
       </w:r>
       <w:r>
@@ -7777,7 +8909,33 @@
           <w:lang w:eastAsia="uk-UA"/>
           <w14:ligatures w14:val="none"/>
         </w:rPr>
-        <w:t xml:space="preserve">SELECT "PayTerm" </w:t>
+        <w:t>SELECT "</w:t>
+      </w:r>
+      <w:proofErr w:type="spellStart"/>
+      <w:r>
+        <w:rPr>
+          <w:rFonts w:ascii="Times New Roman" w:eastAsia="Times New Roman" w:hAnsi="Times New Roman" w:cs="Times New Roman"/>
+          <w:b/>
+          <w:bCs/>
+          <w:sz w:val="28"/>
+          <w:szCs w:val="28"/>
+          <w:lang w:eastAsia="uk-UA"/>
+          <w14:ligatures w14:val="none"/>
+        </w:rPr>
+        <w:t>PayTerm</w:t>
+      </w:r>
+      <w:proofErr w:type="spellEnd"/>
+      <w:r>
+        <w:rPr>
+          <w:rFonts w:ascii="Times New Roman" w:eastAsia="Times New Roman" w:hAnsi="Times New Roman" w:cs="Times New Roman"/>
+          <w:b/>
+          <w:bCs/>
+          <w:sz w:val="28"/>
+          <w:szCs w:val="28"/>
+          <w:lang w:eastAsia="uk-UA"/>
+          <w14:ligatures w14:val="none"/>
+        </w:rPr>
+        <w:t xml:space="preserve">" </w:t>
       </w:r>
       <w:r>
         <w:rPr>
@@ -7801,7 +8959,59 @@
           <w:lang w:eastAsia="uk-UA"/>
           <w14:ligatures w14:val="none"/>
         </w:rPr>
-        <w:t xml:space="preserve"> date('2002-06-02') AS "NewPayTerm" </w:t>
+        <w:t xml:space="preserve"> </w:t>
+      </w:r>
+      <w:proofErr w:type="spellStart"/>
+      <w:r>
+        <w:rPr>
+          <w:rFonts w:ascii="Times New Roman" w:eastAsia="Times New Roman" w:hAnsi="Times New Roman" w:cs="Times New Roman"/>
+          <w:b/>
+          <w:bCs/>
+          <w:sz w:val="28"/>
+          <w:szCs w:val="28"/>
+          <w:lang w:eastAsia="uk-UA"/>
+          <w14:ligatures w14:val="none"/>
+        </w:rPr>
+        <w:t>date</w:t>
+      </w:r>
+      <w:proofErr w:type="spellEnd"/>
+      <w:r>
+        <w:rPr>
+          <w:rFonts w:ascii="Times New Roman" w:eastAsia="Times New Roman" w:hAnsi="Times New Roman" w:cs="Times New Roman"/>
+          <w:b/>
+          <w:bCs/>
+          <w:sz w:val="28"/>
+          <w:szCs w:val="28"/>
+          <w:lang w:eastAsia="uk-UA"/>
+          <w14:ligatures w14:val="none"/>
+        </w:rPr>
+        <w:t>('2002-06-02') AS "</w:t>
+      </w:r>
+      <w:proofErr w:type="spellStart"/>
+      <w:r>
+        <w:rPr>
+          <w:rFonts w:ascii="Times New Roman" w:eastAsia="Times New Roman" w:hAnsi="Times New Roman" w:cs="Times New Roman"/>
+          <w:b/>
+          <w:bCs/>
+          <w:sz w:val="28"/>
+          <w:szCs w:val="28"/>
+          <w:lang w:eastAsia="uk-UA"/>
+          <w14:ligatures w14:val="none"/>
+        </w:rPr>
+        <w:t>NewPayTerm</w:t>
+      </w:r>
+      <w:proofErr w:type="spellEnd"/>
+      <w:r>
+        <w:rPr>
+          <w:rFonts w:ascii="Times New Roman" w:eastAsia="Times New Roman" w:hAnsi="Times New Roman" w:cs="Times New Roman"/>
+          <w:b/>
+          <w:bCs/>
+          <w:sz w:val="28"/>
+          <w:szCs w:val="28"/>
+          <w:lang w:eastAsia="uk-UA"/>
+          <w14:ligatures w14:val="none"/>
+        </w:rPr>
+        <w:t xml:space="preserve">" </w:t>
       </w:r>
     </w:p>
     <w:p>
@@ -7830,7 +9040,33 @@
           <w:lang w:eastAsia="uk-UA"/>
           <w14:ligatures w14:val="none"/>
         </w:rPr>
-        <w:t>FROM "Invoices"</w:t>
+        <w:t>FROM "</w:t>
+      </w:r>
+      <w:proofErr w:type="spellStart"/>
+      <w:r>
+        <w:rPr>
+          <w:rFonts w:ascii="Times New Roman" w:eastAsia="Times New Roman" w:hAnsi="Times New Roman" w:cs="Times New Roman"/>
+          <w:b/>
+          <w:bCs/>
+          <w:sz w:val="28"/>
+          <w:szCs w:val="28"/>
+          <w:lang w:eastAsia="uk-UA"/>
+          <w14:ligatures w14:val="none"/>
+        </w:rPr>
+        <w:t>Invoices</w:t>
+      </w:r>
+      <w:proofErr w:type="spellEnd"/>
+      <w:r>
+        <w:rPr>
+          <w:rFonts w:ascii="Times New Roman" w:eastAsia="Times New Roman" w:hAnsi="Times New Roman" w:cs="Times New Roman"/>
+          <w:b/>
+          <w:bCs/>
+          <w:sz w:val="28"/>
+          <w:szCs w:val="28"/>
+          <w:lang w:eastAsia="uk-UA"/>
+          <w14:ligatures w14:val="none"/>
+        </w:rPr>
+        <w:t>"</w:t>
       </w:r>
     </w:p>
     <w:p>
@@ -7853,7 +9089,29 @@
           <w:lang w:eastAsia="uk-UA"/>
           <w14:ligatures w14:val="none"/>
         </w:rPr>
-        <w:t xml:space="preserve">Оскільки PostgreSQL не дозволяє використовувати оператор </w:t>
+        <w:t xml:space="preserve">Оскільки </w:t>
+      </w:r>
+      <w:proofErr w:type="spellStart"/>
+      <w:r>
+        <w:rPr>
+          <w:rFonts w:ascii="Times New Roman" w:eastAsia="Times New Roman" w:hAnsi="Times New Roman" w:cs="Times New Roman"/>
+          <w:sz w:val="28"/>
+          <w:szCs w:val="28"/>
+          <w:lang w:eastAsia="uk-UA"/>
+          <w14:ligatures w14:val="none"/>
+        </w:rPr>
+        <w:t>PostgreSQL</w:t>
+      </w:r>
+      <w:proofErr w:type="spellEnd"/>
+      <w:r>
+        <w:rPr>
+          <w:rFonts w:ascii="Times New Roman" w:eastAsia="Times New Roman" w:hAnsi="Times New Roman" w:cs="Times New Roman"/>
+          <w:sz w:val="28"/>
+          <w:szCs w:val="28"/>
+          <w:lang w:eastAsia="uk-UA"/>
+          <w14:ligatures w14:val="none"/>
+        </w:rPr>
+        <w:t xml:space="preserve"> не дозволяє використовувати оператор </w:t>
       </w:r>
       <w:r>
         <w:rPr>
@@ -8011,8 +9269,9 @@
           <w:lang w:eastAsia="uk-UA"/>
           <w14:ligatures w14:val="none"/>
         </w:rPr>
-        <w:t>кінцевої дати виплати у таблиці Invoices</w:t>
-      </w:r>
+        <w:t xml:space="preserve">кінцевої дати виплати у таблиці </w:t>
+      </w:r>
+      <w:proofErr w:type="spellStart"/>
       <w:r>
         <w:rPr>
           <w:rFonts w:ascii="Times New Roman" w:eastAsia="Times New Roman" w:hAnsi="Times New Roman" w:cs="Times New Roman"/>
@@ -8021,8 +9280,9 @@
           <w:lang w:eastAsia="uk-UA"/>
           <w14:ligatures w14:val="none"/>
         </w:rPr>
-        <w:t xml:space="preserve"> на дату </w:t>
-      </w:r>
+        <w:t>Invoices</w:t>
+      </w:r>
+      <w:proofErr w:type="spellEnd"/>
       <w:r>
         <w:rPr>
           <w:rFonts w:ascii="Times New Roman" w:eastAsia="Times New Roman" w:hAnsi="Times New Roman" w:cs="Times New Roman"/>
@@ -8031,7 +9291,7 @@
           <w:lang w:eastAsia="uk-UA"/>
           <w14:ligatures w14:val="none"/>
         </w:rPr>
-        <w:t xml:space="preserve">‘2002-06-02’ було виконано запит, що </w:t>
+        <w:t xml:space="preserve"> на дату </w:t>
       </w:r>
       <w:r>
         <w:rPr>
@@ -8041,7 +9301,7 @@
           <w:lang w:eastAsia="uk-UA"/>
           <w14:ligatures w14:val="none"/>
         </w:rPr>
-        <w:t>множить значення</w:t>
+        <w:t xml:space="preserve">‘2002-06-02’ було виконано запит, що </w:t>
       </w:r>
       <w:r>
         <w:rPr>
@@ -8051,7 +9311,7 @@
           <w:lang w:eastAsia="uk-UA"/>
           <w14:ligatures w14:val="none"/>
         </w:rPr>
-        <w:t xml:space="preserve"> колонки “PayTerm”</w:t>
+        <w:t>множить значення</w:t>
       </w:r>
       <w:r>
         <w:rPr>
@@ -8061,8 +9321,9 @@
           <w:lang w:eastAsia="uk-UA"/>
           <w14:ligatures w14:val="none"/>
         </w:rPr>
-        <w:t xml:space="preserve"> на</w:t>
-      </w:r>
+        <w:t xml:space="preserve"> колонки “</w:t>
+      </w:r>
+      <w:proofErr w:type="spellStart"/>
       <w:r>
         <w:rPr>
           <w:rFonts w:ascii="Times New Roman" w:eastAsia="Times New Roman" w:hAnsi="Times New Roman" w:cs="Times New Roman"/>
@@ -8071,8 +9332,9 @@
           <w:lang w:eastAsia="uk-UA"/>
           <w14:ligatures w14:val="none"/>
         </w:rPr>
-        <w:t xml:space="preserve"> дату ‘2002-06-02’ за допомогою оператора «</w:t>
-      </w:r>
+        <w:t>PayTerm</w:t>
+      </w:r>
+      <w:proofErr w:type="spellEnd"/>
       <w:r>
         <w:rPr>
           <w:rFonts w:ascii="Times New Roman" w:eastAsia="Times New Roman" w:hAnsi="Times New Roman" w:cs="Times New Roman"/>
@@ -8081,7 +9343,7 @@
           <w:lang w:eastAsia="uk-UA"/>
           <w14:ligatures w14:val="none"/>
         </w:rPr>
-        <w:t>*</w:t>
+        <w:t>”</w:t>
       </w:r>
       <w:r>
         <w:rPr>
@@ -8091,7 +9353,7 @@
           <w:lang w:eastAsia="uk-UA"/>
           <w14:ligatures w14:val="none"/>
         </w:rPr>
-        <w:t>». Очікується помилка, так як алгебраїчний оператор «</w:t>
+        <w:t xml:space="preserve"> на</w:t>
       </w:r>
       <w:r>
         <w:rPr>
@@ -8101,7 +9363,7 @@
           <w:lang w:eastAsia="uk-UA"/>
           <w14:ligatures w14:val="none"/>
         </w:rPr>
-        <w:t>*</w:t>
+        <w:t xml:space="preserve"> дату ‘2002-06-02’ за допомогою оператора «</w:t>
       </w:r>
       <w:r>
         <w:rPr>
@@ -8111,6 +9373,36 @@
           <w:lang w:eastAsia="uk-UA"/>
           <w14:ligatures w14:val="none"/>
         </w:rPr>
+        <w:t>*</w:t>
+      </w:r>
+      <w:r>
+        <w:rPr>
+          <w:rFonts w:ascii="Times New Roman" w:eastAsia="Times New Roman" w:hAnsi="Times New Roman" w:cs="Times New Roman"/>
+          <w:sz w:val="28"/>
+          <w:szCs w:val="28"/>
+          <w:lang w:eastAsia="uk-UA"/>
+          <w14:ligatures w14:val="none"/>
+        </w:rPr>
+        <w:t>». Очікується помилка, так як алгебраїчний оператор «</w:t>
+      </w:r>
+      <w:r>
+        <w:rPr>
+          <w:rFonts w:ascii="Times New Roman" w:eastAsia="Times New Roman" w:hAnsi="Times New Roman" w:cs="Times New Roman"/>
+          <w:sz w:val="28"/>
+          <w:szCs w:val="28"/>
+          <w:lang w:eastAsia="uk-UA"/>
+          <w14:ligatures w14:val="none"/>
+        </w:rPr>
+        <w:t>*</w:t>
+      </w:r>
+      <w:r>
+        <w:rPr>
+          <w:rFonts w:ascii="Times New Roman" w:eastAsia="Times New Roman" w:hAnsi="Times New Roman" w:cs="Times New Roman"/>
+          <w:sz w:val="28"/>
+          <w:szCs w:val="28"/>
+          <w:lang w:eastAsia="uk-UA"/>
+          <w14:ligatures w14:val="none"/>
+        </w:rPr>
         <w:t>» не може бути застосований до дат.</w:t>
       </w:r>
     </w:p>
@@ -8165,8 +9457,9 @@
           <w:lang w:eastAsia="uk-UA"/>
           <w14:ligatures w14:val="none"/>
         </w:rPr>
-        <w:t xml:space="preserve">SELECT "PayTerm" </w:t>
-      </w:r>
+        <w:t>SELECT "</w:t>
+      </w:r>
+      <w:proofErr w:type="spellStart"/>
       <w:r>
         <w:rPr>
           <w:rFonts w:ascii="Times New Roman" w:eastAsia="Times New Roman" w:hAnsi="Times New Roman" w:cs="Times New Roman"/>
@@ -8177,8 +9470,9 @@
           <w:lang w:eastAsia="uk-UA"/>
           <w14:ligatures w14:val="none"/>
         </w:rPr>
-        <w:t>*</w:t>
-      </w:r>
+        <w:t>PayTerm</w:t>
+      </w:r>
+      <w:proofErr w:type="spellEnd"/>
       <w:r>
         <w:rPr>
           <w:rFonts w:ascii="Times New Roman" w:eastAsia="Times New Roman" w:hAnsi="Times New Roman" w:cs="Times New Roman"/>
@@ -8189,7 +9483,83 @@
           <w:lang w:eastAsia="uk-UA"/>
           <w14:ligatures w14:val="none"/>
         </w:rPr>
-        <w:t xml:space="preserve"> date('2002-06-02') AS "NewPayTerm" </w:t>
+        <w:t xml:space="preserve">" </w:t>
+      </w:r>
+      <w:r>
+        <w:rPr>
+          <w:rFonts w:ascii="Times New Roman" w:eastAsia="Times New Roman" w:hAnsi="Times New Roman" w:cs="Times New Roman"/>
+          <w:b/>
+          <w:bCs/>
+          <w:sz w:val="28"/>
+          <w:szCs w:val="28"/>
+          <w:lang w:eastAsia="uk-UA"/>
+          <w14:ligatures w14:val="none"/>
+        </w:rPr>
+        <w:t>*</w:t>
+      </w:r>
+      <w:r>
+        <w:rPr>
+          <w:rFonts w:ascii="Times New Roman" w:eastAsia="Times New Roman" w:hAnsi="Times New Roman" w:cs="Times New Roman"/>
+          <w:b/>
+          <w:bCs/>
+          <w:sz w:val="28"/>
+          <w:szCs w:val="28"/>
+          <w:lang w:eastAsia="uk-UA"/>
+          <w14:ligatures w14:val="none"/>
+        </w:rPr>
+        <w:t xml:space="preserve"> </w:t>
+      </w:r>
+      <w:proofErr w:type="spellStart"/>
+      <w:r>
+        <w:rPr>
+          <w:rFonts w:ascii="Times New Roman" w:eastAsia="Times New Roman" w:hAnsi="Times New Roman" w:cs="Times New Roman"/>
+          <w:b/>
+          <w:bCs/>
+          <w:sz w:val="28"/>
+          <w:szCs w:val="28"/>
+          <w:lang w:eastAsia="uk-UA"/>
+          <w14:ligatures w14:val="none"/>
+        </w:rPr>
+        <w:t>date</w:t>
+      </w:r>
+      <w:proofErr w:type="spellEnd"/>
+      <w:r>
+        <w:rPr>
+          <w:rFonts w:ascii="Times New Roman" w:eastAsia="Times New Roman" w:hAnsi="Times New Roman" w:cs="Times New Roman"/>
+          <w:b/>
+          <w:bCs/>
+          <w:sz w:val="28"/>
+          <w:szCs w:val="28"/>
+          <w:lang w:eastAsia="uk-UA"/>
+          <w14:ligatures w14:val="none"/>
+        </w:rPr>
+        <w:t>('2002-06-02') AS "</w:t>
+      </w:r>
+      <w:proofErr w:type="spellStart"/>
+      <w:r>
+        <w:rPr>
+          <w:rFonts w:ascii="Times New Roman" w:eastAsia="Times New Roman" w:hAnsi="Times New Roman" w:cs="Times New Roman"/>
+          <w:b/>
+          <w:bCs/>
+          <w:sz w:val="28"/>
+          <w:szCs w:val="28"/>
+          <w:lang w:eastAsia="uk-UA"/>
+          <w14:ligatures w14:val="none"/>
+        </w:rPr>
+        <w:t>NewPayTerm</w:t>
+      </w:r>
+      <w:proofErr w:type="spellEnd"/>
+      <w:r>
+        <w:rPr>
+          <w:rFonts w:ascii="Times New Roman" w:eastAsia="Times New Roman" w:hAnsi="Times New Roman" w:cs="Times New Roman"/>
+          <w:b/>
+          <w:bCs/>
+          <w:sz w:val="28"/>
+          <w:szCs w:val="28"/>
+          <w:lang w:eastAsia="uk-UA"/>
+          <w14:ligatures w14:val="none"/>
+        </w:rPr>
+        <w:t xml:space="preserve">" </w:t>
       </w:r>
     </w:p>
     <w:p>
@@ -8218,7 +9588,33 @@
           <w:lang w:eastAsia="uk-UA"/>
           <w14:ligatures w14:val="none"/>
         </w:rPr>
-        <w:t>FROM "Invoices"</w:t>
+        <w:t>FROM "</w:t>
+      </w:r>
+      <w:proofErr w:type="spellStart"/>
+      <w:r>
+        <w:rPr>
+          <w:rFonts w:ascii="Times New Roman" w:eastAsia="Times New Roman" w:hAnsi="Times New Roman" w:cs="Times New Roman"/>
+          <w:b/>
+          <w:bCs/>
+          <w:sz w:val="28"/>
+          <w:szCs w:val="28"/>
+          <w:lang w:eastAsia="uk-UA"/>
+          <w14:ligatures w14:val="none"/>
+        </w:rPr>
+        <w:t>Invoices</w:t>
+      </w:r>
+      <w:proofErr w:type="spellEnd"/>
+      <w:r>
+        <w:rPr>
+          <w:rFonts w:ascii="Times New Roman" w:eastAsia="Times New Roman" w:hAnsi="Times New Roman" w:cs="Times New Roman"/>
+          <w:b/>
+          <w:bCs/>
+          <w:sz w:val="28"/>
+          <w:szCs w:val="28"/>
+          <w:lang w:eastAsia="uk-UA"/>
+          <w14:ligatures w14:val="none"/>
+        </w:rPr>
+        <w:t>"</w:t>
       </w:r>
     </w:p>
     <w:p>
@@ -8241,7 +9637,29 @@
           <w:lang w:eastAsia="uk-UA"/>
           <w14:ligatures w14:val="none"/>
         </w:rPr>
-        <w:t xml:space="preserve">Оскільки PostgreSQL не дозволяє використовувати оператор </w:t>
+        <w:t xml:space="preserve">Оскільки </w:t>
+      </w:r>
+      <w:proofErr w:type="spellStart"/>
+      <w:r>
+        <w:rPr>
+          <w:rFonts w:ascii="Times New Roman" w:eastAsia="Times New Roman" w:hAnsi="Times New Roman" w:cs="Times New Roman"/>
+          <w:sz w:val="28"/>
+          <w:szCs w:val="28"/>
+          <w:lang w:eastAsia="uk-UA"/>
+          <w14:ligatures w14:val="none"/>
+        </w:rPr>
+        <w:t>PostgreSQL</w:t>
+      </w:r>
+      <w:proofErr w:type="spellEnd"/>
+      <w:r>
+        <w:rPr>
+          <w:rFonts w:ascii="Times New Roman" w:eastAsia="Times New Roman" w:hAnsi="Times New Roman" w:cs="Times New Roman"/>
+          <w:sz w:val="28"/>
+          <w:szCs w:val="28"/>
+          <w:lang w:eastAsia="uk-UA"/>
+          <w14:ligatures w14:val="none"/>
+        </w:rPr>
+        <w:t xml:space="preserve"> не дозволяє використовувати оператор </w:t>
       </w:r>
       <w:r>
         <w:rPr>
@@ -8523,7 +9941,95 @@
           <w:szCs w:val="28"/>
           <w:lang w:val="uk-UA"/>
         </w:rPr>
-        <w:t>SELECT "Cost" * 1.1 AS "NewCost" FROM public."Rents"</w:t>
+        <w:t>SELECT "</w:t>
+      </w:r>
+      <w:proofErr w:type="spellStart"/>
+      <w:r>
+        <w:rPr>
+          <w:b/>
+          <w:bCs/>
+          <w:sz w:val="28"/>
+          <w:szCs w:val="28"/>
+          <w:lang w:val="uk-UA"/>
+        </w:rPr>
+        <w:t>Cost</w:t>
+      </w:r>
+      <w:proofErr w:type="spellEnd"/>
+      <w:r>
+        <w:rPr>
+          <w:b/>
+          <w:bCs/>
+          <w:sz w:val="28"/>
+          <w:szCs w:val="28"/>
+          <w:lang w:val="uk-UA"/>
+        </w:rPr>
+        <w:t>" * 1.1 AS "</w:t>
+      </w:r>
+      <w:proofErr w:type="spellStart"/>
+      <w:r>
+        <w:rPr>
+          <w:b/>
+          <w:bCs/>
+          <w:sz w:val="28"/>
+          <w:szCs w:val="28"/>
+          <w:lang w:val="uk-UA"/>
+        </w:rPr>
+        <w:t>NewCost</w:t>
+      </w:r>
+      <w:proofErr w:type="spellEnd"/>
+      <w:r>
+        <w:rPr>
+          <w:b/>
+          <w:bCs/>
+          <w:sz w:val="28"/>
+          <w:szCs w:val="28"/>
+          <w:lang w:val="uk-UA"/>
+        </w:rPr>
+        <w:t xml:space="preserve">" FROM </w:t>
+      </w:r>
+      <w:proofErr w:type="spellStart"/>
+      <w:r>
+        <w:rPr>
+          <w:b/>
+          <w:bCs/>
+          <w:sz w:val="28"/>
+          <w:szCs w:val="28"/>
+          <w:lang w:val="uk-UA"/>
+        </w:rPr>
+        <w:t>public</w:t>
+      </w:r>
+      <w:proofErr w:type="spellEnd"/>
+      <w:r>
+        <w:rPr>
+          <w:b/>
+          <w:bCs/>
+          <w:sz w:val="28"/>
+          <w:szCs w:val="28"/>
+          <w:lang w:val="uk-UA"/>
+        </w:rPr>
+        <w:t>."</w:t>
+      </w:r>
+      <w:proofErr w:type="spellStart"/>
+      <w:r>
+        <w:rPr>
+          <w:b/>
+          <w:bCs/>
+          <w:sz w:val="28"/>
+          <w:szCs w:val="28"/>
+          <w:lang w:val="uk-UA"/>
+        </w:rPr>
+        <w:t>Rents</w:t>
+      </w:r>
+      <w:proofErr w:type="spellEnd"/>
+      <w:r>
+        <w:rPr>
+          <w:b/>
+          <w:bCs/>
+          <w:sz w:val="28"/>
+          <w:szCs w:val="28"/>
+          <w:lang w:val="uk-UA"/>
+        </w:rPr>
+        <w:t>"</w:t>
       </w:r>
     </w:p>
     <w:p>
@@ -8835,7 +10341,95 @@
           <w:szCs w:val="28"/>
           <w:lang w:val="uk-UA"/>
         </w:rPr>
-        <w:t>SELECT "Cost" - 100 AS "NewCost" FROM public."Rents"</w:t>
+        <w:t>SELECT "</w:t>
+      </w:r>
+      <w:proofErr w:type="spellStart"/>
+      <w:r>
+        <w:rPr>
+          <w:b/>
+          <w:bCs/>
+          <w:sz w:val="28"/>
+          <w:szCs w:val="28"/>
+          <w:lang w:val="uk-UA"/>
+        </w:rPr>
+        <w:t>Cost</w:t>
+      </w:r>
+      <w:proofErr w:type="spellEnd"/>
+      <w:r>
+        <w:rPr>
+          <w:b/>
+          <w:bCs/>
+          <w:sz w:val="28"/>
+          <w:szCs w:val="28"/>
+          <w:lang w:val="uk-UA"/>
+        </w:rPr>
+        <w:t>" - 100 AS "</w:t>
+      </w:r>
+      <w:proofErr w:type="spellStart"/>
+      <w:r>
+        <w:rPr>
+          <w:b/>
+          <w:bCs/>
+          <w:sz w:val="28"/>
+          <w:szCs w:val="28"/>
+          <w:lang w:val="uk-UA"/>
+        </w:rPr>
+        <w:t>NewCost</w:t>
+      </w:r>
+      <w:proofErr w:type="spellEnd"/>
+      <w:r>
+        <w:rPr>
+          <w:b/>
+          <w:bCs/>
+          <w:sz w:val="28"/>
+          <w:szCs w:val="28"/>
+          <w:lang w:val="uk-UA"/>
+        </w:rPr>
+        <w:t xml:space="preserve">" FROM </w:t>
+      </w:r>
+      <w:proofErr w:type="spellStart"/>
+      <w:r>
+        <w:rPr>
+          <w:b/>
+          <w:bCs/>
+          <w:sz w:val="28"/>
+          <w:szCs w:val="28"/>
+          <w:lang w:val="uk-UA"/>
+        </w:rPr>
+        <w:t>public</w:t>
+      </w:r>
+      <w:proofErr w:type="spellEnd"/>
+      <w:r>
+        <w:rPr>
+          <w:b/>
+          <w:bCs/>
+          <w:sz w:val="28"/>
+          <w:szCs w:val="28"/>
+          <w:lang w:val="uk-UA"/>
+        </w:rPr>
+        <w:t>."</w:t>
+      </w:r>
+      <w:proofErr w:type="spellStart"/>
+      <w:r>
+        <w:rPr>
+          <w:b/>
+          <w:bCs/>
+          <w:sz w:val="28"/>
+          <w:szCs w:val="28"/>
+          <w:lang w:val="uk-UA"/>
+        </w:rPr>
+        <w:t>Rents</w:t>
+      </w:r>
+      <w:proofErr w:type="spellEnd"/>
+      <w:r>
+        <w:rPr>
+          <w:b/>
+          <w:bCs/>
+          <w:sz w:val="28"/>
+          <w:szCs w:val="28"/>
+          <w:lang w:val="uk-UA"/>
+        </w:rPr>
+        <w:t>"</w:t>
       </w:r>
     </w:p>
     <w:p>
@@ -9197,7 +10791,103 @@
           <w:lang w:val="uk-UA" w:eastAsia="en-US"/>
           <w14:ligatures w14:val="standardContextual"/>
         </w:rPr>
-        <w:t>SELECT "Cost" + 50 AS "NewCost" FROM public."Rents"</w:t>
+        <w:t>SELECT "</w:t>
+      </w:r>
+      <w:proofErr w:type="spellStart"/>
+      <w:r>
+        <w:rPr>
+          <w:rFonts w:eastAsiaTheme="minorHAnsi"/>
+          <w:b/>
+          <w:bCs/>
+          <w:sz w:val="28"/>
+          <w:lang w:val="uk-UA" w:eastAsia="en-US"/>
+          <w14:ligatures w14:val="standardContextual"/>
+        </w:rPr>
+        <w:t>Cost</w:t>
+      </w:r>
+      <w:proofErr w:type="spellEnd"/>
+      <w:r>
+        <w:rPr>
+          <w:rFonts w:eastAsiaTheme="minorHAnsi"/>
+          <w:b/>
+          <w:bCs/>
+          <w:sz w:val="28"/>
+          <w:lang w:val="uk-UA" w:eastAsia="en-US"/>
+          <w14:ligatures w14:val="standardContextual"/>
+        </w:rPr>
+        <w:t>" + 50 AS "</w:t>
+      </w:r>
+      <w:proofErr w:type="spellStart"/>
+      <w:r>
+        <w:rPr>
+          <w:rFonts w:eastAsiaTheme="minorHAnsi"/>
+          <w:b/>
+          <w:bCs/>
+          <w:sz w:val="28"/>
+          <w:lang w:val="uk-UA" w:eastAsia="en-US"/>
+          <w14:ligatures w14:val="standardContextual"/>
+        </w:rPr>
+        <w:t>NewCost</w:t>
+      </w:r>
+      <w:proofErr w:type="spellEnd"/>
+      <w:r>
+        <w:rPr>
+          <w:rFonts w:eastAsiaTheme="minorHAnsi"/>
+          <w:b/>
+          <w:bCs/>
+          <w:sz w:val="28"/>
+          <w:lang w:val="uk-UA" w:eastAsia="en-US"/>
+          <w14:ligatures w14:val="standardContextual"/>
+        </w:rPr>
+        <w:t xml:space="preserve">" FROM </w:t>
+      </w:r>
+      <w:proofErr w:type="spellStart"/>
+      <w:r>
+        <w:rPr>
+          <w:rFonts w:eastAsiaTheme="minorHAnsi"/>
+          <w:b/>
+          <w:bCs/>
+          <w:sz w:val="28"/>
+          <w:lang w:val="uk-UA" w:eastAsia="en-US"/>
+          <w14:ligatures w14:val="standardContextual"/>
+        </w:rPr>
+        <w:t>public</w:t>
+      </w:r>
+      <w:proofErr w:type="spellEnd"/>
+      <w:r>
+        <w:rPr>
+          <w:rFonts w:eastAsiaTheme="minorHAnsi"/>
+          <w:b/>
+          <w:bCs/>
+          <w:sz w:val="28"/>
+          <w:lang w:val="uk-UA" w:eastAsia="en-US"/>
+          <w14:ligatures w14:val="standardContextual"/>
+        </w:rPr>
+        <w:t>."</w:t>
+      </w:r>
+      <w:proofErr w:type="spellStart"/>
+      <w:r>
+        <w:rPr>
+          <w:rFonts w:eastAsiaTheme="minorHAnsi"/>
+          <w:b/>
+          <w:bCs/>
+          <w:sz w:val="28"/>
+          <w:lang w:val="uk-UA" w:eastAsia="en-US"/>
+          <w14:ligatures w14:val="standardContextual"/>
+        </w:rPr>
+        <w:t>Rents</w:t>
+      </w:r>
+      <w:proofErr w:type="spellEnd"/>
+      <w:r>
+        <w:rPr>
+          <w:rFonts w:eastAsiaTheme="minorHAnsi"/>
+          <w:b/>
+          <w:bCs/>
+          <w:sz w:val="28"/>
+          <w:lang w:val="uk-UA" w:eastAsia="en-US"/>
+          <w14:ligatures w14:val="standardContextual"/>
+        </w:rPr>
+        <w:t>"</w:t>
       </w:r>
     </w:p>
     <w:p>
@@ -9569,7 +11259,43 @@
           <w:bCs/>
           <w:lang w:val="en-US"/>
         </w:rPr>
-        <w:t>SELECT "Cost" / 0.5 AS "NewCost" FROM public."Rents"</w:t>
+        <w:t>SELECT "Cost" / 0.5 AS "</w:t>
+      </w:r>
+      <w:proofErr w:type="spellStart"/>
+      <w:r>
+        <w:rPr>
+          <w:b/>
+          <w:bCs/>
+          <w:lang w:val="en-US"/>
+        </w:rPr>
+        <w:t>NewCost</w:t>
+      </w:r>
+      <w:proofErr w:type="spellEnd"/>
+      <w:r>
+        <w:rPr>
+          <w:b/>
+          <w:bCs/>
+          <w:lang w:val="en-US"/>
+        </w:rPr>
+        <w:t xml:space="preserve">" FROM </w:t>
+      </w:r>
+      <w:proofErr w:type="spellStart"/>
+      <w:r>
+        <w:rPr>
+          <w:b/>
+          <w:bCs/>
+          <w:lang w:val="en-US"/>
+        </w:rPr>
+        <w:t>public."Rents</w:t>
+      </w:r>
+      <w:proofErr w:type="spellEnd"/>
+      <w:r>
+        <w:rPr>
+          <w:b/>
+          <w:bCs/>
+          <w:lang w:val="en-US"/>
+        </w:rPr>
+        <w:t>"</w:t>
       </w:r>
     </w:p>
     <w:p>
@@ -9785,7 +11511,25 @@
           <w:szCs w:val="28"/>
           <w:lang w:val="en-US"/>
         </w:rPr>
-        <w:t>“LastName”</w:t>
+        <w:t>“</w:t>
+      </w:r>
+      <w:proofErr w:type="spellStart"/>
+      <w:r>
+        <w:rPr>
+          <w:sz w:val="28"/>
+          <w:szCs w:val="28"/>
+          <w:lang w:val="en-US"/>
+        </w:rPr>
+        <w:t>LastName</w:t>
+      </w:r>
+      <w:proofErr w:type="spellEnd"/>
+      <w:r>
+        <w:rPr>
+          <w:sz w:val="28"/>
+          <w:szCs w:val="28"/>
+          <w:lang w:val="en-US"/>
+        </w:rPr>
+        <w:t>”</w:t>
       </w:r>
       <w:r>
         <w:rPr>
@@ -9805,6 +11549,7 @@
         </w:rPr>
         <w:t>C</w:t>
       </w:r>
+      <w:proofErr w:type="spellStart"/>
       <w:r>
         <w:rPr>
           <w:rStyle w:val="HTML"/>
@@ -9815,6 +11560,7 @@
         </w:rPr>
         <w:t>lient</w:t>
       </w:r>
+      <w:proofErr w:type="spellEnd"/>
       <w:r>
         <w:rPr>
           <w:rStyle w:val="HTML"/>
@@ -9945,7 +11691,43 @@
           <w:bCs/>
           <w:lang w:val="en-US"/>
         </w:rPr>
-        <w:t>SELECT "FirstName" + "LastName" AS "FullName" FROM "Clients"</w:t>
+        <w:t>SELECT "FirstName" + "</w:t>
+      </w:r>
+      <w:proofErr w:type="spellStart"/>
+      <w:r>
+        <w:rPr>
+          <w:b/>
+          <w:bCs/>
+          <w:lang w:val="en-US"/>
+        </w:rPr>
+        <w:t>LastName</w:t>
+      </w:r>
+      <w:proofErr w:type="spellEnd"/>
+      <w:r>
+        <w:rPr>
+          <w:b/>
+          <w:bCs/>
+          <w:lang w:val="en-US"/>
+        </w:rPr>
+        <w:t>" AS "</w:t>
+      </w:r>
+      <w:proofErr w:type="spellStart"/>
+      <w:r>
+        <w:rPr>
+          <w:b/>
+          <w:bCs/>
+          <w:lang w:val="en-US"/>
+        </w:rPr>
+        <w:t>FullName</w:t>
+      </w:r>
+      <w:proofErr w:type="spellEnd"/>
+      <w:r>
+        <w:rPr>
+          <w:b/>
+          <w:bCs/>
+          <w:lang w:val="en-US"/>
+        </w:rPr>
+        <w:t>" FROM "Clients"</w:t>
       </w:r>
     </w:p>
     <w:p>
@@ -10121,7 +11903,25 @@
           <w:szCs w:val="28"/>
           <w:lang w:val="en-US"/>
         </w:rPr>
-        <w:t>“LastName”</w:t>
+        <w:t>“</w:t>
+      </w:r>
+      <w:proofErr w:type="spellStart"/>
+      <w:r>
+        <w:rPr>
+          <w:sz w:val="28"/>
+          <w:szCs w:val="28"/>
+          <w:lang w:val="en-US"/>
+        </w:rPr>
+        <w:t>LastName</w:t>
+      </w:r>
+      <w:proofErr w:type="spellEnd"/>
+      <w:r>
+        <w:rPr>
+          <w:sz w:val="28"/>
+          <w:szCs w:val="28"/>
+          <w:lang w:val="en-US"/>
+        </w:rPr>
+        <w:t>”</w:t>
       </w:r>
       <w:r>
         <w:rPr>
@@ -10141,6 +11941,7 @@
         </w:rPr>
         <w:t>C</w:t>
       </w:r>
+      <w:proofErr w:type="spellStart"/>
       <w:r>
         <w:rPr>
           <w:rStyle w:val="HTML"/>
@@ -10151,6 +11952,7 @@
         </w:rPr>
         <w:t>lient</w:t>
       </w:r>
+      <w:proofErr w:type="spellEnd"/>
       <w:r>
         <w:rPr>
           <w:rStyle w:val="HTML"/>
@@ -10167,7 +11969,25 @@
           <w:szCs w:val="28"/>
           <w:lang w:val="uk-UA"/>
         </w:rPr>
-        <w:t xml:space="preserve">. Очікується, що запит викличе помилку, оскільки оператор </w:t>
+        <w:t xml:space="preserve">. Очікується, що запит </w:t>
+      </w:r>
+      <w:proofErr w:type="spellStart"/>
+      <w:r>
+        <w:rPr>
+          <w:sz w:val="28"/>
+          <w:szCs w:val="28"/>
+          <w:lang w:val="uk-UA"/>
+        </w:rPr>
+        <w:t>викличе</w:t>
+      </w:r>
+      <w:proofErr w:type="spellEnd"/>
+      <w:r>
+        <w:rPr>
+          <w:sz w:val="28"/>
+          <w:szCs w:val="28"/>
+          <w:lang w:val="uk-UA"/>
+        </w:rPr>
+        <w:t xml:space="preserve"> помилку, оскільки оператор </w:t>
       </w:r>
       <w:r>
         <w:rPr>
@@ -10229,7 +12049,95 @@
           <w:szCs w:val="28"/>
           <w:lang w:val="uk-UA"/>
         </w:rPr>
-        <w:t>SELECT "FirstName" - "LastName" AS "FullName" FROM "Clients"</w:t>
+        <w:t>SELECT "</w:t>
+      </w:r>
+      <w:proofErr w:type="spellStart"/>
+      <w:r>
+        <w:rPr>
+          <w:b/>
+          <w:bCs/>
+          <w:sz w:val="28"/>
+          <w:szCs w:val="28"/>
+          <w:lang w:val="uk-UA"/>
+        </w:rPr>
+        <w:t>FirstName</w:t>
+      </w:r>
+      <w:proofErr w:type="spellEnd"/>
+      <w:r>
+        <w:rPr>
+          <w:b/>
+          <w:bCs/>
+          <w:sz w:val="28"/>
+          <w:szCs w:val="28"/>
+          <w:lang w:val="uk-UA"/>
+        </w:rPr>
+        <w:t>" - "</w:t>
+      </w:r>
+      <w:proofErr w:type="spellStart"/>
+      <w:r>
+        <w:rPr>
+          <w:b/>
+          <w:bCs/>
+          <w:sz w:val="28"/>
+          <w:szCs w:val="28"/>
+          <w:lang w:val="uk-UA"/>
+        </w:rPr>
+        <w:t>LastName</w:t>
+      </w:r>
+      <w:proofErr w:type="spellEnd"/>
+      <w:r>
+        <w:rPr>
+          <w:b/>
+          <w:bCs/>
+          <w:sz w:val="28"/>
+          <w:szCs w:val="28"/>
+          <w:lang w:val="uk-UA"/>
+        </w:rPr>
+        <w:t>" AS "</w:t>
+      </w:r>
+      <w:proofErr w:type="spellStart"/>
+      <w:r>
+        <w:rPr>
+          <w:b/>
+          <w:bCs/>
+          <w:sz w:val="28"/>
+          <w:szCs w:val="28"/>
+          <w:lang w:val="uk-UA"/>
+        </w:rPr>
+        <w:t>FullName</w:t>
+      </w:r>
+      <w:proofErr w:type="spellEnd"/>
+      <w:r>
+        <w:rPr>
+          <w:b/>
+          <w:bCs/>
+          <w:sz w:val="28"/>
+          <w:szCs w:val="28"/>
+          <w:lang w:val="uk-UA"/>
+        </w:rPr>
+        <w:t>" FROM "</w:t>
+      </w:r>
+      <w:proofErr w:type="spellStart"/>
+      <w:r>
+        <w:rPr>
+          <w:b/>
+          <w:bCs/>
+          <w:sz w:val="28"/>
+          <w:szCs w:val="28"/>
+          <w:lang w:val="uk-UA"/>
+        </w:rPr>
+        <w:t>Clients</w:t>
+      </w:r>
+      <w:proofErr w:type="spellEnd"/>
+      <w:r>
+        <w:rPr>
+          <w:b/>
+          <w:bCs/>
+          <w:sz w:val="28"/>
+          <w:szCs w:val="28"/>
+          <w:lang w:val="uk-UA"/>
+        </w:rPr>
+        <w:t>"</w:t>
       </w:r>
     </w:p>
     <w:p>
@@ -10434,7 +12342,25 @@
           <w:szCs w:val="28"/>
           <w:lang w:val="uk-UA"/>
         </w:rPr>
-        <w:t>. Очікується, що запит викличе помилку, оскільки оператор «*» не може бути використаний для рядкових даних.</w:t>
+        <w:t xml:space="preserve">. Очікується, що запит </w:t>
+      </w:r>
+      <w:proofErr w:type="spellStart"/>
+      <w:r>
+        <w:rPr>
+          <w:sz w:val="28"/>
+          <w:szCs w:val="28"/>
+          <w:lang w:val="uk-UA"/>
+        </w:rPr>
+        <w:t>викличе</w:t>
+      </w:r>
+      <w:proofErr w:type="spellEnd"/>
+      <w:r>
+        <w:rPr>
+          <w:sz w:val="28"/>
+          <w:szCs w:val="28"/>
+          <w:lang w:val="uk-UA"/>
+        </w:rPr>
+        <w:t xml:space="preserve"> помилку, оскільки оператор «*» не може бути використаний для рядкових даних.</w:t>
       </w:r>
     </w:p>
     <w:p>
@@ -10481,7 +12407,73 @@
           <w:szCs w:val="28"/>
           <w:lang w:val="uk-UA"/>
         </w:rPr>
-        <w:t>SELECT "FirstName" * 2 AS "MultipliedName" FROM "Clients"</w:t>
+        <w:t>SELECT "</w:t>
+      </w:r>
+      <w:proofErr w:type="spellStart"/>
+      <w:r>
+        <w:rPr>
+          <w:b/>
+          <w:bCs/>
+          <w:sz w:val="28"/>
+          <w:szCs w:val="28"/>
+          <w:lang w:val="uk-UA"/>
+        </w:rPr>
+        <w:t>FirstName</w:t>
+      </w:r>
+      <w:proofErr w:type="spellEnd"/>
+      <w:r>
+        <w:rPr>
+          <w:b/>
+          <w:bCs/>
+          <w:sz w:val="28"/>
+          <w:szCs w:val="28"/>
+          <w:lang w:val="uk-UA"/>
+        </w:rPr>
+        <w:t>" * 2 AS "</w:t>
+      </w:r>
+      <w:proofErr w:type="spellStart"/>
+      <w:r>
+        <w:rPr>
+          <w:b/>
+          <w:bCs/>
+          <w:sz w:val="28"/>
+          <w:szCs w:val="28"/>
+          <w:lang w:val="uk-UA"/>
+        </w:rPr>
+        <w:t>MultipliedName</w:t>
+      </w:r>
+      <w:proofErr w:type="spellEnd"/>
+      <w:r>
+        <w:rPr>
+          <w:b/>
+          <w:bCs/>
+          <w:sz w:val="28"/>
+          <w:szCs w:val="28"/>
+          <w:lang w:val="uk-UA"/>
+        </w:rPr>
+        <w:t>" FROM "</w:t>
+      </w:r>
+      <w:proofErr w:type="spellStart"/>
+      <w:r>
+        <w:rPr>
+          <w:b/>
+          <w:bCs/>
+          <w:sz w:val="28"/>
+          <w:szCs w:val="28"/>
+          <w:lang w:val="uk-UA"/>
+        </w:rPr>
+        <w:t>Clients</w:t>
+      </w:r>
+      <w:proofErr w:type="spellEnd"/>
+      <w:r>
+        <w:rPr>
+          <w:b/>
+          <w:bCs/>
+          <w:sz w:val="28"/>
+          <w:szCs w:val="28"/>
+          <w:lang w:val="uk-UA"/>
+        </w:rPr>
+        <w:t>"</w:t>
       </w:r>
     </w:p>
     <w:p>
@@ -10689,6 +12681,7 @@
         </w:rPr>
         <w:t>C</w:t>
       </w:r>
+      <w:proofErr w:type="spellStart"/>
       <w:r>
         <w:rPr>
           <w:rStyle w:val="HTML"/>
@@ -10699,6 +12692,7 @@
         </w:rPr>
         <w:t>lient</w:t>
       </w:r>
+      <w:proofErr w:type="spellEnd"/>
       <w:r>
         <w:rPr>
           <w:rStyle w:val="HTML"/>
@@ -10715,7 +12709,25 @@
           <w:szCs w:val="28"/>
           <w:lang w:val="uk-UA"/>
         </w:rPr>
-        <w:t>. Очікується, що запит викличе помилку, оскільки оператор «/» не може бути використаний для рядкових даних.</w:t>
+        <w:t xml:space="preserve">. Очікується, що запит </w:t>
+      </w:r>
+      <w:proofErr w:type="spellStart"/>
+      <w:r>
+        <w:rPr>
+          <w:sz w:val="28"/>
+          <w:szCs w:val="28"/>
+          <w:lang w:val="uk-UA"/>
+        </w:rPr>
+        <w:t>викличе</w:t>
+      </w:r>
+      <w:proofErr w:type="spellEnd"/>
+      <w:r>
+        <w:rPr>
+          <w:sz w:val="28"/>
+          <w:szCs w:val="28"/>
+          <w:lang w:val="uk-UA"/>
+        </w:rPr>
+        <w:t xml:space="preserve"> помилку, оскільки оператор «/» не може бути використаний для рядкових даних.</w:t>
       </w:r>
     </w:p>
     <w:p>
@@ -10761,7 +12773,73 @@
           <w:szCs w:val="28"/>
           <w:lang w:val="uk-UA"/>
         </w:rPr>
-        <w:t>SELECT "FirstName" / 2 AS "MultipliedName" FROM "Clients"</w:t>
+        <w:t>SELECT "</w:t>
+      </w:r>
+      <w:proofErr w:type="spellStart"/>
+      <w:r>
+        <w:rPr>
+          <w:b/>
+          <w:bCs/>
+          <w:sz w:val="28"/>
+          <w:szCs w:val="28"/>
+          <w:lang w:val="uk-UA"/>
+        </w:rPr>
+        <w:t>FirstName</w:t>
+      </w:r>
+      <w:proofErr w:type="spellEnd"/>
+      <w:r>
+        <w:rPr>
+          <w:b/>
+          <w:bCs/>
+          <w:sz w:val="28"/>
+          <w:szCs w:val="28"/>
+          <w:lang w:val="uk-UA"/>
+        </w:rPr>
+        <w:t>" / 2 AS "</w:t>
+      </w:r>
+      <w:proofErr w:type="spellStart"/>
+      <w:r>
+        <w:rPr>
+          <w:b/>
+          <w:bCs/>
+          <w:sz w:val="28"/>
+          <w:szCs w:val="28"/>
+          <w:lang w:val="uk-UA"/>
+        </w:rPr>
+        <w:t>MultipliedName</w:t>
+      </w:r>
+      <w:proofErr w:type="spellEnd"/>
+      <w:r>
+        <w:rPr>
+          <w:b/>
+          <w:bCs/>
+          <w:sz w:val="28"/>
+          <w:szCs w:val="28"/>
+          <w:lang w:val="uk-UA"/>
+        </w:rPr>
+        <w:t>" FROM "</w:t>
+      </w:r>
+      <w:proofErr w:type="spellStart"/>
+      <w:r>
+        <w:rPr>
+          <w:b/>
+          <w:bCs/>
+          <w:sz w:val="28"/>
+          <w:szCs w:val="28"/>
+          <w:lang w:val="uk-UA"/>
+        </w:rPr>
+        <w:t>Clients</w:t>
+      </w:r>
+      <w:proofErr w:type="spellEnd"/>
+      <w:r>
+        <w:rPr>
+          <w:b/>
+          <w:bCs/>
+          <w:sz w:val="28"/>
+          <w:szCs w:val="28"/>
+          <w:lang w:val="uk-UA"/>
+        </w:rPr>
+        <w:t>"</w:t>
       </w:r>
     </w:p>
     <w:p>
@@ -10959,6 +13037,7 @@
         </w:rPr>
         <w:t xml:space="preserve">) на інший рядок (поле </w:t>
       </w:r>
+      <w:proofErr w:type="spellStart"/>
       <w:r>
         <w:rPr>
           <w:rStyle w:val="HTML"/>
@@ -10969,6 +13048,7 @@
         </w:rPr>
         <w:t>LastName</w:t>
       </w:r>
+      <w:proofErr w:type="spellEnd"/>
       <w:r>
         <w:rPr>
           <w:sz w:val="28"/>
@@ -10993,7 +13073,25 @@
           <w:szCs w:val="28"/>
           <w:lang w:val="uk-UA"/>
         </w:rPr>
-        <w:t>. Очікується, що запит викличе помилку, оскільки оператор «*» не може бути використаний для множення рядків.</w:t>
+        <w:t xml:space="preserve">. Очікується, що запит </w:t>
+      </w:r>
+      <w:proofErr w:type="spellStart"/>
+      <w:r>
+        <w:rPr>
+          <w:sz w:val="28"/>
+          <w:szCs w:val="28"/>
+          <w:lang w:val="uk-UA"/>
+        </w:rPr>
+        <w:t>викличе</w:t>
+      </w:r>
+      <w:proofErr w:type="spellEnd"/>
+      <w:r>
+        <w:rPr>
+          <w:sz w:val="28"/>
+          <w:szCs w:val="28"/>
+          <w:lang w:val="uk-UA"/>
+        </w:rPr>
+        <w:t xml:space="preserve"> помилку, оскільки оператор «*» не може бути використаний для множення рядків.</w:t>
       </w:r>
     </w:p>
     <w:p>
@@ -11039,7 +13137,95 @@
           <w:szCs w:val="28"/>
           <w:lang w:val="uk-UA"/>
         </w:rPr>
-        <w:t>SELECT "FirstName" * "LastName" AS "FullName" FROM "Clients"</w:t>
+        <w:t>SELECT "</w:t>
+      </w:r>
+      <w:proofErr w:type="spellStart"/>
+      <w:r>
+        <w:rPr>
+          <w:b/>
+          <w:bCs/>
+          <w:sz w:val="28"/>
+          <w:szCs w:val="28"/>
+          <w:lang w:val="uk-UA"/>
+        </w:rPr>
+        <w:t>FirstName</w:t>
+      </w:r>
+      <w:proofErr w:type="spellEnd"/>
+      <w:r>
+        <w:rPr>
+          <w:b/>
+          <w:bCs/>
+          <w:sz w:val="28"/>
+          <w:szCs w:val="28"/>
+          <w:lang w:val="uk-UA"/>
+        </w:rPr>
+        <w:t>" * "</w:t>
+      </w:r>
+      <w:proofErr w:type="spellStart"/>
+      <w:r>
+        <w:rPr>
+          <w:b/>
+          <w:bCs/>
+          <w:sz w:val="28"/>
+          <w:szCs w:val="28"/>
+          <w:lang w:val="uk-UA"/>
+        </w:rPr>
+        <w:t>LastName</w:t>
+      </w:r>
+      <w:proofErr w:type="spellEnd"/>
+      <w:r>
+        <w:rPr>
+          <w:b/>
+          <w:bCs/>
+          <w:sz w:val="28"/>
+          <w:szCs w:val="28"/>
+          <w:lang w:val="uk-UA"/>
+        </w:rPr>
+        <w:t>" AS "</w:t>
+      </w:r>
+      <w:proofErr w:type="spellStart"/>
+      <w:r>
+        <w:rPr>
+          <w:b/>
+          <w:bCs/>
+          <w:sz w:val="28"/>
+          <w:szCs w:val="28"/>
+          <w:lang w:val="uk-UA"/>
+        </w:rPr>
+        <w:t>FullName</w:t>
+      </w:r>
+      <w:proofErr w:type="spellEnd"/>
+      <w:r>
+        <w:rPr>
+          <w:b/>
+          <w:bCs/>
+          <w:sz w:val="28"/>
+          <w:szCs w:val="28"/>
+          <w:lang w:val="uk-UA"/>
+        </w:rPr>
+        <w:t>" FROM "</w:t>
+      </w:r>
+      <w:proofErr w:type="spellStart"/>
+      <w:r>
+        <w:rPr>
+          <w:b/>
+          <w:bCs/>
+          <w:sz w:val="28"/>
+          <w:szCs w:val="28"/>
+          <w:lang w:val="uk-UA"/>
+        </w:rPr>
+        <w:t>Clients</w:t>
+      </w:r>
+      <w:proofErr w:type="spellEnd"/>
+      <w:r>
+        <w:rPr>
+          <w:b/>
+          <w:bCs/>
+          <w:sz w:val="28"/>
+          <w:szCs w:val="28"/>
+          <w:lang w:val="uk-UA"/>
+        </w:rPr>
+        <w:t>"</w:t>
       </w:r>
     </w:p>
     <w:p>
@@ -11782,7 +13968,29 @@
           <w:szCs w:val="28"/>
           <w:lang w:val="en-US"/>
         </w:rPr>
-        <w:t>SELECT * FROM public."Reviews"</w:t>
+        <w:t xml:space="preserve">SELECT * FROM </w:t>
+      </w:r>
+      <w:proofErr w:type="spellStart"/>
+      <w:r>
+        <w:rPr>
+          <w:b/>
+          <w:bCs/>
+          <w:sz w:val="28"/>
+          <w:szCs w:val="28"/>
+          <w:lang w:val="en-US"/>
+        </w:rPr>
+        <w:t>public."Reviews</w:t>
+      </w:r>
+      <w:proofErr w:type="spellEnd"/>
+      <w:r>
+        <w:rPr>
+          <w:b/>
+          <w:bCs/>
+          <w:sz w:val="28"/>
+          <w:szCs w:val="28"/>
+          <w:lang w:val="en-US"/>
+        </w:rPr>
+        <w:t>"</w:t>
       </w:r>
     </w:p>
     <w:p>
@@ -11806,7 +14014,29 @@
           <w:szCs w:val="28"/>
           <w:lang w:val="en-US"/>
         </w:rPr>
-        <w:t>ORDER BY "ReviewDate" ASC</w:t>
+        <w:t>ORDER BY "</w:t>
+      </w:r>
+      <w:proofErr w:type="spellStart"/>
+      <w:r>
+        <w:rPr>
+          <w:b/>
+          <w:bCs/>
+          <w:sz w:val="28"/>
+          <w:szCs w:val="28"/>
+          <w:lang w:val="en-US"/>
+        </w:rPr>
+        <w:t>ReviewDate</w:t>
+      </w:r>
+      <w:proofErr w:type="spellEnd"/>
+      <w:r>
+        <w:rPr>
+          <w:b/>
+          <w:bCs/>
+          <w:sz w:val="28"/>
+          <w:szCs w:val="28"/>
+          <w:lang w:val="en-US"/>
+        </w:rPr>
+        <w:t>" ASC</w:t>
       </w:r>
     </w:p>
     <w:p>
@@ -12151,7 +14381,29 @@
           <w:szCs w:val="28"/>
           <w:lang w:val="uk-UA"/>
         </w:rPr>
-        <w:t>SELECT * FROM "Vehicles"</w:t>
+        <w:t>SELECT * FROM "</w:t>
+      </w:r>
+      <w:proofErr w:type="spellStart"/>
+      <w:r>
+        <w:rPr>
+          <w:b/>
+          <w:bCs/>
+          <w:sz w:val="28"/>
+          <w:szCs w:val="28"/>
+          <w:lang w:val="uk-UA"/>
+        </w:rPr>
+        <w:t>Vehicles</w:t>
+      </w:r>
+      <w:proofErr w:type="spellEnd"/>
+      <w:r>
+        <w:rPr>
+          <w:b/>
+          <w:bCs/>
+          <w:sz w:val="28"/>
+          <w:szCs w:val="28"/>
+          <w:lang w:val="uk-UA"/>
+        </w:rPr>
+        <w:t>"</w:t>
       </w:r>
     </w:p>
     <w:p>
@@ -12176,7 +14428,29 @@
           <w:szCs w:val="28"/>
           <w:lang w:val="uk-UA"/>
         </w:rPr>
-        <w:t>ORDER BY "CostPerDay" DESC</w:t>
+        <w:t>ORDER BY "</w:t>
+      </w:r>
+      <w:proofErr w:type="spellStart"/>
+      <w:r>
+        <w:rPr>
+          <w:b/>
+          <w:bCs/>
+          <w:sz w:val="28"/>
+          <w:szCs w:val="28"/>
+          <w:lang w:val="uk-UA"/>
+        </w:rPr>
+        <w:t>CostPerDay</w:t>
+      </w:r>
+      <w:proofErr w:type="spellEnd"/>
+      <w:r>
+        <w:rPr>
+          <w:b/>
+          <w:bCs/>
+          <w:sz w:val="28"/>
+          <w:szCs w:val="28"/>
+          <w:lang w:val="uk-UA"/>
+        </w:rPr>
+        <w:t>" DESC</w:t>
       </w:r>
     </w:p>
     <w:p>
@@ -12664,7 +14938,29 @@
           <w:szCs w:val="28"/>
           <w:lang w:val="uk-UA"/>
         </w:rPr>
-        <w:t xml:space="preserve">"ClientEmail", </w:t>
+        <w:t>"</w:t>
+      </w:r>
+      <w:proofErr w:type="spellStart"/>
+      <w:r>
+        <w:rPr>
+          <w:b/>
+          <w:bCs/>
+          <w:sz w:val="28"/>
+          <w:szCs w:val="28"/>
+          <w:lang w:val="uk-UA"/>
+        </w:rPr>
+        <w:t>ClientEmail</w:t>
+      </w:r>
+      <w:proofErr w:type="spellEnd"/>
+      <w:r>
+        <w:rPr>
+          <w:b/>
+          <w:bCs/>
+          <w:sz w:val="28"/>
+          <w:szCs w:val="28"/>
+          <w:lang w:val="uk-UA"/>
+        </w:rPr>
+        <w:t xml:space="preserve">", </w:t>
       </w:r>
     </w:p>
     <w:p>
@@ -12689,7 +14985,51 @@
           <w:szCs w:val="28"/>
           <w:lang w:val="uk-UA"/>
         </w:rPr>
-        <w:t xml:space="preserve">"Rating" AS "RepeatingRating", </w:t>
+        <w:t>"</w:t>
+      </w:r>
+      <w:proofErr w:type="spellStart"/>
+      <w:r>
+        <w:rPr>
+          <w:b/>
+          <w:bCs/>
+          <w:sz w:val="28"/>
+          <w:szCs w:val="28"/>
+          <w:lang w:val="uk-UA"/>
+        </w:rPr>
+        <w:t>Rating</w:t>
+      </w:r>
+      <w:proofErr w:type="spellEnd"/>
+      <w:r>
+        <w:rPr>
+          <w:b/>
+          <w:bCs/>
+          <w:sz w:val="28"/>
+          <w:szCs w:val="28"/>
+          <w:lang w:val="uk-UA"/>
+        </w:rPr>
+        <w:t>" AS "</w:t>
+      </w:r>
+      <w:proofErr w:type="spellStart"/>
+      <w:r>
+        <w:rPr>
+          <w:b/>
+          <w:bCs/>
+          <w:sz w:val="28"/>
+          <w:szCs w:val="28"/>
+          <w:lang w:val="uk-UA"/>
+        </w:rPr>
+        <w:t>RepeatingRating</w:t>
+      </w:r>
+      <w:proofErr w:type="spellEnd"/>
+      <w:r>
+        <w:rPr>
+          <w:b/>
+          <w:bCs/>
+          <w:sz w:val="28"/>
+          <w:szCs w:val="28"/>
+          <w:lang w:val="uk-UA"/>
+        </w:rPr>
+        <w:t xml:space="preserve">", </w:t>
       </w:r>
     </w:p>
     <w:p>
@@ -12714,7 +15054,51 @@
           <w:szCs w:val="28"/>
           <w:lang w:val="uk-UA"/>
         </w:rPr>
-        <w:t>COUNT("Id") AS "ReviewCount"</w:t>
+        <w:t>COUNT("</w:t>
+      </w:r>
+      <w:proofErr w:type="spellStart"/>
+      <w:r>
+        <w:rPr>
+          <w:b/>
+          <w:bCs/>
+          <w:sz w:val="28"/>
+          <w:szCs w:val="28"/>
+          <w:lang w:val="uk-UA"/>
+        </w:rPr>
+        <w:t>Id</w:t>
+      </w:r>
+      <w:proofErr w:type="spellEnd"/>
+      <w:r>
+        <w:rPr>
+          <w:b/>
+          <w:bCs/>
+          <w:sz w:val="28"/>
+          <w:szCs w:val="28"/>
+          <w:lang w:val="uk-UA"/>
+        </w:rPr>
+        <w:t>") AS "</w:t>
+      </w:r>
+      <w:proofErr w:type="spellStart"/>
+      <w:r>
+        <w:rPr>
+          <w:b/>
+          <w:bCs/>
+          <w:sz w:val="28"/>
+          <w:szCs w:val="28"/>
+          <w:lang w:val="uk-UA"/>
+        </w:rPr>
+        <w:t>ReviewCount</w:t>
+      </w:r>
+      <w:proofErr w:type="spellEnd"/>
+      <w:r>
+        <w:rPr>
+          <w:b/>
+          <w:bCs/>
+          <w:sz w:val="28"/>
+          <w:szCs w:val="28"/>
+          <w:lang w:val="uk-UA"/>
+        </w:rPr>
+        <w:t>"</w:t>
       </w:r>
     </w:p>
     <w:p>
@@ -12739,7 +15123,29 @@
           <w:szCs w:val="28"/>
           <w:lang w:val="uk-UA"/>
         </w:rPr>
-        <w:t>FROM "Reviews"</w:t>
+        <w:t>FROM "</w:t>
+      </w:r>
+      <w:proofErr w:type="spellStart"/>
+      <w:r>
+        <w:rPr>
+          <w:b/>
+          <w:bCs/>
+          <w:sz w:val="28"/>
+          <w:szCs w:val="28"/>
+          <w:lang w:val="uk-UA"/>
+        </w:rPr>
+        <w:t>Reviews</w:t>
+      </w:r>
+      <w:proofErr w:type="spellEnd"/>
+      <w:r>
+        <w:rPr>
+          <w:b/>
+          <w:bCs/>
+          <w:sz w:val="28"/>
+          <w:szCs w:val="28"/>
+          <w:lang w:val="uk-UA"/>
+        </w:rPr>
+        <w:t>"</w:t>
       </w:r>
     </w:p>
     <w:p>
@@ -12764,7 +15170,51 @@
           <w:szCs w:val="28"/>
           <w:lang w:val="uk-UA"/>
         </w:rPr>
-        <w:t>GROUP BY "ClientEmail", "Rating"</w:t>
+        <w:t>GROUP BY "</w:t>
+      </w:r>
+      <w:proofErr w:type="spellStart"/>
+      <w:r>
+        <w:rPr>
+          <w:b/>
+          <w:bCs/>
+          <w:sz w:val="28"/>
+          <w:szCs w:val="28"/>
+          <w:lang w:val="uk-UA"/>
+        </w:rPr>
+        <w:t>ClientEmail</w:t>
+      </w:r>
+      <w:proofErr w:type="spellEnd"/>
+      <w:r>
+        <w:rPr>
+          <w:b/>
+          <w:bCs/>
+          <w:sz w:val="28"/>
+          <w:szCs w:val="28"/>
+          <w:lang w:val="uk-UA"/>
+        </w:rPr>
+        <w:t>", "</w:t>
+      </w:r>
+      <w:proofErr w:type="spellStart"/>
+      <w:r>
+        <w:rPr>
+          <w:b/>
+          <w:bCs/>
+          <w:sz w:val="28"/>
+          <w:szCs w:val="28"/>
+          <w:lang w:val="uk-UA"/>
+        </w:rPr>
+        <w:t>Rating</w:t>
+      </w:r>
+      <w:proofErr w:type="spellEnd"/>
+      <w:r>
+        <w:rPr>
+          <w:b/>
+          <w:bCs/>
+          <w:sz w:val="28"/>
+          <w:szCs w:val="28"/>
+          <w:lang w:val="uk-UA"/>
+        </w:rPr>
+        <w:t>"</w:t>
       </w:r>
     </w:p>
     <w:p>
@@ -12789,7 +15239,29 @@
           <w:szCs w:val="28"/>
           <w:lang w:val="uk-UA"/>
         </w:rPr>
-        <w:t>HAVING COUNT("Id") &gt; 1</w:t>
+        <w:t>HAVING COUNT("</w:t>
+      </w:r>
+      <w:proofErr w:type="spellStart"/>
+      <w:r>
+        <w:rPr>
+          <w:b/>
+          <w:bCs/>
+          <w:sz w:val="28"/>
+          <w:szCs w:val="28"/>
+          <w:lang w:val="uk-UA"/>
+        </w:rPr>
+        <w:t>Id</w:t>
+      </w:r>
+      <w:proofErr w:type="spellEnd"/>
+      <w:r>
+        <w:rPr>
+          <w:b/>
+          <w:bCs/>
+          <w:sz w:val="28"/>
+          <w:szCs w:val="28"/>
+          <w:lang w:val="uk-UA"/>
+        </w:rPr>
+        <w:t>") &gt; 1</w:t>
       </w:r>
     </w:p>
     <w:p>
@@ -12814,7 +15286,29 @@
           <w:szCs w:val="28"/>
           <w:lang w:val="uk-UA"/>
         </w:rPr>
-        <w:t>ORDER BY "ClientEmail" DESC</w:t>
+        <w:t>ORDER BY "</w:t>
+      </w:r>
+      <w:proofErr w:type="spellStart"/>
+      <w:r>
+        <w:rPr>
+          <w:b/>
+          <w:bCs/>
+          <w:sz w:val="28"/>
+          <w:szCs w:val="28"/>
+          <w:lang w:val="uk-UA"/>
+        </w:rPr>
+        <w:t>ClientEmail</w:t>
+      </w:r>
+      <w:proofErr w:type="spellEnd"/>
+      <w:r>
+        <w:rPr>
+          <w:b/>
+          <w:bCs/>
+          <w:sz w:val="28"/>
+          <w:szCs w:val="28"/>
+          <w:lang w:val="uk-UA"/>
+        </w:rPr>
+        <w:t>" DESC</w:t>
       </w:r>
     </w:p>
     <w:p>
@@ -13208,7 +15702,51 @@
           <w:szCs w:val="28"/>
           <w:lang w:val="uk-UA"/>
         </w:rPr>
-        <w:t xml:space="preserve">SELECT COUNT(DISTINCT "FirstName") AS "UniqueFirstNames" </w:t>
+        <w:t>SELECT COUNT(DISTINCT "</w:t>
+      </w:r>
+      <w:proofErr w:type="spellStart"/>
+      <w:r>
+        <w:rPr>
+          <w:b/>
+          <w:bCs/>
+          <w:sz w:val="28"/>
+          <w:szCs w:val="28"/>
+          <w:lang w:val="uk-UA"/>
+        </w:rPr>
+        <w:t>FirstName</w:t>
+      </w:r>
+      <w:proofErr w:type="spellEnd"/>
+      <w:r>
+        <w:rPr>
+          <w:b/>
+          <w:bCs/>
+          <w:sz w:val="28"/>
+          <w:szCs w:val="28"/>
+          <w:lang w:val="uk-UA"/>
+        </w:rPr>
+        <w:t>") AS "</w:t>
+      </w:r>
+      <w:proofErr w:type="spellStart"/>
+      <w:r>
+        <w:rPr>
+          <w:b/>
+          <w:bCs/>
+          <w:sz w:val="28"/>
+          <w:szCs w:val="28"/>
+          <w:lang w:val="uk-UA"/>
+        </w:rPr>
+        <w:t>UniqueFirstNames</w:t>
+      </w:r>
+      <w:proofErr w:type="spellEnd"/>
+      <w:r>
+        <w:rPr>
+          <w:b/>
+          <w:bCs/>
+          <w:sz w:val="28"/>
+          <w:szCs w:val="28"/>
+          <w:lang w:val="uk-UA"/>
+        </w:rPr>
+        <w:t xml:space="preserve">" </w:t>
       </w:r>
     </w:p>
     <w:p>
@@ -13233,7 +15771,29 @@
           <w:szCs w:val="28"/>
           <w:lang w:val="uk-UA"/>
         </w:rPr>
-        <w:t>FROM "Clients";</w:t>
+        <w:t>FROM "</w:t>
+      </w:r>
+      <w:proofErr w:type="spellStart"/>
+      <w:r>
+        <w:rPr>
+          <w:b/>
+          <w:bCs/>
+          <w:sz w:val="28"/>
+          <w:szCs w:val="28"/>
+          <w:lang w:val="uk-UA"/>
+        </w:rPr>
+        <w:t>Clients</w:t>
+      </w:r>
+      <w:proofErr w:type="spellEnd"/>
+      <w:r>
+        <w:rPr>
+          <w:b/>
+          <w:bCs/>
+          <w:sz w:val="28"/>
+          <w:szCs w:val="28"/>
+          <w:lang w:val="uk-UA"/>
+        </w:rPr>
+        <w:t>";</w:t>
       </w:r>
     </w:p>
     <w:p>
@@ -13279,6 +15839,7 @@
       </w:pPr>
       <w:r>
         <w:rPr>
+          <w:noProof/>
           <w:sz w:val="28"/>
           <w:szCs w:val="28"/>
           <w:lang w:val="uk-UA"/>
@@ -13542,7 +16103,29 @@
           <w:szCs w:val="28"/>
           <w:lang w:val="uk-UA"/>
         </w:rPr>
-        <w:t xml:space="preserve">FILTER (WHERE "Comment" IS NOT NULL) </w:t>
+        <w:t>FILTER (WHERE "</w:t>
+      </w:r>
+      <w:proofErr w:type="spellStart"/>
+      <w:r>
+        <w:rPr>
+          <w:b/>
+          <w:bCs/>
+          <w:sz w:val="28"/>
+          <w:szCs w:val="28"/>
+          <w:lang w:val="uk-UA"/>
+        </w:rPr>
+        <w:t>Comment</w:t>
+      </w:r>
+      <w:proofErr w:type="spellEnd"/>
+      <w:r>
+        <w:rPr>
+          <w:b/>
+          <w:bCs/>
+          <w:sz w:val="28"/>
+          <w:szCs w:val="28"/>
+          <w:lang w:val="uk-UA"/>
+        </w:rPr>
+        <w:t xml:space="preserve">" IS NOT NULL) </w:t>
       </w:r>
     </w:p>
     <w:p>
@@ -13567,7 +16150,29 @@
           <w:szCs w:val="28"/>
           <w:lang w:val="uk-UA"/>
         </w:rPr>
-        <w:t xml:space="preserve">AS "ReviewsWithComments" </w:t>
+        <w:t>AS "</w:t>
+      </w:r>
+      <w:proofErr w:type="spellStart"/>
+      <w:r>
+        <w:rPr>
+          <w:b/>
+          <w:bCs/>
+          <w:sz w:val="28"/>
+          <w:szCs w:val="28"/>
+          <w:lang w:val="uk-UA"/>
+        </w:rPr>
+        <w:t>ReviewsWithComments</w:t>
+      </w:r>
+      <w:proofErr w:type="spellEnd"/>
+      <w:r>
+        <w:rPr>
+          <w:b/>
+          <w:bCs/>
+          <w:sz w:val="28"/>
+          <w:szCs w:val="28"/>
+          <w:lang w:val="uk-UA"/>
+        </w:rPr>
+        <w:t xml:space="preserve">" </w:t>
       </w:r>
     </w:p>
     <w:p>
@@ -13592,7 +16197,29 @@
           <w:szCs w:val="28"/>
           <w:lang w:val="uk-UA"/>
         </w:rPr>
-        <w:t>FROM "Reviews";</w:t>
+        <w:t>FROM "</w:t>
+      </w:r>
+      <w:proofErr w:type="spellStart"/>
+      <w:r>
+        <w:rPr>
+          <w:b/>
+          <w:bCs/>
+          <w:sz w:val="28"/>
+          <w:szCs w:val="28"/>
+          <w:lang w:val="uk-UA"/>
+        </w:rPr>
+        <w:t>Reviews</w:t>
+      </w:r>
+      <w:proofErr w:type="spellEnd"/>
+      <w:r>
+        <w:rPr>
+          <w:b/>
+          <w:bCs/>
+          <w:sz w:val="28"/>
+          <w:szCs w:val="28"/>
+          <w:lang w:val="uk-UA"/>
+        </w:rPr>
+        <w:t>";</w:t>
       </w:r>
     </w:p>
     <w:p>
@@ -13668,6 +16295,7 @@
       </w:pPr>
       <w:r>
         <w:rPr>
+          <w:noProof/>
           <w:sz w:val="28"/>
           <w:szCs w:val="28"/>
           <w:lang w:val="uk-UA"/>
@@ -13958,7 +16586,29 @@
           <w:szCs w:val="28"/>
           <w:lang w:val="uk-UA"/>
         </w:rPr>
-        <w:t>EXTRACT(YEAR FROM "BirthDate") &lt; 2000 THEN 1 END)</w:t>
+        <w:t>EXTRACT(YEAR FROM "</w:t>
+      </w:r>
+      <w:proofErr w:type="spellStart"/>
+      <w:r>
+        <w:rPr>
+          <w:b/>
+          <w:bCs/>
+          <w:sz w:val="28"/>
+          <w:szCs w:val="28"/>
+          <w:lang w:val="uk-UA"/>
+        </w:rPr>
+        <w:t>BirthDate</w:t>
+      </w:r>
+      <w:proofErr w:type="spellEnd"/>
+      <w:r>
+        <w:rPr>
+          <w:b/>
+          <w:bCs/>
+          <w:sz w:val="28"/>
+          <w:szCs w:val="28"/>
+          <w:lang w:val="uk-UA"/>
+        </w:rPr>
+        <w:t>") &lt; 2000 THEN 1 END)</w:t>
       </w:r>
     </w:p>
     <w:p>
@@ -14033,7 +16683,29 @@
           <w:szCs w:val="28"/>
           <w:lang w:val="uk-UA"/>
         </w:rPr>
-        <w:t>EXTRACT(YEAR FROM "BirthDate") &gt;= 2000 THEN 1 END)</w:t>
+        <w:t>EXTRACT(YEAR FROM "</w:t>
+      </w:r>
+      <w:proofErr w:type="spellStart"/>
+      <w:r>
+        <w:rPr>
+          <w:b/>
+          <w:bCs/>
+          <w:sz w:val="28"/>
+          <w:szCs w:val="28"/>
+          <w:lang w:val="uk-UA"/>
+        </w:rPr>
+        <w:t>BirthDate</w:t>
+      </w:r>
+      <w:proofErr w:type="spellEnd"/>
+      <w:r>
+        <w:rPr>
+          <w:b/>
+          <w:bCs/>
+          <w:sz w:val="28"/>
+          <w:szCs w:val="28"/>
+          <w:lang w:val="uk-UA"/>
+        </w:rPr>
+        <w:t>") &gt;= 2000 THEN 1 END)</w:t>
       </w:r>
     </w:p>
     <w:p>
@@ -14083,7 +16755,29 @@
           <w:szCs w:val="28"/>
           <w:lang w:val="uk-UA"/>
         </w:rPr>
-        <w:t>FROM "Clients";</w:t>
+        <w:t>FROM "</w:t>
+      </w:r>
+      <w:proofErr w:type="spellStart"/>
+      <w:r>
+        <w:rPr>
+          <w:b/>
+          <w:bCs/>
+          <w:sz w:val="28"/>
+          <w:szCs w:val="28"/>
+          <w:lang w:val="uk-UA"/>
+        </w:rPr>
+        <w:t>Clients</w:t>
+      </w:r>
+      <w:proofErr w:type="spellEnd"/>
+      <w:r>
+        <w:rPr>
+          <w:b/>
+          <w:bCs/>
+          <w:sz w:val="28"/>
+          <w:szCs w:val="28"/>
+          <w:lang w:val="uk-UA"/>
+        </w:rPr>
+        <w:t>";</w:t>
       </w:r>
     </w:p>
     <w:p>
@@ -14112,71 +16806,7 @@
           <w:szCs w:val="28"/>
           <w:lang w:val="uk-UA"/>
         </w:rPr>
-        <w:t>кільк</w:t>
-      </w:r>
-      <w:r>
-        <w:rPr>
-          <w:sz w:val="28"/>
-          <w:szCs w:val="28"/>
-          <w:lang w:val="uk-UA"/>
-        </w:rPr>
-        <w:t>і</w:t>
-      </w:r>
-      <w:r>
-        <w:rPr>
-          <w:sz w:val="28"/>
-          <w:szCs w:val="28"/>
-          <w:lang w:val="uk-UA"/>
-        </w:rPr>
-        <w:t>ст</w:t>
-      </w:r>
-      <w:r>
-        <w:rPr>
-          <w:sz w:val="28"/>
-          <w:szCs w:val="28"/>
-          <w:lang w:val="uk-UA"/>
-        </w:rPr>
-        <w:t>ь</w:t>
-      </w:r>
-      <w:r>
-        <w:rPr>
-          <w:sz w:val="28"/>
-          <w:szCs w:val="28"/>
-          <w:lang w:val="uk-UA"/>
-        </w:rPr>
-        <w:t xml:space="preserve"> клієнтів які народилися до 2000 року, та кільк</w:t>
-      </w:r>
-      <w:r>
-        <w:rPr>
-          <w:sz w:val="28"/>
-          <w:szCs w:val="28"/>
-          <w:lang w:val="uk-UA"/>
-        </w:rPr>
-        <w:t>і</w:t>
-      </w:r>
-      <w:r>
-        <w:rPr>
-          <w:sz w:val="28"/>
-          <w:szCs w:val="28"/>
-          <w:lang w:val="uk-UA"/>
-        </w:rPr>
-        <w:t>ст</w:t>
-      </w:r>
-      <w:r>
-        <w:rPr>
-          <w:sz w:val="28"/>
-          <w:szCs w:val="28"/>
-          <w:lang w:val="uk-UA"/>
-        </w:rPr>
-        <w:t>ь</w:t>
-      </w:r>
-      <w:r>
-        <w:rPr>
-          <w:sz w:val="28"/>
-          <w:szCs w:val="28"/>
-          <w:lang w:val="uk-UA"/>
-        </w:rPr>
-        <w:t xml:space="preserve"> клієнтів, що народилися після 2000 року</w:t>
+        <w:t>кількість клієнтів які народилися до 2000 року, та кількість клієнтів, що народилися після 2000 року</w:t>
       </w:r>
       <w:r>
         <w:rPr>
@@ -14209,6 +16839,7 @@
       </w:r>
       <w:r>
         <w:rPr>
+          <w:noProof/>
           <w:sz w:val="28"/>
           <w:szCs w:val="28"/>
           <w:lang w:val="uk-UA"/>
@@ -14645,7 +17276,51 @@
           <w:szCs w:val="28"/>
           <w:lang w:val="uk-UA"/>
         </w:rPr>
-        <w:t xml:space="preserve">    AVG("RepairCost") AS "AverageRepairCost",</w:t>
+        <w:t xml:space="preserve">    AVG("</w:t>
+      </w:r>
+      <w:proofErr w:type="spellStart"/>
+      <w:r>
+        <w:rPr>
+          <w:b/>
+          <w:bCs/>
+          <w:sz w:val="28"/>
+          <w:szCs w:val="28"/>
+          <w:lang w:val="uk-UA"/>
+        </w:rPr>
+        <w:t>RepairCost</w:t>
+      </w:r>
+      <w:proofErr w:type="spellEnd"/>
+      <w:r>
+        <w:rPr>
+          <w:b/>
+          <w:bCs/>
+          <w:sz w:val="28"/>
+          <w:szCs w:val="28"/>
+          <w:lang w:val="uk-UA"/>
+        </w:rPr>
+        <w:t>") AS "</w:t>
+      </w:r>
+      <w:proofErr w:type="spellStart"/>
+      <w:r>
+        <w:rPr>
+          <w:b/>
+          <w:bCs/>
+          <w:sz w:val="28"/>
+          <w:szCs w:val="28"/>
+          <w:lang w:val="uk-UA"/>
+        </w:rPr>
+        <w:t>AverageRepairCost</w:t>
+      </w:r>
+      <w:proofErr w:type="spellEnd"/>
+      <w:r>
+        <w:rPr>
+          <w:b/>
+          <w:bCs/>
+          <w:sz w:val="28"/>
+          <w:szCs w:val="28"/>
+          <w:lang w:val="uk-UA"/>
+        </w:rPr>
+        <w:t>",</w:t>
       </w:r>
     </w:p>
     <w:p>
@@ -14670,7 +17345,51 @@
           <w:szCs w:val="28"/>
           <w:lang w:val="uk-UA"/>
         </w:rPr>
-        <w:t xml:space="preserve">    MAX("RepairCost") AS "MaxRepairCost",</w:t>
+        <w:t xml:space="preserve">    MAX("</w:t>
+      </w:r>
+      <w:proofErr w:type="spellStart"/>
+      <w:r>
+        <w:rPr>
+          <w:b/>
+          <w:bCs/>
+          <w:sz w:val="28"/>
+          <w:szCs w:val="28"/>
+          <w:lang w:val="uk-UA"/>
+        </w:rPr>
+        <w:t>RepairCost</w:t>
+      </w:r>
+      <w:proofErr w:type="spellEnd"/>
+      <w:r>
+        <w:rPr>
+          <w:b/>
+          <w:bCs/>
+          <w:sz w:val="28"/>
+          <w:szCs w:val="28"/>
+          <w:lang w:val="uk-UA"/>
+        </w:rPr>
+        <w:t>") AS "</w:t>
+      </w:r>
+      <w:proofErr w:type="spellStart"/>
+      <w:r>
+        <w:rPr>
+          <w:b/>
+          <w:bCs/>
+          <w:sz w:val="28"/>
+          <w:szCs w:val="28"/>
+          <w:lang w:val="uk-UA"/>
+        </w:rPr>
+        <w:t>MaxRepairCost</w:t>
+      </w:r>
+      <w:proofErr w:type="spellEnd"/>
+      <w:r>
+        <w:rPr>
+          <w:b/>
+          <w:bCs/>
+          <w:sz w:val="28"/>
+          <w:szCs w:val="28"/>
+          <w:lang w:val="uk-UA"/>
+        </w:rPr>
+        <w:t>",</w:t>
       </w:r>
     </w:p>
     <w:p>
@@ -14695,7 +17414,51 @@
           <w:szCs w:val="28"/>
           <w:lang w:val="uk-UA"/>
         </w:rPr>
-        <w:t xml:space="preserve">    MIN("RepairCost") AS "MinRepairCost",</w:t>
+        <w:t xml:space="preserve">    MIN("</w:t>
+      </w:r>
+      <w:proofErr w:type="spellStart"/>
+      <w:r>
+        <w:rPr>
+          <w:b/>
+          <w:bCs/>
+          <w:sz w:val="28"/>
+          <w:szCs w:val="28"/>
+          <w:lang w:val="uk-UA"/>
+        </w:rPr>
+        <w:t>RepairCost</w:t>
+      </w:r>
+      <w:proofErr w:type="spellEnd"/>
+      <w:r>
+        <w:rPr>
+          <w:b/>
+          <w:bCs/>
+          <w:sz w:val="28"/>
+          <w:szCs w:val="28"/>
+          <w:lang w:val="uk-UA"/>
+        </w:rPr>
+        <w:t>") AS "</w:t>
+      </w:r>
+      <w:proofErr w:type="spellStart"/>
+      <w:r>
+        <w:rPr>
+          <w:b/>
+          <w:bCs/>
+          <w:sz w:val="28"/>
+          <w:szCs w:val="28"/>
+          <w:lang w:val="uk-UA"/>
+        </w:rPr>
+        <w:t>MinRepairCost</w:t>
+      </w:r>
+      <w:proofErr w:type="spellEnd"/>
+      <w:r>
+        <w:rPr>
+          <w:b/>
+          <w:bCs/>
+          <w:sz w:val="28"/>
+          <w:szCs w:val="28"/>
+          <w:lang w:val="uk-UA"/>
+        </w:rPr>
+        <w:t>",</w:t>
       </w:r>
     </w:p>
     <w:p>
@@ -14730,7 +17493,51 @@
           <w:szCs w:val="28"/>
           <w:lang w:val="uk-UA"/>
         </w:rPr>
-        <w:t>COUNT("RepairCost") AS "RepairCostCount"</w:t>
+        <w:t>COUNT("</w:t>
+      </w:r>
+      <w:proofErr w:type="spellStart"/>
+      <w:r>
+        <w:rPr>
+          <w:b/>
+          <w:bCs/>
+          <w:sz w:val="28"/>
+          <w:szCs w:val="28"/>
+          <w:lang w:val="uk-UA"/>
+        </w:rPr>
+        <w:t>RepairCost</w:t>
+      </w:r>
+      <w:proofErr w:type="spellEnd"/>
+      <w:r>
+        <w:rPr>
+          <w:b/>
+          <w:bCs/>
+          <w:sz w:val="28"/>
+          <w:szCs w:val="28"/>
+          <w:lang w:val="uk-UA"/>
+        </w:rPr>
+        <w:t>") AS "</w:t>
+      </w:r>
+      <w:proofErr w:type="spellStart"/>
+      <w:r>
+        <w:rPr>
+          <w:b/>
+          <w:bCs/>
+          <w:sz w:val="28"/>
+          <w:szCs w:val="28"/>
+          <w:lang w:val="uk-UA"/>
+        </w:rPr>
+        <w:t>RepairCostCount</w:t>
+      </w:r>
+      <w:proofErr w:type="spellEnd"/>
+      <w:r>
+        <w:rPr>
+          <w:b/>
+          <w:bCs/>
+          <w:sz w:val="28"/>
+          <w:szCs w:val="28"/>
+          <w:lang w:val="uk-UA"/>
+        </w:rPr>
+        <w:t>"</w:t>
       </w:r>
     </w:p>
     <w:p>
@@ -14755,7 +17562,29 @@
           <w:szCs w:val="28"/>
           <w:lang w:val="uk-UA"/>
         </w:rPr>
-        <w:t>FROM "DamageReports";</w:t>
+        <w:t>FROM "</w:t>
+      </w:r>
+      <w:proofErr w:type="spellStart"/>
+      <w:r>
+        <w:rPr>
+          <w:b/>
+          <w:bCs/>
+          <w:sz w:val="28"/>
+          <w:szCs w:val="28"/>
+          <w:lang w:val="uk-UA"/>
+        </w:rPr>
+        <w:t>DamageReports</w:t>
+      </w:r>
+      <w:proofErr w:type="spellEnd"/>
+      <w:r>
+        <w:rPr>
+          <w:b/>
+          <w:bCs/>
+          <w:sz w:val="28"/>
+          <w:szCs w:val="28"/>
+          <w:lang w:val="uk-UA"/>
+        </w:rPr>
+        <w:t>";</w:t>
       </w:r>
     </w:p>
     <w:p>
@@ -14856,6 +17685,7 @@
       </w:pPr>
       <w:r>
         <w:rPr>
+          <w:noProof/>
           <w:sz w:val="28"/>
           <w:szCs w:val="28"/>
           <w:lang w:val="uk-UA"/>
@@ -15065,7 +17895,25 @@
           <w:szCs w:val="28"/>
           <w:lang w:val="en-US"/>
         </w:rPr>
-        <w:t>“BirthDate”</w:t>
+        <w:t>“</w:t>
+      </w:r>
+      <w:proofErr w:type="spellStart"/>
+      <w:r>
+        <w:rPr>
+          <w:sz w:val="28"/>
+          <w:szCs w:val="28"/>
+          <w:lang w:val="en-US"/>
+        </w:rPr>
+        <w:t>BirthDate</w:t>
+      </w:r>
+      <w:proofErr w:type="spellEnd"/>
+      <w:r>
+        <w:rPr>
+          <w:sz w:val="28"/>
+          <w:szCs w:val="28"/>
+          <w:lang w:val="en-US"/>
+        </w:rPr>
+        <w:t>”</w:t>
       </w:r>
       <w:r>
         <w:rPr>
@@ -15144,7 +17992,51 @@
           <w:szCs w:val="28"/>
           <w:lang w:val="en-US"/>
         </w:rPr>
-        <w:t xml:space="preserve">    AVG("BirthDate") AS "AverageBirthDate"</w:t>
+        <w:t xml:space="preserve">    AVG("</w:t>
+      </w:r>
+      <w:proofErr w:type="spellStart"/>
+      <w:r>
+        <w:rPr>
+          <w:b/>
+          <w:bCs/>
+          <w:sz w:val="28"/>
+          <w:szCs w:val="28"/>
+          <w:lang w:val="en-US"/>
+        </w:rPr>
+        <w:t>BirthDate</w:t>
+      </w:r>
+      <w:proofErr w:type="spellEnd"/>
+      <w:r>
+        <w:rPr>
+          <w:b/>
+          <w:bCs/>
+          <w:sz w:val="28"/>
+          <w:szCs w:val="28"/>
+          <w:lang w:val="en-US"/>
+        </w:rPr>
+        <w:t>") AS "</w:t>
+      </w:r>
+      <w:proofErr w:type="spellStart"/>
+      <w:r>
+        <w:rPr>
+          <w:b/>
+          <w:bCs/>
+          <w:sz w:val="28"/>
+          <w:szCs w:val="28"/>
+          <w:lang w:val="en-US"/>
+        </w:rPr>
+        <w:t>AverageBirthDate</w:t>
+      </w:r>
+      <w:proofErr w:type="spellEnd"/>
+      <w:r>
+        <w:rPr>
+          <w:b/>
+          <w:bCs/>
+          <w:sz w:val="28"/>
+          <w:szCs w:val="28"/>
+          <w:lang w:val="en-US"/>
+        </w:rPr>
+        <w:t>"</w:t>
       </w:r>
     </w:p>
     <w:p>
@@ -15213,6 +18105,7 @@
       </w:pPr>
       <w:r>
         <w:rPr>
+          <w:noProof/>
           <w:sz w:val="28"/>
           <w:szCs w:val="28"/>
           <w:lang w:val="uk-UA"/>
@@ -15387,7 +18280,25 @@
           <w:szCs w:val="28"/>
           <w:lang w:val="en-US"/>
         </w:rPr>
-        <w:t>“BirthDate”</w:t>
+        <w:t>“</w:t>
+      </w:r>
+      <w:proofErr w:type="spellStart"/>
+      <w:r>
+        <w:rPr>
+          <w:sz w:val="28"/>
+          <w:szCs w:val="28"/>
+          <w:lang w:val="en-US"/>
+        </w:rPr>
+        <w:t>BirthDate</w:t>
+      </w:r>
+      <w:proofErr w:type="spellEnd"/>
+      <w:r>
+        <w:rPr>
+          <w:sz w:val="28"/>
+          <w:szCs w:val="28"/>
+          <w:lang w:val="en-US"/>
+        </w:rPr>
+        <w:t>”</w:t>
       </w:r>
       <w:r>
         <w:rPr>
@@ -15466,7 +18377,51 @@
           <w:szCs w:val="28"/>
           <w:lang w:val="uk-UA"/>
         </w:rPr>
-        <w:t xml:space="preserve">    MIN("BirthDate") AS "MinBirthDate",</w:t>
+        <w:t xml:space="preserve">    MIN("</w:t>
+      </w:r>
+      <w:proofErr w:type="spellStart"/>
+      <w:r>
+        <w:rPr>
+          <w:b/>
+          <w:bCs/>
+          <w:sz w:val="28"/>
+          <w:szCs w:val="28"/>
+          <w:lang w:val="uk-UA"/>
+        </w:rPr>
+        <w:t>BirthDate</w:t>
+      </w:r>
+      <w:proofErr w:type="spellEnd"/>
+      <w:r>
+        <w:rPr>
+          <w:b/>
+          <w:bCs/>
+          <w:sz w:val="28"/>
+          <w:szCs w:val="28"/>
+          <w:lang w:val="uk-UA"/>
+        </w:rPr>
+        <w:t>") AS "</w:t>
+      </w:r>
+      <w:proofErr w:type="spellStart"/>
+      <w:r>
+        <w:rPr>
+          <w:b/>
+          <w:bCs/>
+          <w:sz w:val="28"/>
+          <w:szCs w:val="28"/>
+          <w:lang w:val="uk-UA"/>
+        </w:rPr>
+        <w:t>MinBirthDate</w:t>
+      </w:r>
+      <w:proofErr w:type="spellEnd"/>
+      <w:r>
+        <w:rPr>
+          <w:b/>
+          <w:bCs/>
+          <w:sz w:val="28"/>
+          <w:szCs w:val="28"/>
+          <w:lang w:val="uk-UA"/>
+        </w:rPr>
+        <w:t>",</w:t>
       </w:r>
     </w:p>
     <w:p>
@@ -15491,7 +18446,51 @@
           <w:szCs w:val="28"/>
           <w:lang w:val="uk-UA"/>
         </w:rPr>
-        <w:t xml:space="preserve">    MAX("BirthDate") AS "MaxBirthDate"</w:t>
+        <w:t xml:space="preserve">    MAX("</w:t>
+      </w:r>
+      <w:proofErr w:type="spellStart"/>
+      <w:r>
+        <w:rPr>
+          <w:b/>
+          <w:bCs/>
+          <w:sz w:val="28"/>
+          <w:szCs w:val="28"/>
+          <w:lang w:val="uk-UA"/>
+        </w:rPr>
+        <w:t>BirthDate</w:t>
+      </w:r>
+      <w:proofErr w:type="spellEnd"/>
+      <w:r>
+        <w:rPr>
+          <w:b/>
+          <w:bCs/>
+          <w:sz w:val="28"/>
+          <w:szCs w:val="28"/>
+          <w:lang w:val="uk-UA"/>
+        </w:rPr>
+        <w:t>") AS "</w:t>
+      </w:r>
+      <w:proofErr w:type="spellStart"/>
+      <w:r>
+        <w:rPr>
+          <w:b/>
+          <w:bCs/>
+          <w:sz w:val="28"/>
+          <w:szCs w:val="28"/>
+          <w:lang w:val="uk-UA"/>
+        </w:rPr>
+        <w:t>MaxBirthDate</w:t>
+      </w:r>
+      <w:proofErr w:type="spellEnd"/>
+      <w:r>
+        <w:rPr>
+          <w:b/>
+          <w:bCs/>
+          <w:sz w:val="28"/>
+          <w:szCs w:val="28"/>
+          <w:lang w:val="uk-UA"/>
+        </w:rPr>
+        <w:t>"</w:t>
       </w:r>
     </w:p>
     <w:p>
@@ -15516,7 +18515,29 @@
           <w:szCs w:val="28"/>
           <w:lang w:val="uk-UA"/>
         </w:rPr>
-        <w:t>FROM "Clients";</w:t>
+        <w:t>FROM "</w:t>
+      </w:r>
+      <w:proofErr w:type="spellStart"/>
+      <w:r>
+        <w:rPr>
+          <w:b/>
+          <w:bCs/>
+          <w:sz w:val="28"/>
+          <w:szCs w:val="28"/>
+          <w:lang w:val="uk-UA"/>
+        </w:rPr>
+        <w:t>Clients</w:t>
+      </w:r>
+      <w:proofErr w:type="spellEnd"/>
+      <w:r>
+        <w:rPr>
+          <w:b/>
+          <w:bCs/>
+          <w:sz w:val="28"/>
+          <w:szCs w:val="28"/>
+          <w:lang w:val="uk-UA"/>
+        </w:rPr>
+        <w:t>";</w:t>
       </w:r>
     </w:p>
     <w:p>
@@ -15570,6 +18591,7 @@
       </w:pPr>
       <w:r>
         <w:rPr>
+          <w:noProof/>
           <w:sz w:val="28"/>
           <w:szCs w:val="28"/>
           <w:lang w:val="uk-UA"/>
@@ -15815,7 +18837,29 @@
           <w:szCs w:val="28"/>
           <w:lang w:val="en-US"/>
         </w:rPr>
-        <w:t xml:space="preserve">    AVG("Email") AS "AvgEmail"</w:t>
+        <w:t xml:space="preserve">    AVG("Email") AS "</w:t>
+      </w:r>
+      <w:proofErr w:type="spellStart"/>
+      <w:r>
+        <w:rPr>
+          <w:b/>
+          <w:bCs/>
+          <w:sz w:val="28"/>
+          <w:szCs w:val="28"/>
+          <w:lang w:val="en-US"/>
+        </w:rPr>
+        <w:t>AvgEmail</w:t>
+      </w:r>
+      <w:proofErr w:type="spellEnd"/>
+      <w:r>
+        <w:rPr>
+          <w:b/>
+          <w:bCs/>
+          <w:sz w:val="28"/>
+          <w:szCs w:val="28"/>
+          <w:lang w:val="en-US"/>
+        </w:rPr>
+        <w:t>"</w:t>
       </w:r>
     </w:p>
     <w:p>
@@ -15898,6 +18942,7 @@
       </w:pPr>
       <w:r>
         <w:rPr>
+          <w:noProof/>
           <w:sz w:val="28"/>
           <w:szCs w:val="28"/>
           <w:lang w:val="uk-UA"/>
@@ -16169,7 +19214,51 @@
           <w:szCs w:val="28"/>
           <w:lang w:val="uk-UA"/>
         </w:rPr>
-        <w:t xml:space="preserve">    MIN("Email") AS "MinEmail",</w:t>
+        <w:t xml:space="preserve">    MIN("</w:t>
+      </w:r>
+      <w:proofErr w:type="spellStart"/>
+      <w:r>
+        <w:rPr>
+          <w:b/>
+          <w:bCs/>
+          <w:sz w:val="28"/>
+          <w:szCs w:val="28"/>
+          <w:lang w:val="uk-UA"/>
+        </w:rPr>
+        <w:t>Email</w:t>
+      </w:r>
+      <w:proofErr w:type="spellEnd"/>
+      <w:r>
+        <w:rPr>
+          <w:b/>
+          <w:bCs/>
+          <w:sz w:val="28"/>
+          <w:szCs w:val="28"/>
+          <w:lang w:val="uk-UA"/>
+        </w:rPr>
+        <w:t>") AS "</w:t>
+      </w:r>
+      <w:proofErr w:type="spellStart"/>
+      <w:r>
+        <w:rPr>
+          <w:b/>
+          <w:bCs/>
+          <w:sz w:val="28"/>
+          <w:szCs w:val="28"/>
+          <w:lang w:val="uk-UA"/>
+        </w:rPr>
+        <w:t>MinEmail</w:t>
+      </w:r>
+      <w:proofErr w:type="spellEnd"/>
+      <w:r>
+        <w:rPr>
+          <w:b/>
+          <w:bCs/>
+          <w:sz w:val="28"/>
+          <w:szCs w:val="28"/>
+          <w:lang w:val="uk-UA"/>
+        </w:rPr>
+        <w:t>",</w:t>
       </w:r>
     </w:p>
     <w:p>
@@ -16194,7 +19283,51 @@
           <w:szCs w:val="28"/>
           <w:lang w:val="uk-UA"/>
         </w:rPr>
-        <w:t xml:space="preserve">    MAX("Email") AS "MaxEmail"</w:t>
+        <w:t xml:space="preserve">    MAX("</w:t>
+      </w:r>
+      <w:proofErr w:type="spellStart"/>
+      <w:r>
+        <w:rPr>
+          <w:b/>
+          <w:bCs/>
+          <w:sz w:val="28"/>
+          <w:szCs w:val="28"/>
+          <w:lang w:val="uk-UA"/>
+        </w:rPr>
+        <w:t>Email</w:t>
+      </w:r>
+      <w:proofErr w:type="spellEnd"/>
+      <w:r>
+        <w:rPr>
+          <w:b/>
+          <w:bCs/>
+          <w:sz w:val="28"/>
+          <w:szCs w:val="28"/>
+          <w:lang w:val="uk-UA"/>
+        </w:rPr>
+        <w:t>") AS "</w:t>
+      </w:r>
+      <w:proofErr w:type="spellStart"/>
+      <w:r>
+        <w:rPr>
+          <w:b/>
+          <w:bCs/>
+          <w:sz w:val="28"/>
+          <w:szCs w:val="28"/>
+          <w:lang w:val="uk-UA"/>
+        </w:rPr>
+        <w:t>MaxEmail</w:t>
+      </w:r>
+      <w:proofErr w:type="spellEnd"/>
+      <w:r>
+        <w:rPr>
+          <w:b/>
+          <w:bCs/>
+          <w:sz w:val="28"/>
+          <w:szCs w:val="28"/>
+          <w:lang w:val="uk-UA"/>
+        </w:rPr>
+        <w:t>"</w:t>
       </w:r>
     </w:p>
     <w:p>
@@ -16219,7 +19352,29 @@
           <w:szCs w:val="28"/>
           <w:lang w:val="uk-UA"/>
         </w:rPr>
-        <w:t>FROM "Clients";</w:t>
+        <w:t>FROM "</w:t>
+      </w:r>
+      <w:proofErr w:type="spellStart"/>
+      <w:r>
+        <w:rPr>
+          <w:b/>
+          <w:bCs/>
+          <w:sz w:val="28"/>
+          <w:szCs w:val="28"/>
+          <w:lang w:val="uk-UA"/>
+        </w:rPr>
+        <w:t>Clients</w:t>
+      </w:r>
+      <w:proofErr w:type="spellEnd"/>
+      <w:r>
+        <w:rPr>
+          <w:b/>
+          <w:bCs/>
+          <w:sz w:val="28"/>
+          <w:szCs w:val="28"/>
+          <w:lang w:val="uk-UA"/>
+        </w:rPr>
+        <w:t>";</w:t>
       </w:r>
     </w:p>
     <w:p>
@@ -16256,6 +19411,7 @@
       </w:pPr>
       <w:r>
         <w:rPr>
+          <w:noProof/>
           <w:sz w:val="28"/>
           <w:szCs w:val="28"/>
           <w:lang w:val="uk-UA"/>
@@ -16606,7 +19762,73 @@
           <w:szCs w:val="28"/>
           <w:lang w:val="uk-UA"/>
         </w:rPr>
-        <w:t xml:space="preserve">SELECT </w:t>
+        <w:t>SELECT "</w:t>
+      </w:r>
+      <w:proofErr w:type="spellStart"/>
+      <w:r>
+        <w:rPr>
+          <w:b/>
+          <w:bCs/>
+          <w:sz w:val="28"/>
+          <w:szCs w:val="28"/>
+          <w:lang w:val="uk-UA"/>
+        </w:rPr>
+        <w:t>ClientEmail</w:t>
+      </w:r>
+      <w:proofErr w:type="spellEnd"/>
+      <w:r>
+        <w:rPr>
+          <w:b/>
+          <w:bCs/>
+          <w:sz w:val="28"/>
+          <w:szCs w:val="28"/>
+          <w:lang w:val="uk-UA"/>
+        </w:rPr>
+        <w:t>", "</w:t>
+      </w:r>
+      <w:proofErr w:type="spellStart"/>
+      <w:r>
+        <w:rPr>
+          <w:b/>
+          <w:bCs/>
+          <w:sz w:val="28"/>
+          <w:szCs w:val="28"/>
+          <w:lang w:val="uk-UA"/>
+        </w:rPr>
+        <w:t>Rating</w:t>
+      </w:r>
+      <w:proofErr w:type="spellEnd"/>
+      <w:r>
+        <w:rPr>
+          <w:b/>
+          <w:bCs/>
+          <w:sz w:val="28"/>
+          <w:szCs w:val="28"/>
+          <w:lang w:val="uk-UA"/>
+        </w:rPr>
+        <w:t>" AS "</w:t>
+      </w:r>
+      <w:proofErr w:type="spellStart"/>
+      <w:r>
+        <w:rPr>
+          <w:b/>
+          <w:bCs/>
+          <w:sz w:val="28"/>
+          <w:szCs w:val="28"/>
+          <w:lang w:val="uk-UA"/>
+        </w:rPr>
+        <w:t>RepeatingRating</w:t>
+      </w:r>
+      <w:proofErr w:type="spellEnd"/>
+      <w:r>
+        <w:rPr>
+          <w:b/>
+          <w:bCs/>
+          <w:sz w:val="28"/>
+          <w:szCs w:val="28"/>
+          <w:lang w:val="uk-UA"/>
+        </w:rPr>
+        <w:t xml:space="preserve">", </w:t>
       </w:r>
     </w:p>
     <w:p>
@@ -16632,7 +19854,51 @@
           <w:lang w:val="uk-UA"/>
         </w:rPr>
         <w:lastRenderedPageBreak/>
-        <w:t xml:space="preserve">"ClientEmail", </w:t>
+        <w:t>COUNT("</w:t>
+      </w:r>
+      <w:proofErr w:type="spellStart"/>
+      <w:r>
+        <w:rPr>
+          <w:b/>
+          <w:bCs/>
+          <w:sz w:val="28"/>
+          <w:szCs w:val="28"/>
+          <w:lang w:val="uk-UA"/>
+        </w:rPr>
+        <w:t>Id</w:t>
+      </w:r>
+      <w:proofErr w:type="spellEnd"/>
+      <w:r>
+        <w:rPr>
+          <w:b/>
+          <w:bCs/>
+          <w:sz w:val="28"/>
+          <w:szCs w:val="28"/>
+          <w:lang w:val="uk-UA"/>
+        </w:rPr>
+        <w:t>") AS "</w:t>
+      </w:r>
+      <w:proofErr w:type="spellStart"/>
+      <w:r>
+        <w:rPr>
+          <w:b/>
+          <w:bCs/>
+          <w:sz w:val="28"/>
+          <w:szCs w:val="28"/>
+          <w:lang w:val="uk-UA"/>
+        </w:rPr>
+        <w:t>ReviewCount</w:t>
+      </w:r>
+      <w:proofErr w:type="spellEnd"/>
+      <w:r>
+        <w:rPr>
+          <w:b/>
+          <w:bCs/>
+          <w:sz w:val="28"/>
+          <w:szCs w:val="28"/>
+          <w:lang w:val="uk-UA"/>
+        </w:rPr>
+        <w:t>"</w:t>
       </w:r>
     </w:p>
     <w:p>
@@ -16657,7 +19923,29 @@
           <w:szCs w:val="28"/>
           <w:lang w:val="uk-UA"/>
         </w:rPr>
-        <w:t xml:space="preserve">"Rating" AS "RepeatingRating", </w:t>
+        <w:t>FROM "</w:t>
+      </w:r>
+      <w:proofErr w:type="spellStart"/>
+      <w:r>
+        <w:rPr>
+          <w:b/>
+          <w:bCs/>
+          <w:sz w:val="28"/>
+          <w:szCs w:val="28"/>
+          <w:lang w:val="uk-UA"/>
+        </w:rPr>
+        <w:t>Reviews</w:t>
+      </w:r>
+      <w:proofErr w:type="spellEnd"/>
+      <w:r>
+        <w:rPr>
+          <w:b/>
+          <w:bCs/>
+          <w:sz w:val="28"/>
+          <w:szCs w:val="28"/>
+          <w:lang w:val="uk-UA"/>
+        </w:rPr>
+        <w:t>"</w:t>
       </w:r>
     </w:p>
     <w:p>
@@ -16682,7 +19970,29 @@
           <w:szCs w:val="28"/>
           <w:lang w:val="uk-UA"/>
         </w:rPr>
-        <w:t>COUNT("Id") AS "ReviewCount"</w:t>
+        <w:t>GROUP BY "</w:t>
+      </w:r>
+      <w:proofErr w:type="spellStart"/>
+      <w:r>
+        <w:rPr>
+          <w:b/>
+          <w:bCs/>
+          <w:sz w:val="28"/>
+          <w:szCs w:val="28"/>
+          <w:lang w:val="uk-UA"/>
+        </w:rPr>
+        <w:t>ClientEmail</w:t>
+      </w:r>
+      <w:proofErr w:type="spellEnd"/>
+      <w:r>
+        <w:rPr>
+          <w:b/>
+          <w:bCs/>
+          <w:sz w:val="28"/>
+          <w:szCs w:val="28"/>
+          <w:lang w:val="uk-UA"/>
+        </w:rPr>
+        <w:t>"</w:t>
       </w:r>
     </w:p>
     <w:p>
@@ -16707,7 +20017,29 @@
           <w:szCs w:val="28"/>
           <w:lang w:val="uk-UA"/>
         </w:rPr>
-        <w:t>FROM "Reviews"</w:t>
+        <w:t>HAVING COUNT("</w:t>
+      </w:r>
+      <w:proofErr w:type="spellStart"/>
+      <w:r>
+        <w:rPr>
+          <w:b/>
+          <w:bCs/>
+          <w:sz w:val="28"/>
+          <w:szCs w:val="28"/>
+          <w:lang w:val="uk-UA"/>
+        </w:rPr>
+        <w:t>Id</w:t>
+      </w:r>
+      <w:proofErr w:type="spellEnd"/>
+      <w:r>
+        <w:rPr>
+          <w:b/>
+          <w:bCs/>
+          <w:sz w:val="28"/>
+          <w:szCs w:val="28"/>
+          <w:lang w:val="uk-UA"/>
+        </w:rPr>
+        <w:t>") &gt; 1</w:t>
       </w:r>
     </w:p>
     <w:p>
@@ -16732,57 +20064,29 @@
           <w:szCs w:val="28"/>
           <w:lang w:val="uk-UA"/>
         </w:rPr>
-        <w:t>GROUP BY "ClientEmail"</w:t>
-      </w:r>
-    </w:p>
-    <w:p>
-      <w:pPr>
-        <w:spacing w:line="360" w:lineRule="auto"/>
-        <w:ind w:firstLine="708"/>
-        <w:contextualSpacing/>
-        <w:jc w:val="both"/>
-        <w:rPr>
-          <w:b/>
-          <w:bCs/>
-          <w:sz w:val="28"/>
-          <w:szCs w:val="28"/>
-          <w:lang w:val="uk-UA"/>
-        </w:rPr>
-      </w:pPr>
-      <w:r>
-        <w:rPr>
-          <w:b/>
-          <w:bCs/>
-          <w:sz w:val="28"/>
-          <w:szCs w:val="28"/>
-          <w:lang w:val="uk-UA"/>
-        </w:rPr>
-        <w:t>HAVING COUNT("Id") &gt; 1</w:t>
-      </w:r>
-    </w:p>
-    <w:p>
-      <w:pPr>
-        <w:spacing w:line="360" w:lineRule="auto"/>
-        <w:ind w:firstLine="708"/>
-        <w:contextualSpacing/>
-        <w:jc w:val="both"/>
-        <w:rPr>
-          <w:b/>
-          <w:bCs/>
-          <w:sz w:val="28"/>
-          <w:szCs w:val="28"/>
-          <w:lang w:val="uk-UA"/>
-        </w:rPr>
-      </w:pPr>
-      <w:r>
-        <w:rPr>
-          <w:b/>
-          <w:bCs/>
-          <w:sz w:val="28"/>
-          <w:szCs w:val="28"/>
-          <w:lang w:val="uk-UA"/>
-        </w:rPr>
-        <w:t>ORDER BY "ClientEmail" DESC</w:t>
+        <w:t>ORDER BY "</w:t>
+      </w:r>
+      <w:proofErr w:type="spellStart"/>
+      <w:r>
+        <w:rPr>
+          <w:b/>
+          <w:bCs/>
+          <w:sz w:val="28"/>
+          <w:szCs w:val="28"/>
+          <w:lang w:val="uk-UA"/>
+        </w:rPr>
+        <w:t>ClientEmail</w:t>
+      </w:r>
+      <w:proofErr w:type="spellEnd"/>
+      <w:r>
+        <w:rPr>
+          <w:b/>
+          <w:bCs/>
+          <w:sz w:val="28"/>
+          <w:szCs w:val="28"/>
+          <w:lang w:val="uk-UA"/>
+        </w:rPr>
+        <w:t>" DESC</w:t>
       </w:r>
     </w:p>
     <w:p>
@@ -16864,6 +20168,7 @@
       </w:pPr>
       <w:r>
         <w:rPr>
+          <w:noProof/>
           <w:sz w:val="28"/>
           <w:szCs w:val="28"/>
           <w:lang w:val="uk-UA"/>
@@ -16946,7 +20251,29 @@
           <w:szCs w:val="28"/>
           <w:lang w:val="uk-UA"/>
         </w:rPr>
-        <w:t>. Помилка запиту через невключення колонки до GROUP BY</w:t>
+        <w:t xml:space="preserve">. Помилка запиту через </w:t>
+      </w:r>
+      <w:proofErr w:type="spellStart"/>
+      <w:r>
+        <w:rPr>
+          <w:i/>
+          <w:iCs/>
+          <w:sz w:val="28"/>
+          <w:szCs w:val="28"/>
+          <w:lang w:val="uk-UA"/>
+        </w:rPr>
+        <w:t>невключення</w:t>
+      </w:r>
+      <w:proofErr w:type="spellEnd"/>
+      <w:r>
+        <w:rPr>
+          <w:i/>
+          <w:iCs/>
+          <w:sz w:val="28"/>
+          <w:szCs w:val="28"/>
+          <w:lang w:val="uk-UA"/>
+        </w:rPr>
+        <w:t xml:space="preserve"> колонки до GROUP BY</w:t>
       </w:r>
     </w:p>
     <w:p>
@@ -17131,7 +20458,29 @@
           <w:szCs w:val="28"/>
           <w:lang w:val="uk-UA"/>
         </w:rPr>
-        <w:t xml:space="preserve">SELECT * FROM "Clients" </w:t>
+        <w:t>SELECT * FROM "</w:t>
+      </w:r>
+      <w:proofErr w:type="spellStart"/>
+      <w:r>
+        <w:rPr>
+          <w:b/>
+          <w:bCs/>
+          <w:sz w:val="28"/>
+          <w:szCs w:val="28"/>
+          <w:lang w:val="uk-UA"/>
+        </w:rPr>
+        <w:t>Clients</w:t>
+      </w:r>
+      <w:proofErr w:type="spellEnd"/>
+      <w:r>
+        <w:rPr>
+          <w:b/>
+          <w:bCs/>
+          <w:sz w:val="28"/>
+          <w:szCs w:val="28"/>
+          <w:lang w:val="uk-UA"/>
+        </w:rPr>
+        <w:t xml:space="preserve">" </w:t>
       </w:r>
     </w:p>
     <w:p>
@@ -17156,7 +20505,73 @@
           <w:szCs w:val="28"/>
           <w:lang w:val="uk-UA"/>
         </w:rPr>
-        <w:t>WHERE "Email" IN (SELECT "ClientEmail" FROM "Rents");</w:t>
+        <w:t>WHERE "</w:t>
+      </w:r>
+      <w:proofErr w:type="spellStart"/>
+      <w:r>
+        <w:rPr>
+          <w:b/>
+          <w:bCs/>
+          <w:sz w:val="28"/>
+          <w:szCs w:val="28"/>
+          <w:lang w:val="uk-UA"/>
+        </w:rPr>
+        <w:t>Email</w:t>
+      </w:r>
+      <w:proofErr w:type="spellEnd"/>
+      <w:r>
+        <w:rPr>
+          <w:b/>
+          <w:bCs/>
+          <w:sz w:val="28"/>
+          <w:szCs w:val="28"/>
+          <w:lang w:val="uk-UA"/>
+        </w:rPr>
+        <w:t>" IN (SELECT "</w:t>
+      </w:r>
+      <w:proofErr w:type="spellStart"/>
+      <w:r>
+        <w:rPr>
+          <w:b/>
+          <w:bCs/>
+          <w:sz w:val="28"/>
+          <w:szCs w:val="28"/>
+          <w:lang w:val="uk-UA"/>
+        </w:rPr>
+        <w:t>ClientEmail</w:t>
+      </w:r>
+      <w:proofErr w:type="spellEnd"/>
+      <w:r>
+        <w:rPr>
+          <w:b/>
+          <w:bCs/>
+          <w:sz w:val="28"/>
+          <w:szCs w:val="28"/>
+          <w:lang w:val="uk-UA"/>
+        </w:rPr>
+        <w:t>" FROM "</w:t>
+      </w:r>
+      <w:proofErr w:type="spellStart"/>
+      <w:r>
+        <w:rPr>
+          <w:b/>
+          <w:bCs/>
+          <w:sz w:val="28"/>
+          <w:szCs w:val="28"/>
+          <w:lang w:val="uk-UA"/>
+        </w:rPr>
+        <w:t>Rents</w:t>
+      </w:r>
+      <w:proofErr w:type="spellEnd"/>
+      <w:r>
+        <w:rPr>
+          <w:b/>
+          <w:bCs/>
+          <w:sz w:val="28"/>
+          <w:szCs w:val="28"/>
+          <w:lang w:val="uk-UA"/>
+        </w:rPr>
+        <w:t>");</w:t>
       </w:r>
     </w:p>
     <w:p>
@@ -17217,23 +20632,7 @@
           <w:szCs w:val="28"/>
           <w:lang w:val="uk-UA"/>
         </w:rPr>
-        <w:t>клієнт</w:t>
-      </w:r>
-      <w:r>
-        <w:rPr>
-          <w:sz w:val="28"/>
-          <w:szCs w:val="28"/>
-          <w:lang w:val="uk-UA"/>
-        </w:rPr>
-        <w:t>и</w:t>
-      </w:r>
-      <w:r>
-        <w:rPr>
-          <w:sz w:val="28"/>
-          <w:szCs w:val="28"/>
-          <w:lang w:val="uk-UA"/>
-        </w:rPr>
-        <w:t>, які мають запис про оренду</w:t>
+        <w:t>клієнти, які мають запис про оренду</w:t>
       </w:r>
       <w:r>
         <w:rPr>
@@ -17259,11 +20658,11 @@
       <w:r>
         <w:rPr>
           <w:rFonts w:ascii="Courier New" w:hAnsi="Courier New" w:cs="Courier New"/>
+          <w:noProof/>
           <w:sz w:val="20"/>
           <w:szCs w:val="20"/>
           <w:lang w:val="uk-UA"/>
         </w:rPr>
-        <w:lastRenderedPageBreak/>
         <w:drawing>
           <wp:inline distT="0" distB="0" distL="0" distR="0" wp14:anchorId="5DCFCF17" wp14:editId="5659BF81">
             <wp:extent cx="6299835" cy="2207895"/>
@@ -17323,6 +20722,7 @@
           <w:szCs w:val="28"/>
           <w:lang w:val="uk-UA"/>
         </w:rPr>
+        <w:lastRenderedPageBreak/>
         <w:t xml:space="preserve">Рис. </w:t>
       </w:r>
       <w:r>
@@ -17400,15 +20800,7 @@
           <w:szCs w:val="28"/>
           <w:lang w:val="en-US"/>
         </w:rPr>
-        <w:t>EXISTS</w:t>
-      </w:r>
-      <w:r>
-        <w:rPr>
-          <w:sz w:val="28"/>
-          <w:szCs w:val="28"/>
-          <w:lang w:val="en-US"/>
-        </w:rPr>
-        <w:t xml:space="preserve"> </w:t>
+        <w:t xml:space="preserve">EXISTS </w:t>
       </w:r>
       <w:r>
         <w:rPr>
@@ -17498,7 +20890,29 @@
           <w:szCs w:val="28"/>
           <w:lang w:val="uk-UA"/>
         </w:rPr>
-        <w:t xml:space="preserve">SELECT * FROM "Clients" </w:t>
+        <w:t>SELECT * FROM "</w:t>
+      </w:r>
+      <w:proofErr w:type="spellStart"/>
+      <w:r>
+        <w:rPr>
+          <w:b/>
+          <w:bCs/>
+          <w:sz w:val="28"/>
+          <w:szCs w:val="28"/>
+          <w:lang w:val="uk-UA"/>
+        </w:rPr>
+        <w:t>Clients</w:t>
+      </w:r>
+      <w:proofErr w:type="spellEnd"/>
+      <w:r>
+        <w:rPr>
+          <w:b/>
+          <w:bCs/>
+          <w:sz w:val="28"/>
+          <w:szCs w:val="28"/>
+          <w:lang w:val="uk-UA"/>
+        </w:rPr>
+        <w:t xml:space="preserve">" </w:t>
       </w:r>
     </w:p>
     <w:p>
@@ -17523,7 +20937,29 @@
           <w:szCs w:val="28"/>
           <w:lang w:val="uk-UA"/>
         </w:rPr>
-        <w:t xml:space="preserve">WHERE EXISTS (SELECT 1 FROM "Rents" </w:t>
+        <w:t>WHERE EXISTS (SELECT 1 FROM "</w:t>
+      </w:r>
+      <w:proofErr w:type="spellStart"/>
+      <w:r>
+        <w:rPr>
+          <w:b/>
+          <w:bCs/>
+          <w:sz w:val="28"/>
+          <w:szCs w:val="28"/>
+          <w:lang w:val="uk-UA"/>
+        </w:rPr>
+        <w:t>Rents</w:t>
+      </w:r>
+      <w:proofErr w:type="spellEnd"/>
+      <w:r>
+        <w:rPr>
+          <w:b/>
+          <w:bCs/>
+          <w:sz w:val="28"/>
+          <w:szCs w:val="28"/>
+          <w:lang w:val="uk-UA"/>
+        </w:rPr>
+        <w:t xml:space="preserve">" </w:t>
       </w:r>
     </w:p>
     <w:p>
@@ -17548,7 +20984,95 @@
           <w:szCs w:val="28"/>
           <w:lang w:val="uk-UA"/>
         </w:rPr>
-        <w:t>WHERE "Rents"."ClientEmail" = "Clients"."Email");</w:t>
+        <w:t>WHERE "</w:t>
+      </w:r>
+      <w:proofErr w:type="spellStart"/>
+      <w:r>
+        <w:rPr>
+          <w:b/>
+          <w:bCs/>
+          <w:sz w:val="28"/>
+          <w:szCs w:val="28"/>
+          <w:lang w:val="uk-UA"/>
+        </w:rPr>
+        <w:t>Rents</w:t>
+      </w:r>
+      <w:proofErr w:type="spellEnd"/>
+      <w:r>
+        <w:rPr>
+          <w:b/>
+          <w:bCs/>
+          <w:sz w:val="28"/>
+          <w:szCs w:val="28"/>
+          <w:lang w:val="uk-UA"/>
+        </w:rPr>
+        <w:t>"."</w:t>
+      </w:r>
+      <w:proofErr w:type="spellStart"/>
+      <w:r>
+        <w:rPr>
+          <w:b/>
+          <w:bCs/>
+          <w:sz w:val="28"/>
+          <w:szCs w:val="28"/>
+          <w:lang w:val="uk-UA"/>
+        </w:rPr>
+        <w:t>ClientEmail</w:t>
+      </w:r>
+      <w:proofErr w:type="spellEnd"/>
+      <w:r>
+        <w:rPr>
+          <w:b/>
+          <w:bCs/>
+          <w:sz w:val="28"/>
+          <w:szCs w:val="28"/>
+          <w:lang w:val="uk-UA"/>
+        </w:rPr>
+        <w:t>" = "</w:t>
+      </w:r>
+      <w:proofErr w:type="spellStart"/>
+      <w:r>
+        <w:rPr>
+          <w:b/>
+          <w:bCs/>
+          <w:sz w:val="28"/>
+          <w:szCs w:val="28"/>
+          <w:lang w:val="uk-UA"/>
+        </w:rPr>
+        <w:t>Clients</w:t>
+      </w:r>
+      <w:proofErr w:type="spellEnd"/>
+      <w:r>
+        <w:rPr>
+          <w:b/>
+          <w:bCs/>
+          <w:sz w:val="28"/>
+          <w:szCs w:val="28"/>
+          <w:lang w:val="uk-UA"/>
+        </w:rPr>
+        <w:t>"."</w:t>
+      </w:r>
+      <w:proofErr w:type="spellStart"/>
+      <w:r>
+        <w:rPr>
+          <w:b/>
+          <w:bCs/>
+          <w:sz w:val="28"/>
+          <w:szCs w:val="28"/>
+          <w:lang w:val="uk-UA"/>
+        </w:rPr>
+        <w:t>Email</w:t>
+      </w:r>
+      <w:proofErr w:type="spellEnd"/>
+      <w:r>
+        <w:rPr>
+          <w:b/>
+          <w:bCs/>
+          <w:sz w:val="28"/>
+          <w:szCs w:val="28"/>
+          <w:lang w:val="uk-UA"/>
+        </w:rPr>
+        <w:t>");</w:t>
       </w:r>
     </w:p>
     <w:p>
@@ -17634,6 +21158,7 @@
       <w:r>
         <w:rPr>
           <w:rFonts w:ascii="Courier New" w:hAnsi="Courier New" w:cs="Courier New"/>
+          <w:noProof/>
           <w:sz w:val="20"/>
           <w:szCs w:val="20"/>
           <w:lang w:val="uk-UA"/>
@@ -17932,13 +21457,387 @@
           <w:szCs w:val="28"/>
           <w:lang w:val="uk-UA"/>
         </w:rPr>
+        <w:t>Код запиту:</w:t>
+      </w:r>
+    </w:p>
+    <w:p>
+      <w:pPr>
+        <w:spacing w:line="360" w:lineRule="auto"/>
+        <w:ind w:firstLine="708"/>
+        <w:contextualSpacing/>
+        <w:jc w:val="both"/>
+        <w:rPr>
+          <w:b/>
+          <w:bCs/>
+          <w:sz w:val="28"/>
+          <w:szCs w:val="28"/>
+          <w:lang w:val="uk-UA"/>
+        </w:rPr>
+      </w:pPr>
+      <w:r>
+        <w:rPr>
+          <w:b/>
+          <w:bCs/>
+          <w:sz w:val="28"/>
+          <w:szCs w:val="28"/>
+          <w:lang w:val="uk-UA"/>
+        </w:rPr>
+        <w:t xml:space="preserve">SELECT * </w:t>
+      </w:r>
+    </w:p>
+    <w:p>
+      <w:pPr>
+        <w:spacing w:line="360" w:lineRule="auto"/>
+        <w:ind w:firstLine="708"/>
+        <w:contextualSpacing/>
+        <w:jc w:val="both"/>
+        <w:rPr>
+          <w:b/>
+          <w:bCs/>
+          <w:sz w:val="28"/>
+          <w:szCs w:val="28"/>
+          <w:lang w:val="uk-UA"/>
+        </w:rPr>
+      </w:pPr>
+      <w:r>
+        <w:rPr>
+          <w:b/>
+          <w:bCs/>
+          <w:sz w:val="28"/>
+          <w:szCs w:val="28"/>
+          <w:lang w:val="uk-UA"/>
+        </w:rPr>
+        <w:t>FROM "</w:t>
+      </w:r>
+      <w:proofErr w:type="spellStart"/>
+      <w:r>
+        <w:rPr>
+          <w:b/>
+          <w:bCs/>
+          <w:sz w:val="28"/>
+          <w:szCs w:val="28"/>
+          <w:lang w:val="uk-UA"/>
+        </w:rPr>
+        <w:t>Rents</w:t>
+      </w:r>
+      <w:proofErr w:type="spellEnd"/>
+      <w:r>
+        <w:rPr>
+          <w:b/>
+          <w:bCs/>
+          <w:sz w:val="28"/>
+          <w:szCs w:val="28"/>
+          <w:lang w:val="uk-UA"/>
+        </w:rPr>
+        <w:t xml:space="preserve">" </w:t>
+      </w:r>
+    </w:p>
+    <w:p>
+      <w:pPr>
+        <w:spacing w:line="360" w:lineRule="auto"/>
+        <w:ind w:firstLine="708"/>
+        <w:contextualSpacing/>
+        <w:jc w:val="both"/>
+        <w:rPr>
+          <w:b/>
+          <w:bCs/>
+          <w:sz w:val="28"/>
+          <w:szCs w:val="28"/>
+          <w:lang w:val="uk-UA"/>
+        </w:rPr>
+      </w:pPr>
+      <w:r>
+        <w:rPr>
+          <w:b/>
+          <w:bCs/>
+          <w:sz w:val="28"/>
+          <w:szCs w:val="28"/>
+          <w:lang w:val="uk-UA"/>
+        </w:rPr>
+        <w:t>WHERE "</w:t>
+      </w:r>
+      <w:proofErr w:type="spellStart"/>
+      <w:r>
+        <w:rPr>
+          <w:b/>
+          <w:bCs/>
+          <w:sz w:val="28"/>
+          <w:szCs w:val="28"/>
+          <w:lang w:val="uk-UA"/>
+        </w:rPr>
+        <w:t>Cost</w:t>
+      </w:r>
+      <w:proofErr w:type="spellEnd"/>
+      <w:r>
+        <w:rPr>
+          <w:b/>
+          <w:bCs/>
+          <w:sz w:val="28"/>
+          <w:szCs w:val="28"/>
+          <w:lang w:val="uk-UA"/>
+        </w:rPr>
+        <w:t>" &gt; ANY (</w:t>
+      </w:r>
+    </w:p>
+    <w:p>
+      <w:pPr>
+        <w:spacing w:line="360" w:lineRule="auto"/>
+        <w:ind w:firstLine="708"/>
+        <w:contextualSpacing/>
+        <w:jc w:val="both"/>
+        <w:rPr>
+          <w:b/>
+          <w:bCs/>
+          <w:sz w:val="28"/>
+          <w:szCs w:val="28"/>
+          <w:lang w:val="uk-UA"/>
+        </w:rPr>
+      </w:pPr>
+      <w:r>
+        <w:rPr>
+          <w:b/>
+          <w:bCs/>
+          <w:sz w:val="28"/>
+          <w:szCs w:val="28"/>
+          <w:lang w:val="uk-UA"/>
+        </w:rPr>
+        <w:t>SELECT AVG("</w:t>
+      </w:r>
+      <w:proofErr w:type="spellStart"/>
+      <w:r>
+        <w:rPr>
+          <w:b/>
+          <w:bCs/>
+          <w:sz w:val="28"/>
+          <w:szCs w:val="28"/>
+          <w:lang w:val="uk-UA"/>
+        </w:rPr>
+        <w:t>Cost</w:t>
+      </w:r>
+      <w:proofErr w:type="spellEnd"/>
+      <w:r>
+        <w:rPr>
+          <w:b/>
+          <w:bCs/>
+          <w:sz w:val="28"/>
+          <w:szCs w:val="28"/>
+          <w:lang w:val="uk-UA"/>
+        </w:rPr>
+        <w:t>") AS "</w:t>
+      </w:r>
+      <w:proofErr w:type="spellStart"/>
+      <w:r>
+        <w:rPr>
+          <w:b/>
+          <w:bCs/>
+          <w:sz w:val="28"/>
+          <w:szCs w:val="28"/>
+          <w:lang w:val="uk-UA"/>
+        </w:rPr>
+        <w:t>AvgCosts</w:t>
+      </w:r>
+      <w:proofErr w:type="spellEnd"/>
+      <w:r>
+        <w:rPr>
+          <w:b/>
+          <w:bCs/>
+          <w:sz w:val="28"/>
+          <w:szCs w:val="28"/>
+          <w:lang w:val="uk-UA"/>
+        </w:rPr>
+        <w:t xml:space="preserve">" </w:t>
+      </w:r>
+    </w:p>
+    <w:p>
+      <w:pPr>
+        <w:spacing w:line="360" w:lineRule="auto"/>
+        <w:ind w:firstLine="708"/>
+        <w:contextualSpacing/>
+        <w:jc w:val="both"/>
+        <w:rPr>
+          <w:b/>
+          <w:bCs/>
+          <w:sz w:val="28"/>
+          <w:szCs w:val="28"/>
+          <w:lang w:val="uk-UA"/>
+        </w:rPr>
+      </w:pPr>
+      <w:r>
+        <w:rPr>
+          <w:b/>
+          <w:bCs/>
+          <w:sz w:val="28"/>
+          <w:szCs w:val="28"/>
+          <w:lang w:val="uk-UA"/>
+        </w:rPr>
+        <w:t>FROM "</w:t>
+      </w:r>
+      <w:proofErr w:type="spellStart"/>
+      <w:r>
+        <w:rPr>
+          <w:b/>
+          <w:bCs/>
+          <w:sz w:val="28"/>
+          <w:szCs w:val="28"/>
+          <w:lang w:val="uk-UA"/>
+        </w:rPr>
+        <w:t>Rents</w:t>
+      </w:r>
+      <w:proofErr w:type="spellEnd"/>
+      <w:r>
+        <w:rPr>
+          <w:b/>
+          <w:bCs/>
+          <w:sz w:val="28"/>
+          <w:szCs w:val="28"/>
+          <w:lang w:val="uk-UA"/>
+        </w:rPr>
+        <w:t xml:space="preserve">" </w:t>
+      </w:r>
+    </w:p>
+    <w:p>
+      <w:pPr>
+        <w:spacing w:line="360" w:lineRule="auto"/>
+        <w:ind w:firstLine="708"/>
+        <w:contextualSpacing/>
+        <w:jc w:val="both"/>
+        <w:rPr>
+          <w:b/>
+          <w:bCs/>
+          <w:sz w:val="28"/>
+          <w:szCs w:val="28"/>
+          <w:lang w:val="uk-UA"/>
+        </w:rPr>
+      </w:pPr>
+      <w:r>
+        <w:rPr>
+          <w:b/>
+          <w:bCs/>
+          <w:sz w:val="28"/>
+          <w:szCs w:val="28"/>
+          <w:lang w:val="uk-UA"/>
+        </w:rPr>
+        <w:t>WHERE "</w:t>
+      </w:r>
+      <w:proofErr w:type="spellStart"/>
+      <w:r>
+        <w:rPr>
+          <w:b/>
+          <w:bCs/>
+          <w:sz w:val="28"/>
+          <w:szCs w:val="28"/>
+          <w:lang w:val="uk-UA"/>
+        </w:rPr>
+        <w:t>Status</w:t>
+      </w:r>
+      <w:proofErr w:type="spellEnd"/>
+      <w:r>
+        <w:rPr>
+          <w:b/>
+          <w:bCs/>
+          <w:sz w:val="28"/>
+          <w:szCs w:val="28"/>
+          <w:lang w:val="uk-UA"/>
+        </w:rPr>
+        <w:t>" = '</w:t>
+      </w:r>
+      <w:proofErr w:type="spellStart"/>
+      <w:r>
+        <w:rPr>
+          <w:b/>
+          <w:bCs/>
+          <w:sz w:val="28"/>
+          <w:szCs w:val="28"/>
+          <w:lang w:val="uk-UA"/>
+        </w:rPr>
+        <w:t>Confirmed</w:t>
+      </w:r>
+      <w:proofErr w:type="spellEnd"/>
+      <w:r>
+        <w:rPr>
+          <w:b/>
+          <w:bCs/>
+          <w:sz w:val="28"/>
+          <w:szCs w:val="28"/>
+          <w:lang w:val="uk-UA"/>
+        </w:rPr>
+        <w:t>')</w:t>
+      </w:r>
+    </w:p>
+    <w:p>
+      <w:pPr>
+        <w:spacing w:line="360" w:lineRule="auto"/>
+        <w:ind w:firstLine="708"/>
+        <w:contextualSpacing/>
+        <w:jc w:val="both"/>
+        <w:rPr>
+          <w:b/>
+          <w:bCs/>
+          <w:sz w:val="28"/>
+          <w:szCs w:val="28"/>
+          <w:lang w:val="uk-UA"/>
+        </w:rPr>
+      </w:pPr>
+      <w:r>
+        <w:rPr>
+          <w:b/>
+          <w:bCs/>
+          <w:sz w:val="28"/>
+          <w:szCs w:val="28"/>
+          <w:lang w:val="uk-UA"/>
+        </w:rPr>
         <w:lastRenderedPageBreak/>
-        <w:t>Код запиту:</w:t>
-      </w:r>
-    </w:p>
-    <w:p>
-      <w:pPr>
-        <w:spacing w:line="360" w:lineRule="auto"/>
+        <w:t>AND "</w:t>
+      </w:r>
+      <w:proofErr w:type="spellStart"/>
+      <w:r>
+        <w:rPr>
+          <w:b/>
+          <w:bCs/>
+          <w:sz w:val="28"/>
+          <w:szCs w:val="28"/>
+          <w:lang w:val="uk-UA"/>
+        </w:rPr>
+        <w:t>Status</w:t>
+      </w:r>
+      <w:proofErr w:type="spellEnd"/>
+      <w:r>
+        <w:rPr>
+          <w:b/>
+          <w:bCs/>
+          <w:sz w:val="28"/>
+          <w:szCs w:val="28"/>
+          <w:lang w:val="uk-UA"/>
+        </w:rPr>
+        <w:t>" = '</w:t>
+      </w:r>
+      <w:proofErr w:type="spellStart"/>
+      <w:r>
+        <w:rPr>
+          <w:b/>
+          <w:bCs/>
+          <w:sz w:val="28"/>
+          <w:szCs w:val="28"/>
+          <w:lang w:val="uk-UA"/>
+        </w:rPr>
+        <w:t>Canceled</w:t>
+      </w:r>
+      <w:proofErr w:type="spellEnd"/>
+      <w:r>
+        <w:rPr>
+          <w:b/>
+          <w:bCs/>
+          <w:sz w:val="28"/>
+          <w:szCs w:val="28"/>
+          <w:lang w:val="uk-UA"/>
+        </w:rPr>
+        <w:t xml:space="preserve">'; </w:t>
+      </w:r>
+    </w:p>
+    <w:p>
+      <w:pPr>
+        <w:spacing w:line="360" w:lineRule="auto"/>
+        <w:ind w:firstLine="708"/>
         <w:contextualSpacing/>
         <w:jc w:val="both"/>
         <w:rPr>
@@ -17953,127 +21852,15 @@
           <w:szCs w:val="28"/>
           <w:lang w:val="uk-UA"/>
         </w:rPr>
-        <w:t xml:space="preserve">SELECT * </w:t>
-      </w:r>
-    </w:p>
-    <w:p>
-      <w:pPr>
-        <w:spacing w:line="360" w:lineRule="auto"/>
-        <w:contextualSpacing/>
-        <w:jc w:val="both"/>
-        <w:rPr>
-          <w:sz w:val="28"/>
-          <w:szCs w:val="28"/>
-          <w:lang w:val="uk-UA"/>
-        </w:rPr>
-      </w:pPr>
-      <w:r>
-        <w:rPr>
-          <w:sz w:val="28"/>
-          <w:szCs w:val="28"/>
-          <w:lang w:val="uk-UA"/>
-        </w:rPr>
-        <w:t xml:space="preserve">FROM "Rents" </w:t>
-      </w:r>
-    </w:p>
-    <w:p>
-      <w:pPr>
-        <w:spacing w:line="360" w:lineRule="auto"/>
-        <w:contextualSpacing/>
-        <w:jc w:val="both"/>
-        <w:rPr>
-          <w:sz w:val="28"/>
-          <w:szCs w:val="28"/>
-          <w:lang w:val="uk-UA"/>
-        </w:rPr>
-      </w:pPr>
-      <w:r>
-        <w:rPr>
-          <w:sz w:val="28"/>
-          <w:szCs w:val="28"/>
-          <w:lang w:val="uk-UA"/>
-        </w:rPr>
-        <w:t>WHERE "Cost" &gt; ANY (</w:t>
-      </w:r>
-    </w:p>
-    <w:p>
-      <w:pPr>
-        <w:spacing w:line="360" w:lineRule="auto"/>
-        <w:contextualSpacing/>
-        <w:jc w:val="both"/>
-        <w:rPr>
-          <w:sz w:val="28"/>
-          <w:szCs w:val="28"/>
-          <w:lang w:val="uk-UA"/>
-        </w:rPr>
-      </w:pPr>
-      <w:r>
-        <w:rPr>
-          <w:sz w:val="28"/>
-          <w:szCs w:val="28"/>
-          <w:lang w:val="uk-UA"/>
-        </w:rPr>
-        <w:t xml:space="preserve">SELECT AVG("Cost") AS "AvgCosts" </w:t>
-      </w:r>
-    </w:p>
-    <w:p>
-      <w:pPr>
-        <w:spacing w:line="360" w:lineRule="auto"/>
-        <w:contextualSpacing/>
-        <w:jc w:val="both"/>
-        <w:rPr>
-          <w:sz w:val="28"/>
-          <w:szCs w:val="28"/>
-          <w:lang w:val="uk-UA"/>
-        </w:rPr>
-      </w:pPr>
-      <w:r>
-        <w:rPr>
-          <w:sz w:val="28"/>
-          <w:szCs w:val="28"/>
-          <w:lang w:val="uk-UA"/>
-        </w:rPr>
-        <w:t xml:space="preserve">FROM "Rents" </w:t>
-      </w:r>
-    </w:p>
-    <w:p>
-      <w:pPr>
-        <w:spacing w:line="360" w:lineRule="auto"/>
-        <w:contextualSpacing/>
-        <w:jc w:val="both"/>
-        <w:rPr>
-          <w:sz w:val="28"/>
-          <w:szCs w:val="28"/>
-          <w:lang w:val="uk-UA"/>
-        </w:rPr>
-      </w:pPr>
-      <w:r>
-        <w:rPr>
-          <w:sz w:val="28"/>
-          <w:szCs w:val="28"/>
-          <w:lang w:val="uk-UA"/>
-        </w:rPr>
-        <w:t>WHERE "Status" = 'Confirmed')</w:t>
-      </w:r>
-    </w:p>
-    <w:p>
-      <w:pPr>
-        <w:spacing w:line="360" w:lineRule="auto"/>
-        <w:contextualSpacing/>
-        <w:jc w:val="both"/>
-        <w:rPr>
-          <w:sz w:val="28"/>
-          <w:szCs w:val="28"/>
-          <w:lang w:val="uk-UA"/>
-        </w:rPr>
-      </w:pPr>
-      <w:r>
-        <w:rPr>
-          <w:sz w:val="28"/>
-          <w:szCs w:val="28"/>
-          <w:lang w:val="uk-UA"/>
-        </w:rPr>
-        <w:t>AND "Status" = 'Canceled';</w:t>
+        <w:t xml:space="preserve">У результаті було отримано </w:t>
+      </w:r>
+      <w:r>
+        <w:rPr>
+          <w:sz w:val="28"/>
+          <w:szCs w:val="28"/>
+          <w:lang w:val="uk-UA"/>
+        </w:rPr>
+        <w:t>записи</w:t>
       </w:r>
       <w:r>
         <w:rPr>
@@ -18083,50 +21870,6 @@
         </w:rPr>
         <w:t xml:space="preserve"> </w:t>
       </w:r>
-    </w:p>
-    <w:p>
-      <w:pPr>
-        <w:spacing w:line="360" w:lineRule="auto"/>
-        <w:contextualSpacing/>
-        <w:jc w:val="both"/>
-        <w:rPr>
-          <w:sz w:val="28"/>
-          <w:szCs w:val="28"/>
-          <w:lang w:val="uk-UA"/>
-        </w:rPr>
-      </w:pPr>
-      <w:r>
-        <w:rPr>
-          <w:sz w:val="28"/>
-          <w:szCs w:val="28"/>
-          <w:lang w:val="uk-UA"/>
-        </w:rPr>
-        <w:t xml:space="preserve">У результаті було отримано </w:t>
-      </w:r>
-      <w:r>
-        <w:rPr>
-          <w:sz w:val="28"/>
-          <w:szCs w:val="28"/>
-          <w:lang w:val="uk-UA"/>
-        </w:rPr>
-        <w:t>запис</w:t>
-      </w:r>
-      <w:r>
-        <w:rPr>
-          <w:sz w:val="28"/>
-          <w:szCs w:val="28"/>
-          <w:lang w:val="uk-UA"/>
-        </w:rPr>
-        <w:t>и</w:t>
-      </w:r>
-      <w:r>
-        <w:rPr>
-          <w:sz w:val="28"/>
-          <w:szCs w:val="28"/>
-          <w:lang w:val="uk-UA"/>
-        </w:rPr>
-        <w:t xml:space="preserve"> </w:t>
-      </w:r>
       <w:r>
         <w:rPr>
           <w:sz w:val="28"/>
@@ -18189,6 +21932,7 @@
       </w:pPr>
       <w:r>
         <w:rPr>
+          <w:noProof/>
           <w:sz w:val="28"/>
           <w:szCs w:val="28"/>
           <w:lang w:val="uk-UA"/>
@@ -18439,7 +22183,25 @@
           <w:szCs w:val="28"/>
           <w:lang w:val="en-US"/>
         </w:rPr>
-        <w:t>“CostPerDay”</w:t>
+        <w:t>“</w:t>
+      </w:r>
+      <w:proofErr w:type="spellStart"/>
+      <w:r>
+        <w:rPr>
+          <w:sz w:val="28"/>
+          <w:szCs w:val="28"/>
+          <w:lang w:val="en-US"/>
+        </w:rPr>
+        <w:t>CostPerDay</w:t>
+      </w:r>
+      <w:proofErr w:type="spellEnd"/>
+      <w:r>
+        <w:rPr>
+          <w:sz w:val="28"/>
+          <w:szCs w:val="28"/>
+          <w:lang w:val="en-US"/>
+        </w:rPr>
+        <w:t>”</w:t>
       </w:r>
       <w:r>
         <w:rPr>
@@ -18557,7 +22319,29 @@
           <w:szCs w:val="28"/>
           <w:lang w:val="uk-UA"/>
         </w:rPr>
-        <w:t>UPDATE "Rents"</w:t>
+        <w:t>UPDATE "</w:t>
+      </w:r>
+      <w:proofErr w:type="spellStart"/>
+      <w:r>
+        <w:rPr>
+          <w:b/>
+          <w:bCs/>
+          <w:sz w:val="28"/>
+          <w:szCs w:val="28"/>
+          <w:lang w:val="uk-UA"/>
+        </w:rPr>
+        <w:t>Rents</w:t>
+      </w:r>
+      <w:proofErr w:type="spellEnd"/>
+      <w:r>
+        <w:rPr>
+          <w:b/>
+          <w:bCs/>
+          <w:sz w:val="28"/>
+          <w:szCs w:val="28"/>
+          <w:lang w:val="uk-UA"/>
+        </w:rPr>
+        <w:t>"</w:t>
       </w:r>
     </w:p>
     <w:p>
@@ -18582,7 +22366,117 @@
           <w:szCs w:val="28"/>
           <w:lang w:val="uk-UA"/>
         </w:rPr>
-        <w:t>SET "Cost" = "Vehicles"."CostPerDay" * ("EndDate" - "StartDate")</w:t>
+        <w:t>SET "</w:t>
+      </w:r>
+      <w:proofErr w:type="spellStart"/>
+      <w:r>
+        <w:rPr>
+          <w:b/>
+          <w:bCs/>
+          <w:sz w:val="28"/>
+          <w:szCs w:val="28"/>
+          <w:lang w:val="uk-UA"/>
+        </w:rPr>
+        <w:t>Cost</w:t>
+      </w:r>
+      <w:proofErr w:type="spellEnd"/>
+      <w:r>
+        <w:rPr>
+          <w:b/>
+          <w:bCs/>
+          <w:sz w:val="28"/>
+          <w:szCs w:val="28"/>
+          <w:lang w:val="uk-UA"/>
+        </w:rPr>
+        <w:t>" = "</w:t>
+      </w:r>
+      <w:proofErr w:type="spellStart"/>
+      <w:r>
+        <w:rPr>
+          <w:b/>
+          <w:bCs/>
+          <w:sz w:val="28"/>
+          <w:szCs w:val="28"/>
+          <w:lang w:val="uk-UA"/>
+        </w:rPr>
+        <w:t>Vehicles</w:t>
+      </w:r>
+      <w:proofErr w:type="spellEnd"/>
+      <w:r>
+        <w:rPr>
+          <w:b/>
+          <w:bCs/>
+          <w:sz w:val="28"/>
+          <w:szCs w:val="28"/>
+          <w:lang w:val="uk-UA"/>
+        </w:rPr>
+        <w:t>"."</w:t>
+      </w:r>
+      <w:proofErr w:type="spellStart"/>
+      <w:r>
+        <w:rPr>
+          <w:b/>
+          <w:bCs/>
+          <w:sz w:val="28"/>
+          <w:szCs w:val="28"/>
+          <w:lang w:val="uk-UA"/>
+        </w:rPr>
+        <w:t>CostPerDay</w:t>
+      </w:r>
+      <w:proofErr w:type="spellEnd"/>
+      <w:r>
+        <w:rPr>
+          <w:b/>
+          <w:bCs/>
+          <w:sz w:val="28"/>
+          <w:szCs w:val="28"/>
+          <w:lang w:val="uk-UA"/>
+        </w:rPr>
+        <w:t>" * ("</w:t>
+      </w:r>
+      <w:proofErr w:type="spellStart"/>
+      <w:r>
+        <w:rPr>
+          <w:b/>
+          <w:bCs/>
+          <w:sz w:val="28"/>
+          <w:szCs w:val="28"/>
+          <w:lang w:val="uk-UA"/>
+        </w:rPr>
+        <w:t>EndDate</w:t>
+      </w:r>
+      <w:proofErr w:type="spellEnd"/>
+      <w:r>
+        <w:rPr>
+          <w:b/>
+          <w:bCs/>
+          <w:sz w:val="28"/>
+          <w:szCs w:val="28"/>
+          <w:lang w:val="uk-UA"/>
+        </w:rPr>
+        <w:t>" - "</w:t>
+      </w:r>
+      <w:proofErr w:type="spellStart"/>
+      <w:r>
+        <w:rPr>
+          <w:b/>
+          <w:bCs/>
+          <w:sz w:val="28"/>
+          <w:szCs w:val="28"/>
+          <w:lang w:val="uk-UA"/>
+        </w:rPr>
+        <w:t>StartDate</w:t>
+      </w:r>
+      <w:proofErr w:type="spellEnd"/>
+      <w:r>
+        <w:rPr>
+          <w:b/>
+          <w:bCs/>
+          <w:sz w:val="28"/>
+          <w:szCs w:val="28"/>
+          <w:lang w:val="uk-UA"/>
+        </w:rPr>
+        <w:t>")</w:t>
       </w:r>
     </w:p>
     <w:p>
@@ -18607,7 +22501,29 @@
           <w:szCs w:val="28"/>
           <w:lang w:val="uk-UA"/>
         </w:rPr>
-        <w:t>FROM "Vehicles"</w:t>
+        <w:t>FROM "</w:t>
+      </w:r>
+      <w:proofErr w:type="spellStart"/>
+      <w:r>
+        <w:rPr>
+          <w:b/>
+          <w:bCs/>
+          <w:sz w:val="28"/>
+          <w:szCs w:val="28"/>
+          <w:lang w:val="uk-UA"/>
+        </w:rPr>
+        <w:t>Vehicles</w:t>
+      </w:r>
+      <w:proofErr w:type="spellEnd"/>
+      <w:r>
+        <w:rPr>
+          <w:b/>
+          <w:bCs/>
+          <w:sz w:val="28"/>
+          <w:szCs w:val="28"/>
+          <w:lang w:val="uk-UA"/>
+        </w:rPr>
+        <w:t>"</w:t>
       </w:r>
     </w:p>
     <w:p>
@@ -18632,8 +22548,95 @@
           <w:szCs w:val="28"/>
           <w:lang w:val="uk-UA"/>
         </w:rPr>
-        <w:lastRenderedPageBreak/>
-        <w:t>WHERE "Rents"."VehicleLicensePlate" = "Vehicles"."LicensePlate";</w:t>
+        <w:t>WHERE "</w:t>
+      </w:r>
+      <w:proofErr w:type="spellStart"/>
+      <w:r>
+        <w:rPr>
+          <w:b/>
+          <w:bCs/>
+          <w:sz w:val="28"/>
+          <w:szCs w:val="28"/>
+          <w:lang w:val="uk-UA"/>
+        </w:rPr>
+        <w:t>Rents</w:t>
+      </w:r>
+      <w:proofErr w:type="spellEnd"/>
+      <w:r>
+        <w:rPr>
+          <w:b/>
+          <w:bCs/>
+          <w:sz w:val="28"/>
+          <w:szCs w:val="28"/>
+          <w:lang w:val="uk-UA"/>
+        </w:rPr>
+        <w:t>"."</w:t>
+      </w:r>
+      <w:proofErr w:type="spellStart"/>
+      <w:r>
+        <w:rPr>
+          <w:b/>
+          <w:bCs/>
+          <w:sz w:val="28"/>
+          <w:szCs w:val="28"/>
+          <w:lang w:val="uk-UA"/>
+        </w:rPr>
+        <w:t>VehicleLicensePlate</w:t>
+      </w:r>
+      <w:proofErr w:type="spellEnd"/>
+      <w:r>
+        <w:rPr>
+          <w:b/>
+          <w:bCs/>
+          <w:sz w:val="28"/>
+          <w:szCs w:val="28"/>
+          <w:lang w:val="uk-UA"/>
+        </w:rPr>
+        <w:t>" = "</w:t>
+      </w:r>
+      <w:proofErr w:type="spellStart"/>
+      <w:r>
+        <w:rPr>
+          <w:b/>
+          <w:bCs/>
+          <w:sz w:val="28"/>
+          <w:szCs w:val="28"/>
+          <w:lang w:val="uk-UA"/>
+        </w:rPr>
+        <w:t>Vehicles</w:t>
+      </w:r>
+      <w:proofErr w:type="spellEnd"/>
+      <w:r>
+        <w:rPr>
+          <w:b/>
+          <w:bCs/>
+          <w:sz w:val="28"/>
+          <w:szCs w:val="28"/>
+          <w:lang w:val="uk-UA"/>
+        </w:rPr>
+        <w:t>"."</w:t>
+      </w:r>
+      <w:proofErr w:type="spellStart"/>
+      <w:r>
+        <w:rPr>
+          <w:b/>
+          <w:bCs/>
+          <w:sz w:val="28"/>
+          <w:szCs w:val="28"/>
+          <w:lang w:val="uk-UA"/>
+        </w:rPr>
+        <w:t>LicensePlate</w:t>
+      </w:r>
+      <w:proofErr w:type="spellEnd"/>
+      <w:r>
+        <w:rPr>
+          <w:b/>
+          <w:bCs/>
+          <w:sz w:val="28"/>
+          <w:szCs w:val="28"/>
+          <w:lang w:val="uk-UA"/>
+        </w:rPr>
+        <w:t>";</w:t>
       </w:r>
     </w:p>
     <w:p>
@@ -18688,10 +22691,12 @@
       <w:r>
         <w:rPr>
           <w:rFonts w:ascii="Courier New" w:hAnsi="Courier New" w:cs="Courier New"/>
+          <w:noProof/>
           <w:sz w:val="20"/>
           <w:szCs w:val="20"/>
           <w:lang w:val="uk-UA"/>
         </w:rPr>
+        <w:lastRenderedPageBreak/>
         <w:drawing>
           <wp:inline distT="0" distB="0" distL="0" distR="0" wp14:anchorId="32F9C134" wp14:editId="6353127E">
             <wp:extent cx="6299835" cy="2022231"/>
@@ -18836,6 +22841,7 @@
       <w:r>
         <w:rPr>
           <w:rFonts w:ascii="Courier New" w:hAnsi="Courier New" w:cs="Courier New"/>
+          <w:noProof/>
           <w:sz w:val="20"/>
           <w:szCs w:val="20"/>
           <w:lang w:val="uk-UA"/>
@@ -18947,6 +22953,7 @@
       <w:r>
         <w:rPr>
           <w:rFonts w:ascii="Courier New" w:hAnsi="Courier New" w:cs="Courier New"/>
+          <w:noProof/>
           <w:sz w:val="20"/>
           <w:szCs w:val="20"/>
           <w:lang w:val="uk-UA"/>
@@ -19137,8 +23144,63 @@
           <w:szCs w:val="28"/>
           <w:lang w:val="uk-UA"/>
         </w:rPr>
-        <w:t xml:space="preserve">Під час виконання лабораторної роботи було створено та протестовано різноманітні SQL-запити, які демонструють основні можливості команди SELECT у реляційних системах управління базами даних. Виконані запити включали проекцію, селекцію, агрегацію даних, а також використання алгебраїчних операторів для роботи з різними типами даних. Проекція полягала у вибірці </w:t>
-      </w:r>
+        <w:t xml:space="preserve">Під час виконання лабораторної роботи було створено та </w:t>
+      </w:r>
+      <w:proofErr w:type="spellStart"/>
+      <w:r>
+        <w:rPr>
+          <w:sz w:val="28"/>
+          <w:szCs w:val="28"/>
+          <w:lang w:val="uk-UA"/>
+        </w:rPr>
+        <w:t>протестовано</w:t>
+      </w:r>
+      <w:proofErr w:type="spellEnd"/>
+      <w:r>
+        <w:rPr>
+          <w:sz w:val="28"/>
+          <w:szCs w:val="28"/>
+          <w:lang w:val="uk-UA"/>
+        </w:rPr>
+        <w:t xml:space="preserve"> різноманітні SQL-запити, які демонструють основні можливості команди SELECT у реляційних системах управління базами даних. Виконані запити включали проекцію, селекцію, агрегацію даних, а також використання алгебраїчних операторів для роботи з різними типами даних. Проекція полягала у вибірці окремих колонок, таких як імена та номери телефонів клієнтів з таблиці </w:t>
+      </w:r>
+      <w:proofErr w:type="spellStart"/>
+      <w:r>
+        <w:rPr>
+          <w:sz w:val="28"/>
+          <w:szCs w:val="28"/>
+          <w:lang w:val="uk-UA"/>
+        </w:rPr>
+        <w:t>client</w:t>
+      </w:r>
+      <w:proofErr w:type="spellEnd"/>
+      <w:r>
+        <w:rPr>
+          <w:sz w:val="28"/>
+          <w:szCs w:val="28"/>
+          <w:lang w:val="uk-UA"/>
+        </w:rPr>
+        <w:t xml:space="preserve">. Селекція була реалізована через відбір рядків, наприклад, договорів зі статусом "неактивний" у таблиці </w:t>
+      </w:r>
+      <w:proofErr w:type="spellStart"/>
+      <w:r>
+        <w:rPr>
+          <w:sz w:val="28"/>
+          <w:szCs w:val="28"/>
+          <w:lang w:val="uk-UA"/>
+        </w:rPr>
+        <w:t>contract</w:t>
+      </w:r>
+      <w:proofErr w:type="spellEnd"/>
+      <w:r>
+        <w:rPr>
+          <w:sz w:val="28"/>
+          <w:szCs w:val="28"/>
+          <w:lang w:val="uk-UA"/>
+        </w:rPr>
+        <w:t xml:space="preserve">. Декартовий добуток було виконано для таблиць </w:t>
+      </w:r>
+      <w:proofErr w:type="spellStart"/>
       <w:r>
         <w:rPr>
           <w:sz w:val="28"/>
@@ -19146,7 +23208,52 @@
           <w:lang w:val="uk-UA"/>
         </w:rPr>
         <w:lastRenderedPageBreak/>
-        <w:t>окремих колонок, таких як імена та номери телефонів клієнтів з таблиці client. Селекція була реалізована через відбір рядків, наприклад, договорів зі статусом "неактивний" у таблиці contract. Декартовий добуток було виконано для таблиць contract і insure_object, що дозволило отримати всі можливі комбінації записів із цих таблиць. Застосування алгебраїчних операторів було продемонстроване через розрахунки нових вартостей у таблиці policy, наприклад, збільшення ціни на 10%. Завдяки цьому було отримано чітке уявлення про можливості SQL, які дозволяють ефективно управляти даними в реляційних базах.</w:t>
+        <w:t>contract</w:t>
+      </w:r>
+      <w:proofErr w:type="spellEnd"/>
+      <w:r>
+        <w:rPr>
+          <w:sz w:val="28"/>
+          <w:szCs w:val="28"/>
+          <w:lang w:val="uk-UA"/>
+        </w:rPr>
+        <w:t xml:space="preserve"> і </w:t>
+      </w:r>
+      <w:proofErr w:type="spellStart"/>
+      <w:r>
+        <w:rPr>
+          <w:sz w:val="28"/>
+          <w:szCs w:val="28"/>
+          <w:lang w:val="uk-UA"/>
+        </w:rPr>
+        <w:t>insure_object</w:t>
+      </w:r>
+      <w:proofErr w:type="spellEnd"/>
+      <w:r>
+        <w:rPr>
+          <w:sz w:val="28"/>
+          <w:szCs w:val="28"/>
+          <w:lang w:val="uk-UA"/>
+        </w:rPr>
+        <w:t xml:space="preserve">, що дозволило отримати всі можливі комбінації записів із цих таблиць. Застосування алгебраїчних операторів було продемонстроване через розрахунки нових вартостей у таблиці </w:t>
+      </w:r>
+      <w:proofErr w:type="spellStart"/>
+      <w:r>
+        <w:rPr>
+          <w:sz w:val="28"/>
+          <w:szCs w:val="28"/>
+          <w:lang w:val="uk-UA"/>
+        </w:rPr>
+        <w:t>policy</w:t>
+      </w:r>
+      <w:proofErr w:type="spellEnd"/>
+      <w:r>
+        <w:rPr>
+          <w:sz w:val="28"/>
+          <w:szCs w:val="28"/>
+          <w:lang w:val="uk-UA"/>
+        </w:rPr>
+        <w:t>, наприклад, збільшення ціни на 10%. Завдяки цьому було отримано чітке уявлення про можливості SQL, які дозволяють ефективно управляти даними в реляційних базах.</w:t>
       </w:r>
     </w:p>
     <w:p>
@@ -19167,7 +23274,79 @@
           <w:szCs w:val="28"/>
           <w:lang w:val="uk-UA"/>
         </w:rPr>
-        <w:t>Крім того, була перевірена обробка NULL-значень, що є критично важливим для коректного виконання запитів, оскільки неправильне трактування NULL може призвести до помилок під час виконання запитів. Наприклад, у таблиці client було використано оператори IS NULL та IS NOT NULL для відбору рядків, де значення електронної пошти є відсутніми або, навпаки, наявними. Застосування операторів порівняння, таких як IN, LIKE, BETWEEN, а також комбінування предикатів, надало змогу більш гнучко фільтрувати дані. У таблиці policy оператор IN допоміг відібрати поліси за кількома тарифами, а оператор LIKE дозволив вибрати міста з таблиці office_city, назви яких починаються на певні літери.</w:t>
+        <w:t xml:space="preserve">Крім того, була перевірена обробка NULL-значень, що є критично важливим для коректного виконання запитів, оскільки неправильне трактування NULL може призвести до помилок під час виконання запитів. Наприклад, у таблиці </w:t>
+      </w:r>
+      <w:proofErr w:type="spellStart"/>
+      <w:r>
+        <w:rPr>
+          <w:sz w:val="28"/>
+          <w:szCs w:val="28"/>
+          <w:lang w:val="uk-UA"/>
+        </w:rPr>
+        <w:t>client</w:t>
+      </w:r>
+      <w:proofErr w:type="spellEnd"/>
+      <w:r>
+        <w:rPr>
+          <w:sz w:val="28"/>
+          <w:szCs w:val="28"/>
+          <w:lang w:val="uk-UA"/>
+        </w:rPr>
+        <w:t xml:space="preserve"> було використано оператори IS NULL та IS NOT NULL для відбору рядків, де значення електронної пошти є відсутніми або, навпаки, наявними. Застосування операторів порівняння, таких як IN, LIKE, BETWEEN, а також комбінування предикатів, надало змогу більш </w:t>
+      </w:r>
+      <w:proofErr w:type="spellStart"/>
+      <w:r>
+        <w:rPr>
+          <w:sz w:val="28"/>
+          <w:szCs w:val="28"/>
+          <w:lang w:val="uk-UA"/>
+        </w:rPr>
+        <w:t>гнучко</w:t>
+      </w:r>
+      <w:proofErr w:type="spellEnd"/>
+      <w:r>
+        <w:rPr>
+          <w:sz w:val="28"/>
+          <w:szCs w:val="28"/>
+          <w:lang w:val="uk-UA"/>
+        </w:rPr>
+        <w:t xml:space="preserve"> фільтрувати дані. У таблиці </w:t>
+      </w:r>
+      <w:proofErr w:type="spellStart"/>
+      <w:r>
+        <w:rPr>
+          <w:sz w:val="28"/>
+          <w:szCs w:val="28"/>
+          <w:lang w:val="uk-UA"/>
+        </w:rPr>
+        <w:t>policy</w:t>
+      </w:r>
+      <w:proofErr w:type="spellEnd"/>
+      <w:r>
+        <w:rPr>
+          <w:sz w:val="28"/>
+          <w:szCs w:val="28"/>
+          <w:lang w:val="uk-UA"/>
+        </w:rPr>
+        <w:t xml:space="preserve"> оператор IN допоміг відібрати поліси за кількома тарифами, а оператор LIKE дозволив вибрати міста з таблиці </w:t>
+      </w:r>
+      <w:proofErr w:type="spellStart"/>
+      <w:r>
+        <w:rPr>
+          <w:sz w:val="28"/>
+          <w:szCs w:val="28"/>
+          <w:lang w:val="uk-UA"/>
+        </w:rPr>
+        <w:t>office_city</w:t>
+      </w:r>
+      <w:proofErr w:type="spellEnd"/>
+      <w:r>
+        <w:rPr>
+          <w:sz w:val="28"/>
+          <w:szCs w:val="28"/>
+          <w:lang w:val="uk-UA"/>
+        </w:rPr>
+        <w:t>, назви яких починаються на певні літери.</w:t>
       </w:r>
     </w:p>
     <w:p>
@@ -19188,7 +23367,25 @@
           <w:szCs w:val="28"/>
           <w:lang w:val="uk-UA"/>
         </w:rPr>
-        <w:t>Важливою частиною лабораторної роботи стало використання агрегатних функцій, які дозволяють здійснювати розрахунки над групами даних. У таблиці policy було використано функцію COUNT для підрахунку кількості</w:t>
+        <w:t xml:space="preserve">Важливою частиною лабораторної роботи стало використання агрегатних функцій, які дозволяють здійснювати розрахунки над групами даних. У таблиці </w:t>
+      </w:r>
+      <w:proofErr w:type="spellStart"/>
+      <w:r>
+        <w:rPr>
+          <w:sz w:val="28"/>
+          <w:szCs w:val="28"/>
+          <w:lang w:val="uk-UA"/>
+        </w:rPr>
+        <w:t>policy</w:t>
+      </w:r>
+      <w:proofErr w:type="spellEnd"/>
+      <w:r>
+        <w:rPr>
+          <w:sz w:val="28"/>
+          <w:szCs w:val="28"/>
+          <w:lang w:val="uk-UA"/>
+        </w:rPr>
+        <w:t xml:space="preserve"> було використано функцію COUNT для підрахунку кількості</w:t>
       </w:r>
       <w:r>
         <w:rPr>
@@ -21052,6 +25249,7 @@
   <w:style w:type="character" w:default="1" w:styleId="a0">
     <w:name w:val="Default Paragraph Font"/>
     <w:uiPriority w:val="1"/>
+    <w:semiHidden/>
     <w:unhideWhenUsed/>
   </w:style>
   <w:style w:type="table" w:default="1" w:styleId="a1">
